--- a/2nd Semester/Notes/Big Data/CompleteBigDataNotes.docx
+++ b/2nd Semester/Notes/Big Data/CompleteBigDataNotes.docx
@@ -65,7 +65,7 @@
       <w:pPr>
         <w:numPr>
           <w:ilvl w:val="0"/>
-          <w:numId w:val="17"/>
+          <w:numId w:val="2"/>
         </w:numPr>
         <w:spacing w:before="100" w:beforeAutospacing="1" w:after="100" w:afterAutospacing="1" w:line="240" w:lineRule="auto"/>
         <w:rPr>
@@ -93,7 +93,7 @@
       <w:pPr>
         <w:numPr>
           <w:ilvl w:val="0"/>
-          <w:numId w:val="17"/>
+          <w:numId w:val="2"/>
         </w:numPr>
         <w:spacing w:before="100" w:beforeAutospacing="1" w:after="100" w:afterAutospacing="1" w:line="240" w:lineRule="auto"/>
         <w:rPr>
@@ -121,7 +121,7 @@
       <w:pPr>
         <w:numPr>
           <w:ilvl w:val="0"/>
-          <w:numId w:val="17"/>
+          <w:numId w:val="2"/>
         </w:numPr>
         <w:spacing w:before="100" w:beforeAutospacing="1" w:after="100" w:afterAutospacing="1" w:line="240" w:lineRule="auto"/>
         <w:rPr>
@@ -149,7 +149,7 @@
       <w:pPr>
         <w:numPr>
           <w:ilvl w:val="0"/>
-          <w:numId w:val="17"/>
+          <w:numId w:val="2"/>
         </w:numPr>
         <w:spacing w:before="100" w:beforeAutospacing="1" w:after="100" w:afterAutospacing="1" w:line="240" w:lineRule="auto"/>
         <w:rPr>
@@ -177,7 +177,7 @@
       <w:pPr>
         <w:numPr>
           <w:ilvl w:val="0"/>
-          <w:numId w:val="17"/>
+          <w:numId w:val="2"/>
         </w:numPr>
         <w:spacing w:before="100" w:beforeAutospacing="1" w:after="100" w:afterAutospacing="1" w:line="240" w:lineRule="auto"/>
         <w:rPr>
@@ -249,7 +249,7 @@
       <w:pPr>
         <w:numPr>
           <w:ilvl w:val="0"/>
-          <w:numId w:val="18"/>
+          <w:numId w:val="3"/>
         </w:numPr>
         <w:spacing w:before="100" w:beforeAutospacing="1" w:after="100" w:afterAutospacing="1" w:line="240" w:lineRule="auto"/>
         <w:rPr>
@@ -277,7 +277,7 @@
       <w:pPr>
         <w:numPr>
           <w:ilvl w:val="0"/>
-          <w:numId w:val="18"/>
+          <w:numId w:val="3"/>
         </w:numPr>
         <w:spacing w:before="100" w:beforeAutospacing="1" w:after="100" w:afterAutospacing="1" w:line="240" w:lineRule="auto"/>
         <w:rPr>
@@ -305,7 +305,7 @@
       <w:pPr>
         <w:numPr>
           <w:ilvl w:val="0"/>
-          <w:numId w:val="18"/>
+          <w:numId w:val="3"/>
         </w:numPr>
         <w:spacing w:before="100" w:beforeAutospacing="1" w:after="100" w:afterAutospacing="1" w:line="240" w:lineRule="auto"/>
         <w:rPr>
@@ -333,7 +333,7 @@
       <w:pPr>
         <w:numPr>
           <w:ilvl w:val="0"/>
-          <w:numId w:val="18"/>
+          <w:numId w:val="3"/>
         </w:numPr>
         <w:spacing w:before="100" w:beforeAutospacing="1" w:after="100" w:afterAutospacing="1" w:line="240" w:lineRule="auto"/>
         <w:rPr>
@@ -361,7 +361,7 @@
       <w:pPr>
         <w:numPr>
           <w:ilvl w:val="0"/>
-          <w:numId w:val="18"/>
+          <w:numId w:val="3"/>
         </w:numPr>
         <w:spacing w:before="100" w:beforeAutospacing="1" w:after="100" w:afterAutospacing="1" w:line="240" w:lineRule="auto"/>
         <w:rPr>
@@ -389,7 +389,7 @@
       <w:pPr>
         <w:numPr>
           <w:ilvl w:val="0"/>
-          <w:numId w:val="18"/>
+          <w:numId w:val="3"/>
         </w:numPr>
         <w:spacing w:before="100" w:beforeAutospacing="1" w:after="100" w:afterAutospacing="1" w:line="240" w:lineRule="auto"/>
         <w:rPr>
@@ -417,7 +417,7 @@
       <w:pPr>
         <w:numPr>
           <w:ilvl w:val="0"/>
-          <w:numId w:val="18"/>
+          <w:numId w:val="3"/>
         </w:numPr>
         <w:spacing w:before="100" w:beforeAutospacing="1" w:after="100" w:afterAutospacing="1" w:line="240" w:lineRule="auto"/>
         <w:rPr>
@@ -474,7 +474,7 @@
       <w:pPr>
         <w:numPr>
           <w:ilvl w:val="0"/>
-          <w:numId w:val="19"/>
+          <w:numId w:val="4"/>
         </w:numPr>
         <w:spacing w:before="100" w:beforeAutospacing="1" w:after="100" w:afterAutospacing="1" w:line="240" w:lineRule="auto"/>
         <w:rPr>
@@ -502,7 +502,7 @@
       <w:pPr>
         <w:numPr>
           <w:ilvl w:val="0"/>
-          <w:numId w:val="19"/>
+          <w:numId w:val="4"/>
         </w:numPr>
         <w:spacing w:before="100" w:beforeAutospacing="1" w:after="100" w:afterAutospacing="1" w:line="240" w:lineRule="auto"/>
         <w:rPr>
@@ -530,7 +530,7 @@
       <w:pPr>
         <w:numPr>
           <w:ilvl w:val="0"/>
-          <w:numId w:val="19"/>
+          <w:numId w:val="4"/>
         </w:numPr>
         <w:spacing w:before="100" w:beforeAutospacing="1" w:after="100" w:afterAutospacing="1" w:line="240" w:lineRule="auto"/>
         <w:rPr>
@@ -558,7 +558,7 @@
       <w:pPr>
         <w:numPr>
           <w:ilvl w:val="0"/>
-          <w:numId w:val="19"/>
+          <w:numId w:val="4"/>
         </w:numPr>
         <w:spacing w:before="100" w:beforeAutospacing="1" w:after="100" w:afterAutospacing="1" w:line="240" w:lineRule="auto"/>
         <w:rPr>
@@ -586,7 +586,7 @@
       <w:pPr>
         <w:numPr>
           <w:ilvl w:val="0"/>
-          <w:numId w:val="19"/>
+          <w:numId w:val="4"/>
         </w:numPr>
         <w:spacing w:before="100" w:beforeAutospacing="1" w:after="100" w:afterAutospacing="1" w:line="240" w:lineRule="auto"/>
         <w:rPr>
@@ -614,7 +614,7 @@
       <w:pPr>
         <w:numPr>
           <w:ilvl w:val="0"/>
-          <w:numId w:val="19"/>
+          <w:numId w:val="4"/>
         </w:numPr>
         <w:spacing w:before="100" w:beforeAutospacing="1" w:after="100" w:afterAutospacing="1" w:line="240" w:lineRule="auto"/>
         <w:rPr>
@@ -671,7 +671,7 @@
       <w:pPr>
         <w:numPr>
           <w:ilvl w:val="0"/>
-          <w:numId w:val="20"/>
+          <w:numId w:val="5"/>
         </w:numPr>
         <w:spacing w:before="100" w:beforeAutospacing="1" w:after="100" w:afterAutospacing="1" w:line="240" w:lineRule="auto"/>
         <w:rPr>
@@ -699,7 +699,7 @@
       <w:pPr>
         <w:numPr>
           <w:ilvl w:val="0"/>
-          <w:numId w:val="20"/>
+          <w:numId w:val="5"/>
         </w:numPr>
         <w:spacing w:before="100" w:beforeAutospacing="1" w:after="100" w:afterAutospacing="1" w:line="240" w:lineRule="auto"/>
         <w:rPr>
@@ -727,7 +727,7 @@
       <w:pPr>
         <w:numPr>
           <w:ilvl w:val="0"/>
-          <w:numId w:val="20"/>
+          <w:numId w:val="5"/>
         </w:numPr>
         <w:spacing w:before="100" w:beforeAutospacing="1" w:after="100" w:afterAutospacing="1" w:line="240" w:lineRule="auto"/>
         <w:rPr>
@@ -755,7 +755,7 @@
       <w:pPr>
         <w:numPr>
           <w:ilvl w:val="0"/>
-          <w:numId w:val="20"/>
+          <w:numId w:val="5"/>
         </w:numPr>
         <w:spacing w:before="100" w:beforeAutospacing="1" w:after="100" w:afterAutospacing="1" w:line="240" w:lineRule="auto"/>
         <w:rPr>
@@ -823,7 +823,7 @@
       <w:pPr>
         <w:numPr>
           <w:ilvl w:val="0"/>
-          <w:numId w:val="21"/>
+          <w:numId w:val="6"/>
         </w:numPr>
         <w:spacing w:before="100" w:beforeAutospacing="1" w:after="100" w:afterAutospacing="1" w:line="240" w:lineRule="auto"/>
         <w:rPr>
@@ -851,7 +851,7 @@
       <w:pPr>
         <w:numPr>
           <w:ilvl w:val="0"/>
-          <w:numId w:val="21"/>
+          <w:numId w:val="6"/>
         </w:numPr>
         <w:spacing w:before="100" w:beforeAutospacing="1" w:after="100" w:afterAutospacing="1" w:line="240" w:lineRule="auto"/>
         <w:rPr>
@@ -927,7 +927,7 @@
       <w:pPr>
         <w:numPr>
           <w:ilvl w:val="0"/>
-          <w:numId w:val="21"/>
+          <w:numId w:val="6"/>
         </w:numPr>
         <w:spacing w:before="100" w:beforeAutospacing="1" w:after="100" w:afterAutospacing="1" w:line="240" w:lineRule="auto"/>
         <w:rPr>
@@ -955,7 +955,7 @@
       <w:pPr>
         <w:numPr>
           <w:ilvl w:val="0"/>
-          <w:numId w:val="21"/>
+          <w:numId w:val="6"/>
         </w:numPr>
         <w:spacing w:before="100" w:beforeAutospacing="1" w:after="100" w:afterAutospacing="1" w:line="240" w:lineRule="auto"/>
         <w:rPr>
@@ -1031,7 +1031,7 @@
       <w:pPr>
         <w:numPr>
           <w:ilvl w:val="0"/>
-          <w:numId w:val="21"/>
+          <w:numId w:val="6"/>
         </w:numPr>
         <w:spacing w:before="100" w:beforeAutospacing="1" w:after="100" w:afterAutospacing="1" w:line="240" w:lineRule="auto"/>
         <w:rPr>
@@ -1088,7 +1088,7 @@
       <w:pPr>
         <w:numPr>
           <w:ilvl w:val="0"/>
-          <w:numId w:val="22"/>
+          <w:numId w:val="7"/>
         </w:numPr>
         <w:spacing w:before="100" w:beforeAutospacing="1" w:after="100" w:afterAutospacing="1" w:line="240" w:lineRule="auto"/>
         <w:rPr>
@@ -1153,7 +1153,7 @@
       <w:pPr>
         <w:numPr>
           <w:ilvl w:val="0"/>
-          <w:numId w:val="23"/>
+          <w:numId w:val="8"/>
         </w:numPr>
         <w:spacing w:before="100" w:beforeAutospacing="1" w:after="100" w:afterAutospacing="1" w:line="240" w:lineRule="auto"/>
         <w:rPr>
@@ -1205,7 +1205,7 @@
       <w:pPr>
         <w:numPr>
           <w:ilvl w:val="0"/>
-          <w:numId w:val="23"/>
+          <w:numId w:val="8"/>
         </w:numPr>
         <w:spacing w:before="100" w:beforeAutospacing="1" w:after="100" w:afterAutospacing="1" w:line="240" w:lineRule="auto"/>
         <w:rPr>
@@ -1239,6 +1239,14 @@
     </w:p>
     <w:p>
       <w:pPr>
+        <w:rPr>
+          <w:b/>
+          <w:bCs/>
+        </w:rPr>
+      </w:pPr>
+    </w:p>
+    <w:p>
+      <w:pPr>
         <w:jc w:val="center"/>
         <w:rPr>
           <w:b/>
@@ -1256,6 +1264,7 @@
           <w:lang w:eastAsia="en-IN"/>
           <w14:ligatures w14:val="none"/>
         </w:rPr>
+        <w:lastRenderedPageBreak/>
         <w:t>Fundamentals of Big Data</w:t>
       </w:r>
     </w:p>
@@ -1285,7 +1294,6 @@
           <w:lang w:eastAsia="en-IN"/>
           <w14:ligatures w14:val="none"/>
         </w:rPr>
-        <w:lastRenderedPageBreak/>
         <w:t>1. Introduction to Big Data</w:t>
       </w:r>
     </w:p>
@@ -1379,7 +1387,7 @@
       <w:pPr>
         <w:numPr>
           <w:ilvl w:val="0"/>
-          <w:numId w:val="24"/>
+          <w:numId w:val="9"/>
         </w:numPr>
         <w:spacing w:before="100" w:beforeAutospacing="1" w:after="100" w:afterAutospacing="1" w:line="240" w:lineRule="auto"/>
         <w:rPr>
@@ -1407,7 +1415,7 @@
       <w:pPr>
         <w:numPr>
           <w:ilvl w:val="0"/>
-          <w:numId w:val="24"/>
+          <w:numId w:val="9"/>
         </w:numPr>
         <w:spacing w:before="100" w:beforeAutospacing="1" w:after="100" w:afterAutospacing="1" w:line="240" w:lineRule="auto"/>
         <w:rPr>
@@ -1435,7 +1443,7 @@
       <w:pPr>
         <w:numPr>
           <w:ilvl w:val="0"/>
-          <w:numId w:val="24"/>
+          <w:numId w:val="9"/>
         </w:numPr>
         <w:spacing w:before="100" w:beforeAutospacing="1" w:after="100" w:afterAutospacing="1" w:line="240" w:lineRule="auto"/>
         <w:rPr>
@@ -1500,7 +1508,7 @@
       <w:pPr>
         <w:numPr>
           <w:ilvl w:val="0"/>
-          <w:numId w:val="25"/>
+          <w:numId w:val="10"/>
         </w:numPr>
         <w:spacing w:before="100" w:beforeAutospacing="1" w:after="100" w:afterAutospacing="1" w:line="240" w:lineRule="auto"/>
         <w:rPr>
@@ -1528,7 +1536,7 @@
       <w:pPr>
         <w:numPr>
           <w:ilvl w:val="0"/>
-          <w:numId w:val="25"/>
+          <w:numId w:val="10"/>
         </w:numPr>
         <w:spacing w:before="100" w:beforeAutospacing="1" w:after="100" w:afterAutospacing="1" w:line="240" w:lineRule="auto"/>
         <w:rPr>
@@ -1549,51 +1557,7 @@
           <w:lang w:eastAsia="en-IN"/>
           <w14:ligatures w14:val="none"/>
         </w:rPr>
-        <w:t xml:space="preserve">Retailers </w:t>
-      </w:r>
-      <w:r>
-        <w:rPr>
-          <w:rFonts w:ascii="Times New Roman" w:eastAsia="Times New Roman" w:hAnsi="Times New Roman" w:cs="Times New Roman"/>
-          <w:kern w:val="0"/>
-          <w:sz w:val="24"/>
-          <w:szCs w:val="24"/>
-          <w:lang w:eastAsia="en-IN"/>
-          <w14:ligatures w14:val="none"/>
-        </w:rPr>
-        <w:t>analyse</w:t>
-      </w:r>
-      <w:r>
-        <w:rPr>
-          <w:rFonts w:ascii="Times New Roman" w:eastAsia="Times New Roman" w:hAnsi="Times New Roman" w:cs="Times New Roman"/>
-          <w:kern w:val="0"/>
-          <w:sz w:val="24"/>
-          <w:szCs w:val="24"/>
-          <w:lang w:eastAsia="en-IN"/>
-          <w14:ligatures w14:val="none"/>
-        </w:rPr>
-        <w:t xml:space="preserve"> customer </w:t>
-      </w:r>
-      <w:r>
-        <w:rPr>
-          <w:rFonts w:ascii="Times New Roman" w:eastAsia="Times New Roman" w:hAnsi="Times New Roman" w:cs="Times New Roman"/>
-          <w:kern w:val="0"/>
-          <w:sz w:val="24"/>
-          <w:szCs w:val="24"/>
-          <w:lang w:eastAsia="en-IN"/>
-          <w14:ligatures w14:val="none"/>
-        </w:rPr>
-        <w:t>behaviour</w:t>
-      </w:r>
-      <w:r>
-        <w:rPr>
-          <w:rFonts w:ascii="Times New Roman" w:eastAsia="Times New Roman" w:hAnsi="Times New Roman" w:cs="Times New Roman"/>
-          <w:kern w:val="0"/>
-          <w:sz w:val="24"/>
-          <w:szCs w:val="24"/>
-          <w:lang w:eastAsia="en-IN"/>
-          <w14:ligatures w14:val="none"/>
-        </w:rPr>
-        <w:t xml:space="preserve"> patterns from clickstream data.</w:t>
+        <w:t>Retailers analyse customer behaviour patterns from clickstream data.</w:t>
       </w:r>
     </w:p>
     <w:p>
@@ -2297,6 +2261,7 @@
           <w:lang w:eastAsia="en-IN"/>
           <w14:ligatures w14:val="none"/>
         </w:rPr>
+        <w:lastRenderedPageBreak/>
         <w:t>3. Google File System (GFS)</w:t>
       </w:r>
     </w:p>
@@ -2321,7 +2286,6 @@
           <w:lang w:eastAsia="en-IN"/>
           <w14:ligatures w14:val="none"/>
         </w:rPr>
-        <w:lastRenderedPageBreak/>
         <w:t>📄</w:t>
       </w:r>
       <w:r>
@@ -2439,7 +2403,7 @@
       <w:pPr>
         <w:numPr>
           <w:ilvl w:val="0"/>
-          <w:numId w:val="26"/>
+          <w:numId w:val="11"/>
         </w:numPr>
         <w:spacing w:before="100" w:beforeAutospacing="1" w:after="100" w:afterAutospacing="1" w:line="240" w:lineRule="auto"/>
         <w:rPr>
@@ -2480,7 +2444,7 @@
       <w:pPr>
         <w:numPr>
           <w:ilvl w:val="0"/>
-          <w:numId w:val="26"/>
+          <w:numId w:val="11"/>
         </w:numPr>
         <w:spacing w:before="100" w:beforeAutospacing="1" w:after="100" w:afterAutospacing="1" w:line="240" w:lineRule="auto"/>
         <w:rPr>
@@ -2545,7 +2509,7 @@
       <w:pPr>
         <w:numPr>
           <w:ilvl w:val="0"/>
-          <w:numId w:val="26"/>
+          <w:numId w:val="11"/>
         </w:numPr>
         <w:spacing w:before="100" w:beforeAutospacing="1" w:after="100" w:afterAutospacing="1" w:line="240" w:lineRule="auto"/>
         <w:rPr>
@@ -2586,7 +2550,7 @@
       <w:pPr>
         <w:numPr>
           <w:ilvl w:val="0"/>
-          <w:numId w:val="26"/>
+          <w:numId w:val="11"/>
         </w:numPr>
         <w:spacing w:before="100" w:beforeAutospacing="1" w:after="100" w:afterAutospacing="1" w:line="240" w:lineRule="auto"/>
         <w:jc w:val="center"/>
@@ -2911,7 +2875,7 @@
       <w:pPr>
         <w:numPr>
           <w:ilvl w:val="0"/>
-          <w:numId w:val="27"/>
+          <w:numId w:val="12"/>
         </w:numPr>
         <w:spacing w:before="100" w:beforeAutospacing="1" w:after="100" w:afterAutospacing="1" w:line="240" w:lineRule="auto"/>
         <w:rPr>
@@ -2952,7 +2916,7 @@
       <w:pPr>
         <w:numPr>
           <w:ilvl w:val="0"/>
-          <w:numId w:val="27"/>
+          <w:numId w:val="12"/>
         </w:numPr>
         <w:spacing w:before="100" w:beforeAutospacing="1" w:after="100" w:afterAutospacing="1" w:line="240" w:lineRule="auto"/>
         <w:rPr>
@@ -2993,7 +2957,7 @@
       <w:pPr>
         <w:numPr>
           <w:ilvl w:val="0"/>
-          <w:numId w:val="27"/>
+          <w:numId w:val="12"/>
         </w:numPr>
         <w:spacing w:before="100" w:beforeAutospacing="1" w:after="100" w:afterAutospacing="1" w:line="240" w:lineRule="auto"/>
         <w:rPr>
@@ -3071,7 +3035,7 @@
       <w:pPr>
         <w:numPr>
           <w:ilvl w:val="0"/>
-          <w:numId w:val="28"/>
+          <w:numId w:val="13"/>
         </w:numPr>
         <w:spacing w:before="100" w:beforeAutospacing="1" w:after="100" w:afterAutospacing="1" w:line="240" w:lineRule="auto"/>
         <w:rPr>
@@ -3145,7 +3109,7 @@
       <w:pPr>
         <w:numPr>
           <w:ilvl w:val="0"/>
-          <w:numId w:val="28"/>
+          <w:numId w:val="13"/>
         </w:numPr>
         <w:spacing w:before="100" w:beforeAutospacing="1" w:after="100" w:afterAutospacing="1" w:line="240" w:lineRule="auto"/>
         <w:rPr>
@@ -3256,7 +3220,7 @@
       <w:pPr>
         <w:numPr>
           <w:ilvl w:val="0"/>
-          <w:numId w:val="29"/>
+          <w:numId w:val="14"/>
         </w:numPr>
         <w:spacing w:before="100" w:beforeAutospacing="1" w:after="100" w:afterAutospacing="1" w:line="240" w:lineRule="auto"/>
         <w:rPr>
@@ -3277,6 +3241,7 @@
           <w:lang w:eastAsia="en-IN"/>
           <w14:ligatures w14:val="none"/>
         </w:rPr>
+        <w:lastRenderedPageBreak/>
         <w:t>Scalable and parallel.</w:t>
       </w:r>
     </w:p>
@@ -3284,7 +3249,7 @@
       <w:pPr>
         <w:numPr>
           <w:ilvl w:val="0"/>
-          <w:numId w:val="29"/>
+          <w:numId w:val="14"/>
         </w:numPr>
         <w:spacing w:before="100" w:beforeAutospacing="1" w:after="100" w:afterAutospacing="1" w:line="240" w:lineRule="auto"/>
         <w:rPr>
@@ -3305,7 +3270,6 @@
           <w:lang w:eastAsia="en-IN"/>
           <w14:ligatures w14:val="none"/>
         </w:rPr>
-        <w:lastRenderedPageBreak/>
         <w:t>Fault-tolerant.</w:t>
       </w:r>
     </w:p>
@@ -3313,7 +3277,7 @@
       <w:pPr>
         <w:numPr>
           <w:ilvl w:val="0"/>
-          <w:numId w:val="29"/>
+          <w:numId w:val="14"/>
         </w:numPr>
         <w:spacing w:before="100" w:beforeAutospacing="1" w:after="100" w:afterAutospacing="1" w:line="240" w:lineRule="auto"/>
         <w:rPr>
@@ -3617,7 +3581,7 @@
       <w:pPr>
         <w:numPr>
           <w:ilvl w:val="0"/>
-          <w:numId w:val="30"/>
+          <w:numId w:val="15"/>
         </w:numPr>
         <w:spacing w:before="100" w:beforeAutospacing="1" w:after="100" w:afterAutospacing="1" w:line="240" w:lineRule="auto"/>
         <w:rPr>
@@ -3658,7 +3622,7 @@
       <w:pPr>
         <w:numPr>
           <w:ilvl w:val="0"/>
-          <w:numId w:val="30"/>
+          <w:numId w:val="15"/>
         </w:numPr>
         <w:spacing w:before="100" w:beforeAutospacing="1" w:after="100" w:afterAutospacing="1" w:line="240" w:lineRule="auto"/>
         <w:rPr>
@@ -3699,7 +3663,7 @@
       <w:pPr>
         <w:numPr>
           <w:ilvl w:val="0"/>
-          <w:numId w:val="30"/>
+          <w:numId w:val="15"/>
         </w:numPr>
         <w:spacing w:before="100" w:beforeAutospacing="1" w:after="100" w:afterAutospacing="1" w:line="240" w:lineRule="auto"/>
         <w:rPr>
@@ -4102,7 +4066,7 @@
       <w:pPr>
         <w:numPr>
           <w:ilvl w:val="0"/>
-          <w:numId w:val="31"/>
+          <w:numId w:val="16"/>
         </w:numPr>
         <w:spacing w:before="100" w:beforeAutospacing="1" w:after="100" w:afterAutospacing="1" w:line="240" w:lineRule="auto"/>
         <w:rPr>
@@ -4130,7 +4094,7 @@
       <w:pPr>
         <w:numPr>
           <w:ilvl w:val="0"/>
-          <w:numId w:val="31"/>
+          <w:numId w:val="16"/>
         </w:numPr>
         <w:spacing w:before="100" w:beforeAutospacing="1" w:after="100" w:afterAutospacing="1" w:line="240" w:lineRule="auto"/>
         <w:rPr>
@@ -4158,7 +4122,7 @@
       <w:pPr>
         <w:numPr>
           <w:ilvl w:val="0"/>
-          <w:numId w:val="31"/>
+          <w:numId w:val="16"/>
         </w:numPr>
         <w:spacing w:before="100" w:beforeAutospacing="1" w:after="100" w:afterAutospacing="1" w:line="240" w:lineRule="auto"/>
         <w:rPr>
@@ -4408,7 +4372,7 @@
       <w:pPr>
         <w:numPr>
           <w:ilvl w:val="0"/>
-          <w:numId w:val="32"/>
+          <w:numId w:val="17"/>
         </w:numPr>
         <w:spacing w:before="100" w:beforeAutospacing="1" w:after="100" w:afterAutospacing="1" w:line="240" w:lineRule="auto"/>
         <w:rPr>
@@ -4449,7 +4413,7 @@
       <w:pPr>
         <w:numPr>
           <w:ilvl w:val="0"/>
-          <w:numId w:val="32"/>
+          <w:numId w:val="17"/>
         </w:numPr>
         <w:spacing w:before="100" w:beforeAutospacing="1" w:after="100" w:afterAutospacing="1" w:line="240" w:lineRule="auto"/>
         <w:rPr>
@@ -4490,7 +4454,7 @@
       <w:pPr>
         <w:numPr>
           <w:ilvl w:val="0"/>
-          <w:numId w:val="32"/>
+          <w:numId w:val="17"/>
         </w:numPr>
         <w:spacing w:before="100" w:beforeAutospacing="1" w:after="100" w:afterAutospacing="1" w:line="240" w:lineRule="auto"/>
         <w:rPr>
@@ -4531,7 +4495,7 @@
       <w:pPr>
         <w:numPr>
           <w:ilvl w:val="0"/>
-          <w:numId w:val="32"/>
+          <w:numId w:val="17"/>
         </w:numPr>
         <w:spacing w:before="100" w:beforeAutospacing="1" w:after="100" w:afterAutospacing="1" w:line="240" w:lineRule="auto"/>
         <w:rPr>
@@ -4800,7 +4764,7 @@
       <w:pPr>
         <w:numPr>
           <w:ilvl w:val="0"/>
-          <w:numId w:val="33"/>
+          <w:numId w:val="18"/>
         </w:numPr>
         <w:spacing w:before="100" w:beforeAutospacing="1" w:after="100" w:afterAutospacing="1" w:line="240" w:lineRule="auto"/>
         <w:rPr>
@@ -4841,7 +4805,7 @@
       <w:pPr>
         <w:numPr>
           <w:ilvl w:val="0"/>
-          <w:numId w:val="33"/>
+          <w:numId w:val="18"/>
         </w:numPr>
         <w:spacing w:before="100" w:beforeAutospacing="1" w:after="100" w:afterAutospacing="1" w:line="240" w:lineRule="auto"/>
         <w:rPr>
@@ -4882,7 +4846,7 @@
       <w:pPr>
         <w:numPr>
           <w:ilvl w:val="0"/>
-          <w:numId w:val="33"/>
+          <w:numId w:val="18"/>
         </w:numPr>
         <w:spacing w:before="100" w:beforeAutospacing="1" w:after="100" w:afterAutospacing="1" w:line="240" w:lineRule="auto"/>
         <w:rPr>
@@ -4925,7 +4889,7 @@
       <w:pPr>
         <w:numPr>
           <w:ilvl w:val="0"/>
-          <w:numId w:val="33"/>
+          <w:numId w:val="18"/>
         </w:numPr>
         <w:spacing w:before="100" w:beforeAutospacing="1" w:after="100" w:afterAutospacing="1" w:line="240" w:lineRule="auto"/>
         <w:rPr>
@@ -5005,7 +4969,7 @@
       <w:pPr>
         <w:numPr>
           <w:ilvl w:val="0"/>
-          <w:numId w:val="34"/>
+          <w:numId w:val="19"/>
         </w:numPr>
         <w:spacing w:before="100" w:beforeAutospacing="1" w:after="100" w:afterAutospacing="1" w:line="240" w:lineRule="auto"/>
         <w:rPr>
@@ -5033,7 +4997,7 @@
       <w:pPr>
         <w:numPr>
           <w:ilvl w:val="0"/>
-          <w:numId w:val="34"/>
+          <w:numId w:val="19"/>
         </w:numPr>
         <w:spacing w:before="100" w:beforeAutospacing="1" w:after="100" w:afterAutospacing="1" w:line="240" w:lineRule="auto"/>
         <w:rPr>
@@ -5061,7 +5025,7 @@
       <w:pPr>
         <w:numPr>
           <w:ilvl w:val="0"/>
-          <w:numId w:val="34"/>
+          <w:numId w:val="19"/>
         </w:numPr>
         <w:spacing w:before="100" w:beforeAutospacing="1" w:after="100" w:afterAutospacing="1" w:line="240" w:lineRule="auto"/>
         <w:rPr>
@@ -5299,7 +5263,7 @@
       <w:pPr>
         <w:numPr>
           <w:ilvl w:val="0"/>
-          <w:numId w:val="35"/>
+          <w:numId w:val="20"/>
         </w:numPr>
         <w:spacing w:before="100" w:beforeAutospacing="1" w:after="100" w:afterAutospacing="1" w:line="240" w:lineRule="auto"/>
         <w:rPr>
@@ -5342,7 +5306,7 @@
       <w:pPr>
         <w:numPr>
           <w:ilvl w:val="0"/>
-          <w:numId w:val="35"/>
+          <w:numId w:val="20"/>
         </w:numPr>
         <w:spacing w:before="100" w:beforeAutospacing="1" w:after="100" w:afterAutospacing="1" w:line="240" w:lineRule="auto"/>
         <w:rPr>
@@ -5409,7 +5373,7 @@
       <w:pPr>
         <w:numPr>
           <w:ilvl w:val="0"/>
-          <w:numId w:val="35"/>
+          <w:numId w:val="20"/>
         </w:numPr>
         <w:spacing w:before="100" w:beforeAutospacing="1" w:after="100" w:afterAutospacing="1" w:line="240" w:lineRule="auto"/>
         <w:rPr>
@@ -5450,7 +5414,7 @@
       <w:pPr>
         <w:numPr>
           <w:ilvl w:val="0"/>
-          <w:numId w:val="35"/>
+          <w:numId w:val="20"/>
         </w:numPr>
         <w:spacing w:before="100" w:beforeAutospacing="1" w:after="100" w:afterAutospacing="1" w:line="240" w:lineRule="auto"/>
         <w:rPr>
@@ -5718,7 +5682,7 @@
           <w14:ligatures w14:val="none"/>
         </w:rPr>
         <w:pict>
-          <v:rect id="_x0000_i1172" style="width:0;height:1.5pt" o:hralign="center" o:hrstd="t" o:hr="t" fillcolor="#a0a0a0" stroked="f"/>
+          <v:rect id="_x0000_i1025" style="width:0;height:1.5pt" o:hralign="center" o:hrstd="t" o:hr="t" fillcolor="#a0a0a0" stroked="f"/>
         </w:pict>
       </w:r>
     </w:p>
@@ -5841,7 +5805,7 @@
       <w:pPr>
         <w:numPr>
           <w:ilvl w:val="0"/>
-          <w:numId w:val="36"/>
+          <w:numId w:val="21"/>
         </w:numPr>
         <w:spacing w:before="100" w:beforeAutospacing="1" w:after="100" w:afterAutospacing="1" w:line="240" w:lineRule="auto"/>
         <w:rPr>
@@ -5897,7 +5861,7 @@
       <w:pPr>
         <w:numPr>
           <w:ilvl w:val="0"/>
-          <w:numId w:val="36"/>
+          <w:numId w:val="21"/>
         </w:numPr>
         <w:spacing w:before="100" w:beforeAutospacing="1" w:after="100" w:afterAutospacing="1" w:line="240" w:lineRule="auto"/>
         <w:rPr>
@@ -5953,7 +5917,7 @@
       <w:pPr>
         <w:numPr>
           <w:ilvl w:val="0"/>
-          <w:numId w:val="36"/>
+          <w:numId w:val="21"/>
         </w:numPr>
         <w:spacing w:before="100" w:beforeAutospacing="1" w:after="100" w:afterAutospacing="1" w:line="240" w:lineRule="auto"/>
         <w:rPr>
@@ -6009,7 +5973,7 @@
       <w:pPr>
         <w:numPr>
           <w:ilvl w:val="0"/>
-          <w:numId w:val="36"/>
+          <w:numId w:val="21"/>
         </w:numPr>
         <w:spacing w:before="100" w:beforeAutospacing="1" w:after="100" w:afterAutospacing="1" w:line="240" w:lineRule="auto"/>
         <w:rPr>
@@ -6215,7 +6179,7 @@
       <w:pPr>
         <w:numPr>
           <w:ilvl w:val="0"/>
-          <w:numId w:val="37"/>
+          <w:numId w:val="22"/>
         </w:numPr>
         <w:spacing w:before="100" w:beforeAutospacing="1" w:after="100" w:afterAutospacing="1" w:line="240" w:lineRule="auto"/>
         <w:rPr>
@@ -6245,7 +6209,7 @@
       <w:pPr>
         <w:numPr>
           <w:ilvl w:val="0"/>
-          <w:numId w:val="37"/>
+          <w:numId w:val="22"/>
         </w:numPr>
         <w:spacing w:before="100" w:beforeAutospacing="1" w:after="100" w:afterAutospacing="1" w:line="240" w:lineRule="auto"/>
         <w:rPr>
@@ -6275,7 +6239,7 @@
       <w:pPr>
         <w:numPr>
           <w:ilvl w:val="0"/>
-          <w:numId w:val="37"/>
+          <w:numId w:val="22"/>
         </w:numPr>
         <w:spacing w:before="100" w:beforeAutospacing="1" w:after="100" w:afterAutospacing="1" w:line="240" w:lineRule="auto"/>
         <w:rPr>
@@ -6939,7 +6903,7 @@
           <w14:ligatures w14:val="none"/>
         </w:rPr>
         <w:pict>
-          <v:rect id="_x0000_i1173" style="width:0;height:1.5pt" o:hralign="center" o:hrstd="t" o:hr="t" fillcolor="#a0a0a0" stroked="f"/>
+          <v:rect id="_x0000_i1026" style="width:0;height:1.5pt" o:hralign="center" o:hrstd="t" o:hr="t" fillcolor="#a0a0a0" stroked="f"/>
         </w:pict>
       </w:r>
     </w:p>
@@ -7005,7 +6969,7 @@
       <w:pPr>
         <w:numPr>
           <w:ilvl w:val="0"/>
-          <w:numId w:val="38"/>
+          <w:numId w:val="23"/>
         </w:numPr>
         <w:spacing w:before="100" w:beforeAutospacing="1" w:after="100" w:afterAutospacing="1" w:line="240" w:lineRule="auto"/>
         <w:rPr>
@@ -7046,7 +7010,7 @@
       <w:pPr>
         <w:numPr>
           <w:ilvl w:val="0"/>
-          <w:numId w:val="38"/>
+          <w:numId w:val="23"/>
         </w:numPr>
         <w:spacing w:before="100" w:beforeAutospacing="1" w:after="100" w:afterAutospacing="1" w:line="240" w:lineRule="auto"/>
         <w:rPr>
@@ -7087,7 +7051,7 @@
       <w:pPr>
         <w:numPr>
           <w:ilvl w:val="0"/>
-          <w:numId w:val="38"/>
+          <w:numId w:val="23"/>
         </w:numPr>
         <w:spacing w:before="100" w:beforeAutospacing="1" w:after="100" w:afterAutospacing="1" w:line="240" w:lineRule="auto"/>
         <w:rPr>
@@ -7128,7 +7092,7 @@
       <w:pPr>
         <w:numPr>
           <w:ilvl w:val="0"/>
-          <w:numId w:val="38"/>
+          <w:numId w:val="23"/>
         </w:numPr>
         <w:spacing w:before="100" w:beforeAutospacing="1" w:after="100" w:afterAutospacing="1" w:line="240" w:lineRule="auto"/>
         <w:rPr>
@@ -7377,7 +7341,7 @@
       <w:pPr>
         <w:numPr>
           <w:ilvl w:val="0"/>
-          <w:numId w:val="39"/>
+          <w:numId w:val="24"/>
         </w:numPr>
         <w:spacing w:before="100" w:beforeAutospacing="1" w:after="100" w:afterAutospacing="1" w:line="240" w:lineRule="auto"/>
         <w:rPr>
@@ -7455,7 +7419,7 @@
       <w:pPr>
         <w:numPr>
           <w:ilvl w:val="0"/>
-          <w:numId w:val="39"/>
+          <w:numId w:val="24"/>
         </w:numPr>
         <w:spacing w:before="100" w:beforeAutospacing="1" w:after="100" w:afterAutospacing="1" w:line="240" w:lineRule="auto"/>
         <w:rPr>
@@ -7483,7 +7447,7 @@
       <w:pPr>
         <w:numPr>
           <w:ilvl w:val="1"/>
-          <w:numId w:val="39"/>
+          <w:numId w:val="24"/>
         </w:numPr>
         <w:spacing w:before="100" w:beforeAutospacing="1" w:after="100" w:afterAutospacing="1" w:line="240" w:lineRule="auto"/>
         <w:rPr>
@@ -7511,7 +7475,7 @@
       <w:pPr>
         <w:numPr>
           <w:ilvl w:val="1"/>
-          <w:numId w:val="39"/>
+          <w:numId w:val="24"/>
         </w:numPr>
         <w:spacing w:before="100" w:beforeAutospacing="1" w:after="100" w:afterAutospacing="1" w:line="240" w:lineRule="auto"/>
         <w:rPr>
@@ -7539,7 +7503,7 @@
       <w:pPr>
         <w:numPr>
           <w:ilvl w:val="1"/>
-          <w:numId w:val="39"/>
+          <w:numId w:val="24"/>
         </w:numPr>
         <w:spacing w:before="100" w:beforeAutospacing="1" w:after="100" w:afterAutospacing="1" w:line="240" w:lineRule="auto"/>
         <w:rPr>
@@ -7778,7 +7742,7 @@
           <w14:ligatures w14:val="none"/>
         </w:rPr>
         <w:pict>
-          <v:rect id="_x0000_i1137" style="width:0;height:1.5pt" o:hralign="center" o:hrstd="t" o:hr="t" fillcolor="#a0a0a0" stroked="f"/>
+          <v:rect id="_x0000_i1027" style="width:0;height:1.5pt" o:hralign="center" o:hrstd="t" o:hr="t" fillcolor="#a0a0a0" stroked="f"/>
         </w:pict>
       </w:r>
     </w:p>
@@ -7815,7 +7779,7 @@
       <w:pPr>
         <w:numPr>
           <w:ilvl w:val="0"/>
-          <w:numId w:val="41"/>
+          <w:numId w:val="25"/>
         </w:numPr>
         <w:spacing w:before="100" w:beforeAutospacing="1" w:after="100" w:afterAutospacing="1" w:line="240" w:lineRule="auto"/>
         <w:rPr>
@@ -7880,7 +7844,7 @@
       <w:pPr>
         <w:numPr>
           <w:ilvl w:val="0"/>
-          <w:numId w:val="41"/>
+          <w:numId w:val="25"/>
         </w:numPr>
         <w:spacing w:before="100" w:beforeAutospacing="1" w:after="100" w:afterAutospacing="1" w:line="240" w:lineRule="auto"/>
         <w:rPr>
@@ -7921,7 +7885,7 @@
       <w:pPr>
         <w:numPr>
           <w:ilvl w:val="1"/>
-          <w:numId w:val="41"/>
+          <w:numId w:val="25"/>
         </w:numPr>
         <w:spacing w:before="100" w:beforeAutospacing="1" w:after="100" w:afterAutospacing="1" w:line="240" w:lineRule="auto"/>
         <w:rPr>
@@ -7949,7 +7913,7 @@
       <w:pPr>
         <w:numPr>
           <w:ilvl w:val="1"/>
-          <w:numId w:val="41"/>
+          <w:numId w:val="25"/>
         </w:numPr>
         <w:spacing w:before="100" w:beforeAutospacing="1" w:after="100" w:afterAutospacing="1" w:line="240" w:lineRule="auto"/>
         <w:rPr>
@@ -7977,7 +7941,7 @@
       <w:pPr>
         <w:numPr>
           <w:ilvl w:val="1"/>
-          <w:numId w:val="41"/>
+          <w:numId w:val="25"/>
         </w:numPr>
         <w:spacing w:before="100" w:beforeAutospacing="1" w:after="100" w:afterAutospacing="1" w:line="240" w:lineRule="auto"/>
         <w:rPr>
@@ -8005,7 +7969,7 @@
       <w:pPr>
         <w:numPr>
           <w:ilvl w:val="1"/>
-          <w:numId w:val="41"/>
+          <w:numId w:val="25"/>
         </w:numPr>
         <w:spacing w:before="100" w:beforeAutospacing="1" w:after="100" w:afterAutospacing="1" w:line="240" w:lineRule="auto"/>
         <w:rPr>
@@ -8033,7 +7997,7 @@
       <w:pPr>
         <w:numPr>
           <w:ilvl w:val="0"/>
-          <w:numId w:val="41"/>
+          <w:numId w:val="25"/>
         </w:numPr>
         <w:spacing w:before="100" w:beforeAutospacing="1" w:after="100" w:afterAutospacing="1" w:line="240" w:lineRule="auto"/>
         <w:rPr>
@@ -8074,7 +8038,7 @@
       <w:pPr>
         <w:numPr>
           <w:ilvl w:val="1"/>
-          <w:numId w:val="41"/>
+          <w:numId w:val="25"/>
         </w:numPr>
         <w:spacing w:before="100" w:beforeAutospacing="1" w:after="100" w:afterAutospacing="1" w:line="240" w:lineRule="auto"/>
         <w:rPr>
@@ -8102,7 +8066,7 @@
       <w:pPr>
         <w:numPr>
           <w:ilvl w:val="1"/>
-          <w:numId w:val="41"/>
+          <w:numId w:val="25"/>
         </w:numPr>
         <w:spacing w:before="100" w:beforeAutospacing="1" w:after="100" w:afterAutospacing="1" w:line="240" w:lineRule="auto"/>
         <w:rPr>
@@ -8148,7 +8112,7 @@
           <w14:ligatures w14:val="none"/>
         </w:rPr>
         <w:pict>
-          <v:rect id="_x0000_i1138" style="width:0;height:1.5pt" o:hralign="center" o:hrstd="t" o:hr="t" fillcolor="#a0a0a0" stroked="f"/>
+          <v:rect id="_x0000_i1028" style="width:0;height:1.5pt" o:hralign="center" o:hrstd="t" o:hr="t" fillcolor="#a0a0a0" stroked="f"/>
         </w:pict>
       </w:r>
     </w:p>
@@ -8271,7 +8235,7 @@
       <w:pPr>
         <w:numPr>
           <w:ilvl w:val="0"/>
-          <w:numId w:val="42"/>
+          <w:numId w:val="26"/>
         </w:numPr>
         <w:spacing w:before="100" w:beforeAutospacing="1" w:after="100" w:afterAutospacing="1" w:line="240" w:lineRule="auto"/>
         <w:rPr>
@@ -8299,7 +8263,7 @@
       <w:pPr>
         <w:numPr>
           <w:ilvl w:val="0"/>
-          <w:numId w:val="42"/>
+          <w:numId w:val="26"/>
         </w:numPr>
         <w:spacing w:before="100" w:beforeAutospacing="1" w:after="100" w:afterAutospacing="1" w:line="240" w:lineRule="auto"/>
         <w:rPr>
@@ -8327,7 +8291,7 @@
       <w:pPr>
         <w:numPr>
           <w:ilvl w:val="0"/>
-          <w:numId w:val="42"/>
+          <w:numId w:val="26"/>
         </w:numPr>
         <w:spacing w:before="100" w:beforeAutospacing="1" w:after="100" w:afterAutospacing="1" w:line="240" w:lineRule="auto"/>
         <w:rPr>
@@ -8355,7 +8319,7 @@
       <w:pPr>
         <w:numPr>
           <w:ilvl w:val="0"/>
-          <w:numId w:val="42"/>
+          <w:numId w:val="26"/>
         </w:numPr>
         <w:spacing w:before="100" w:beforeAutospacing="1" w:after="100" w:afterAutospacing="1" w:line="240" w:lineRule="auto"/>
         <w:rPr>
@@ -9087,7 +9051,7 @@
       <w:pPr>
         <w:numPr>
           <w:ilvl w:val="0"/>
-          <w:numId w:val="43"/>
+          <w:numId w:val="27"/>
         </w:numPr>
         <w:spacing w:before="100" w:beforeAutospacing="1" w:after="100" w:afterAutospacing="1" w:line="240" w:lineRule="auto"/>
         <w:rPr>
@@ -9141,7 +9105,7 @@
       <w:pPr>
         <w:numPr>
           <w:ilvl w:val="0"/>
-          <w:numId w:val="43"/>
+          <w:numId w:val="27"/>
         </w:numPr>
         <w:spacing w:before="100" w:beforeAutospacing="1" w:after="100" w:afterAutospacing="1" w:line="240" w:lineRule="auto"/>
         <w:rPr>
@@ -9182,7 +9146,7 @@
       <w:pPr>
         <w:numPr>
           <w:ilvl w:val="0"/>
-          <w:numId w:val="43"/>
+          <w:numId w:val="27"/>
         </w:numPr>
         <w:spacing w:before="100" w:beforeAutospacing="1" w:after="100" w:afterAutospacing="1" w:line="240" w:lineRule="auto"/>
         <w:rPr>
@@ -9223,7 +9187,7 @@
       <w:pPr>
         <w:numPr>
           <w:ilvl w:val="0"/>
-          <w:numId w:val="43"/>
+          <w:numId w:val="27"/>
         </w:numPr>
         <w:spacing w:before="100" w:beforeAutospacing="1" w:after="100" w:afterAutospacing="1" w:line="240" w:lineRule="auto"/>
         <w:rPr>
@@ -9301,7 +9265,7 @@
       <w:pPr>
         <w:numPr>
           <w:ilvl w:val="0"/>
-          <w:numId w:val="44"/>
+          <w:numId w:val="28"/>
         </w:numPr>
         <w:spacing w:before="100" w:beforeAutospacing="1" w:after="100" w:afterAutospacing="1" w:line="240" w:lineRule="auto"/>
         <w:rPr>
@@ -9329,7 +9293,7 @@
       <w:pPr>
         <w:numPr>
           <w:ilvl w:val="0"/>
-          <w:numId w:val="44"/>
+          <w:numId w:val="28"/>
         </w:numPr>
         <w:spacing w:before="100" w:beforeAutospacing="1" w:after="100" w:afterAutospacing="1" w:line="240" w:lineRule="auto"/>
         <w:rPr>
@@ -9357,7 +9321,7 @@
       <w:pPr>
         <w:numPr>
           <w:ilvl w:val="0"/>
-          <w:numId w:val="44"/>
+          <w:numId w:val="28"/>
         </w:numPr>
         <w:spacing w:before="100" w:beforeAutospacing="1" w:after="100" w:afterAutospacing="1" w:line="240" w:lineRule="auto"/>
         <w:rPr>
@@ -9385,7 +9349,7 @@
       <w:pPr>
         <w:numPr>
           <w:ilvl w:val="0"/>
-          <w:numId w:val="44"/>
+          <w:numId w:val="28"/>
         </w:numPr>
         <w:spacing w:before="100" w:beforeAutospacing="1" w:after="100" w:afterAutospacing="1" w:line="240" w:lineRule="auto"/>
         <w:rPr>
@@ -9413,7 +9377,7 @@
       <w:pPr>
         <w:numPr>
           <w:ilvl w:val="0"/>
-          <w:numId w:val="44"/>
+          <w:numId w:val="28"/>
         </w:numPr>
         <w:spacing w:before="100" w:beforeAutospacing="1" w:after="100" w:afterAutospacing="1" w:line="240" w:lineRule="auto"/>
         <w:rPr>
@@ -9948,7 +9912,7 @@
       <w:pPr>
         <w:numPr>
           <w:ilvl w:val="0"/>
-          <w:numId w:val="8"/>
+          <w:numId w:val="1"/>
         </w:numPr>
       </w:pPr>
       <w:r>
@@ -9959,7 +9923,7 @@
       <w:pPr>
         <w:numPr>
           <w:ilvl w:val="0"/>
-          <w:numId w:val="8"/>
+          <w:numId w:val="1"/>
         </w:numPr>
       </w:pPr>
       <w:r>
@@ -10073,7 +10037,7 @@
       <w:pPr>
         <w:numPr>
           <w:ilvl w:val="0"/>
-          <w:numId w:val="45"/>
+          <w:numId w:val="29"/>
         </w:numPr>
         <w:spacing w:before="100" w:beforeAutospacing="1" w:after="100" w:afterAutospacing="1" w:line="240" w:lineRule="auto"/>
         <w:rPr>
@@ -10101,7 +10065,7 @@
       <w:pPr>
         <w:numPr>
           <w:ilvl w:val="0"/>
-          <w:numId w:val="45"/>
+          <w:numId w:val="29"/>
         </w:numPr>
         <w:spacing w:before="100" w:beforeAutospacing="1" w:after="100" w:afterAutospacing="1" w:line="240" w:lineRule="auto"/>
         <w:rPr>
@@ -10129,7 +10093,7 @@
       <w:pPr>
         <w:numPr>
           <w:ilvl w:val="0"/>
-          <w:numId w:val="45"/>
+          <w:numId w:val="29"/>
         </w:numPr>
         <w:spacing w:before="100" w:beforeAutospacing="1" w:after="100" w:afterAutospacing="1" w:line="240" w:lineRule="auto"/>
         <w:rPr>
@@ -10157,7 +10121,7 @@
       <w:pPr>
         <w:numPr>
           <w:ilvl w:val="0"/>
-          <w:numId w:val="45"/>
+          <w:numId w:val="29"/>
         </w:numPr>
         <w:spacing w:before="100" w:beforeAutospacing="1" w:after="100" w:afterAutospacing="1" w:line="240" w:lineRule="auto"/>
         <w:rPr>
@@ -10185,7 +10149,7 @@
       <w:pPr>
         <w:numPr>
           <w:ilvl w:val="0"/>
-          <w:numId w:val="45"/>
+          <w:numId w:val="29"/>
         </w:numPr>
         <w:spacing w:before="100" w:beforeAutospacing="1" w:after="100" w:afterAutospacing="1" w:line="240" w:lineRule="auto"/>
         <w:rPr>
@@ -10250,7 +10214,7 @@
       <w:pPr>
         <w:numPr>
           <w:ilvl w:val="0"/>
-          <w:numId w:val="46"/>
+          <w:numId w:val="30"/>
         </w:numPr>
         <w:spacing w:before="100" w:beforeAutospacing="1" w:after="100" w:afterAutospacing="1" w:line="240" w:lineRule="auto"/>
         <w:rPr>
@@ -10278,7 +10242,7 @@
       <w:pPr>
         <w:numPr>
           <w:ilvl w:val="1"/>
-          <w:numId w:val="46"/>
+          <w:numId w:val="30"/>
         </w:numPr>
         <w:spacing w:before="100" w:beforeAutospacing="1" w:after="100" w:afterAutospacing="1" w:line="240" w:lineRule="auto"/>
         <w:rPr>
@@ -10308,7 +10272,7 @@
       <w:pPr>
         <w:numPr>
           <w:ilvl w:val="1"/>
-          <w:numId w:val="46"/>
+          <w:numId w:val="30"/>
         </w:numPr>
         <w:spacing w:before="100" w:beforeAutospacing="1" w:after="100" w:afterAutospacing="1" w:line="240" w:lineRule="auto"/>
         <w:rPr>
@@ -10338,7 +10302,7 @@
       <w:pPr>
         <w:numPr>
           <w:ilvl w:val="1"/>
-          <w:numId w:val="46"/>
+          <w:numId w:val="30"/>
         </w:numPr>
         <w:spacing w:before="100" w:beforeAutospacing="1" w:after="100" w:afterAutospacing="1" w:line="240" w:lineRule="auto"/>
         <w:rPr>
@@ -10765,7 +10729,7 @@
           <w14:ligatures w14:val="none"/>
         </w:rPr>
         <w:pict>
-          <v:rect id="_x0000_i1175" style="width:0;height:1.5pt" o:hralign="center" o:hrstd="t" o:hr="t" fillcolor="#a0a0a0" stroked="f"/>
+          <v:rect id="_x0000_i1029" style="width:0;height:1.5pt" o:hralign="center" o:hrstd="t" o:hr="t" fillcolor="#a0a0a0" stroked="f"/>
         </w:pict>
       </w:r>
     </w:p>
@@ -10839,7 +10803,7 @@
       <w:pPr>
         <w:numPr>
           <w:ilvl w:val="0"/>
-          <w:numId w:val="47"/>
+          <w:numId w:val="31"/>
         </w:numPr>
         <w:spacing w:before="100" w:beforeAutospacing="1" w:after="100" w:afterAutospacing="1" w:line="240" w:lineRule="auto"/>
         <w:rPr>
@@ -10882,7 +10846,7 @@
       <w:pPr>
         <w:numPr>
           <w:ilvl w:val="0"/>
-          <w:numId w:val="47"/>
+          <w:numId w:val="31"/>
         </w:numPr>
         <w:spacing w:before="100" w:beforeAutospacing="1" w:after="100" w:afterAutospacing="1" w:line="240" w:lineRule="auto"/>
         <w:rPr>
@@ -10923,7 +10887,7 @@
       <w:pPr>
         <w:numPr>
           <w:ilvl w:val="0"/>
-          <w:numId w:val="47"/>
+          <w:numId w:val="31"/>
         </w:numPr>
         <w:spacing w:before="100" w:beforeAutospacing="1" w:after="100" w:afterAutospacing="1" w:line="240" w:lineRule="auto"/>
         <w:rPr>
@@ -11357,7 +11321,7 @@
       <w:pPr>
         <w:numPr>
           <w:ilvl w:val="0"/>
-          <w:numId w:val="48"/>
+          <w:numId w:val="32"/>
         </w:numPr>
         <w:spacing w:before="100" w:beforeAutospacing="1" w:after="100" w:afterAutospacing="1" w:line="240" w:lineRule="auto"/>
         <w:rPr>
@@ -11385,7 +11349,7 @@
       <w:pPr>
         <w:numPr>
           <w:ilvl w:val="0"/>
-          <w:numId w:val="48"/>
+          <w:numId w:val="32"/>
         </w:numPr>
         <w:spacing w:before="100" w:beforeAutospacing="1" w:after="100" w:afterAutospacing="1" w:line="240" w:lineRule="auto"/>
         <w:rPr>
@@ -11413,7 +11377,7 @@
       <w:pPr>
         <w:numPr>
           <w:ilvl w:val="0"/>
-          <w:numId w:val="48"/>
+          <w:numId w:val="32"/>
         </w:numPr>
         <w:spacing w:before="100" w:beforeAutospacing="1" w:after="100" w:afterAutospacing="1" w:line="240" w:lineRule="auto"/>
         <w:rPr>
@@ -11689,7 +11653,7 @@
       <w:pPr>
         <w:numPr>
           <w:ilvl w:val="0"/>
-          <w:numId w:val="49"/>
+          <w:numId w:val="33"/>
         </w:numPr>
         <w:spacing w:before="100" w:beforeAutospacing="1" w:after="100" w:afterAutospacing="1" w:line="240" w:lineRule="auto"/>
         <w:rPr>
@@ -11717,7 +11681,7 @@
       <w:pPr>
         <w:numPr>
           <w:ilvl w:val="0"/>
-          <w:numId w:val="49"/>
+          <w:numId w:val="33"/>
         </w:numPr>
         <w:spacing w:before="100" w:beforeAutospacing="1" w:after="100" w:afterAutospacing="1" w:line="240" w:lineRule="auto"/>
         <w:rPr>
@@ -11745,7 +11709,7 @@
       <w:pPr>
         <w:numPr>
           <w:ilvl w:val="0"/>
-          <w:numId w:val="49"/>
+          <w:numId w:val="33"/>
         </w:numPr>
         <w:spacing w:before="100" w:beforeAutospacing="1" w:after="100" w:afterAutospacing="1" w:line="240" w:lineRule="auto"/>
         <w:rPr>
@@ -11773,7 +11737,7 @@
       <w:pPr>
         <w:numPr>
           <w:ilvl w:val="0"/>
-          <w:numId w:val="49"/>
+          <w:numId w:val="33"/>
         </w:numPr>
         <w:spacing w:before="100" w:beforeAutospacing="1" w:after="100" w:afterAutospacing="1" w:line="240" w:lineRule="auto"/>
         <w:rPr>
@@ -12385,7 +12349,7 @@
           <w14:ligatures w14:val="none"/>
         </w:rPr>
         <w:pict>
-          <v:rect id="_x0000_i1256" style="width:0;height:1.5pt" o:hralign="center" o:hrstd="t" o:hr="t" fillcolor="#a0a0a0" stroked="f"/>
+          <v:rect id="_x0000_i1030" style="width:0;height:1.5pt" o:hralign="center" o:hrstd="t" o:hr="t" fillcolor="#a0a0a0" stroked="f"/>
         </w:pict>
       </w:r>
     </w:p>
@@ -12562,7 +12526,7 @@
       <w:pPr>
         <w:numPr>
           <w:ilvl w:val="0"/>
-          <w:numId w:val="50"/>
+          <w:numId w:val="34"/>
         </w:numPr>
         <w:spacing w:before="100" w:beforeAutospacing="1" w:after="100" w:afterAutospacing="1" w:line="240" w:lineRule="auto"/>
         <w:rPr>
@@ -12591,7 +12555,7 @@
       <w:pPr>
         <w:numPr>
           <w:ilvl w:val="0"/>
-          <w:numId w:val="50"/>
+          <w:numId w:val="34"/>
         </w:numPr>
         <w:spacing w:before="100" w:beforeAutospacing="1" w:after="100" w:afterAutospacing="1" w:line="240" w:lineRule="auto"/>
         <w:rPr>
@@ -12619,7 +12583,7 @@
       <w:pPr>
         <w:numPr>
           <w:ilvl w:val="0"/>
-          <w:numId w:val="50"/>
+          <w:numId w:val="34"/>
         </w:numPr>
         <w:spacing w:before="100" w:beforeAutospacing="1" w:after="100" w:afterAutospacing="1" w:line="240" w:lineRule="auto"/>
         <w:rPr>
@@ -12647,7 +12611,7 @@
       <w:pPr>
         <w:numPr>
           <w:ilvl w:val="0"/>
-          <w:numId w:val="50"/>
+          <w:numId w:val="34"/>
         </w:numPr>
         <w:spacing w:before="100" w:beforeAutospacing="1" w:after="100" w:afterAutospacing="1" w:line="240" w:lineRule="auto"/>
         <w:rPr>
@@ -12717,7 +12681,7 @@
       <w:pPr>
         <w:numPr>
           <w:ilvl w:val="0"/>
-          <w:numId w:val="51"/>
+          <w:numId w:val="35"/>
         </w:numPr>
         <w:spacing w:before="100" w:beforeAutospacing="1" w:after="100" w:afterAutospacing="1" w:line="240" w:lineRule="auto"/>
         <w:rPr>
@@ -12745,7 +12709,7 @@
       <w:pPr>
         <w:numPr>
           <w:ilvl w:val="0"/>
-          <w:numId w:val="51"/>
+          <w:numId w:val="35"/>
         </w:numPr>
         <w:spacing w:before="100" w:beforeAutospacing="1" w:after="100" w:afterAutospacing="1" w:line="240" w:lineRule="auto"/>
         <w:rPr>
@@ -12815,7 +12779,7 @@
       <w:pPr>
         <w:numPr>
           <w:ilvl w:val="0"/>
-          <w:numId w:val="52"/>
+          <w:numId w:val="36"/>
         </w:numPr>
         <w:spacing w:before="100" w:beforeAutospacing="1" w:after="100" w:afterAutospacing="1" w:line="240" w:lineRule="auto"/>
         <w:rPr>
@@ -12898,7 +12862,7 @@
       <w:pPr>
         <w:numPr>
           <w:ilvl w:val="0"/>
-          <w:numId w:val="53"/>
+          <w:numId w:val="37"/>
         </w:numPr>
         <w:spacing w:before="100" w:beforeAutospacing="1" w:after="100" w:afterAutospacing="1" w:line="240" w:lineRule="auto"/>
         <w:rPr>
@@ -12954,7 +12918,7 @@
       <w:pPr>
         <w:numPr>
           <w:ilvl w:val="0"/>
-          <w:numId w:val="53"/>
+          <w:numId w:val="37"/>
         </w:numPr>
         <w:spacing w:before="100" w:beforeAutospacing="1" w:after="100" w:afterAutospacing="1" w:line="240" w:lineRule="auto"/>
         <w:rPr>
@@ -12997,7 +12961,7 @@
       <w:pPr>
         <w:numPr>
           <w:ilvl w:val="0"/>
-          <w:numId w:val="53"/>
+          <w:numId w:val="37"/>
         </w:numPr>
         <w:spacing w:before="100" w:beforeAutospacing="1" w:after="100" w:afterAutospacing="1" w:line="240" w:lineRule="auto"/>
         <w:rPr>
@@ -13250,7 +13214,7 @@
           <w14:ligatures w14:val="none"/>
         </w:rPr>
         <w:pict>
-          <v:rect id="_x0000_i1267" style="width:0;height:1.5pt" o:hralign="center" o:hrstd="t" o:hr="t" fillcolor="#a0a0a0" stroked="f"/>
+          <v:rect id="_x0000_i1031" style="width:0;height:1.5pt" o:hralign="center" o:hrstd="t" o:hr="t" fillcolor="#a0a0a0" stroked="f"/>
         </w:pict>
       </w:r>
     </w:p>
@@ -13451,7 +13415,7 @@
       <w:pPr>
         <w:numPr>
           <w:ilvl w:val="0"/>
-          <w:numId w:val="54"/>
+          <w:numId w:val="38"/>
         </w:numPr>
         <w:spacing w:before="100" w:beforeAutospacing="1" w:after="100" w:afterAutospacing="1" w:line="240" w:lineRule="auto"/>
         <w:rPr>
@@ -13479,7 +13443,7 @@
       <w:pPr>
         <w:numPr>
           <w:ilvl w:val="0"/>
-          <w:numId w:val="54"/>
+          <w:numId w:val="38"/>
         </w:numPr>
         <w:spacing w:before="100" w:beforeAutospacing="1" w:after="100" w:afterAutospacing="1" w:line="240" w:lineRule="auto"/>
         <w:rPr>
@@ -13507,7 +13471,7 @@
       <w:pPr>
         <w:numPr>
           <w:ilvl w:val="0"/>
-          <w:numId w:val="54"/>
+          <w:numId w:val="38"/>
         </w:numPr>
         <w:spacing w:before="100" w:beforeAutospacing="1" w:after="100" w:afterAutospacing="1" w:line="240" w:lineRule="auto"/>
         <w:rPr>
@@ -13577,7 +13541,7 @@
       <w:pPr>
         <w:numPr>
           <w:ilvl w:val="0"/>
-          <w:numId w:val="55"/>
+          <w:numId w:val="39"/>
         </w:numPr>
         <w:spacing w:before="100" w:beforeAutospacing="1" w:after="100" w:afterAutospacing="1" w:line="240" w:lineRule="auto"/>
         <w:rPr>
@@ -13620,7 +13584,7 @@
       <w:pPr>
         <w:numPr>
           <w:ilvl w:val="0"/>
-          <w:numId w:val="55"/>
+          <w:numId w:val="39"/>
         </w:numPr>
         <w:spacing w:before="100" w:beforeAutospacing="1" w:after="100" w:afterAutospacing="1" w:line="240" w:lineRule="auto"/>
         <w:rPr>
@@ -13661,7 +13625,7 @@
       <w:pPr>
         <w:numPr>
           <w:ilvl w:val="0"/>
-          <w:numId w:val="55"/>
+          <w:numId w:val="39"/>
         </w:numPr>
         <w:spacing w:before="100" w:beforeAutospacing="1" w:after="100" w:afterAutospacing="1" w:line="240" w:lineRule="auto"/>
         <w:rPr>
@@ -13702,7 +13666,7 @@
       <w:pPr>
         <w:numPr>
           <w:ilvl w:val="0"/>
-          <w:numId w:val="55"/>
+          <w:numId w:val="39"/>
         </w:numPr>
         <w:spacing w:before="100" w:beforeAutospacing="1" w:after="100" w:afterAutospacing="1" w:line="240" w:lineRule="auto"/>
         <w:rPr>
@@ -13785,7 +13749,7 @@
       <w:pPr>
         <w:numPr>
           <w:ilvl w:val="0"/>
-          <w:numId w:val="56"/>
+          <w:numId w:val="40"/>
         </w:numPr>
         <w:spacing w:before="100" w:beforeAutospacing="1" w:after="100" w:afterAutospacing="1" w:line="240" w:lineRule="auto"/>
         <w:rPr>
@@ -13813,7 +13777,7 @@
       <w:pPr>
         <w:numPr>
           <w:ilvl w:val="0"/>
-          <w:numId w:val="56"/>
+          <w:numId w:val="40"/>
         </w:numPr>
         <w:spacing w:before="100" w:beforeAutospacing="1" w:after="100" w:afterAutospacing="1" w:line="240" w:lineRule="auto"/>
         <w:rPr>
@@ -14120,7 +14084,7 @@
       <w:pPr>
         <w:numPr>
           <w:ilvl w:val="0"/>
-          <w:numId w:val="57"/>
+          <w:numId w:val="41"/>
         </w:numPr>
         <w:spacing w:before="100" w:beforeAutospacing="1" w:after="100" w:afterAutospacing="1" w:line="240" w:lineRule="auto"/>
         <w:rPr>
@@ -14148,7 +14112,7 @@
       <w:pPr>
         <w:numPr>
           <w:ilvl w:val="0"/>
-          <w:numId w:val="57"/>
+          <w:numId w:val="41"/>
         </w:numPr>
         <w:spacing w:before="100" w:beforeAutospacing="1" w:after="100" w:afterAutospacing="1" w:line="240" w:lineRule="auto"/>
         <w:rPr>
@@ -14194,7 +14158,7 @@
           <w14:ligatures w14:val="none"/>
         </w:rPr>
         <w:pict>
-          <v:rect id="_x0000_i1268" style="width:0;height:1.5pt" o:hralign="center" o:hrstd="t" o:hr="t" fillcolor="#a0a0a0" stroked="f"/>
+          <v:rect id="_x0000_i1032" style="width:0;height:1.5pt" o:hralign="center" o:hrstd="t" o:hr="t" fillcolor="#a0a0a0" stroked="f"/>
         </w:pict>
       </w:r>
     </w:p>
@@ -14347,7 +14311,7 @@
       <w:pPr>
         <w:numPr>
           <w:ilvl w:val="0"/>
-          <w:numId w:val="58"/>
+          <w:numId w:val="42"/>
         </w:numPr>
         <w:spacing w:before="100" w:beforeAutospacing="1" w:after="100" w:afterAutospacing="1" w:line="240" w:lineRule="auto"/>
         <w:rPr>
@@ -14375,7 +14339,7 @@
       <w:pPr>
         <w:numPr>
           <w:ilvl w:val="0"/>
-          <w:numId w:val="58"/>
+          <w:numId w:val="42"/>
         </w:numPr>
         <w:spacing w:before="100" w:beforeAutospacing="1" w:after="100" w:afterAutospacing="1" w:line="240" w:lineRule="auto"/>
         <w:rPr>
@@ -14403,7 +14367,7 @@
       <w:pPr>
         <w:numPr>
           <w:ilvl w:val="0"/>
-          <w:numId w:val="58"/>
+          <w:numId w:val="42"/>
         </w:numPr>
         <w:spacing w:before="100" w:beforeAutospacing="1" w:after="100" w:afterAutospacing="1" w:line="240" w:lineRule="auto"/>
         <w:rPr>
@@ -14431,7 +14395,7 @@
       <w:pPr>
         <w:numPr>
           <w:ilvl w:val="0"/>
-          <w:numId w:val="58"/>
+          <w:numId w:val="42"/>
         </w:numPr>
         <w:spacing w:before="100" w:beforeAutospacing="1" w:after="100" w:afterAutospacing="1" w:line="240" w:lineRule="auto"/>
         <w:rPr>
@@ -14514,7 +14478,7 @@
       <w:pPr>
         <w:numPr>
           <w:ilvl w:val="0"/>
-          <w:numId w:val="59"/>
+          <w:numId w:val="43"/>
         </w:numPr>
         <w:spacing w:before="100" w:beforeAutospacing="1" w:after="100" w:afterAutospacing="1" w:line="240" w:lineRule="auto"/>
         <w:rPr>
@@ -14542,7 +14506,7 @@
       <w:pPr>
         <w:numPr>
           <w:ilvl w:val="0"/>
-          <w:numId w:val="59"/>
+          <w:numId w:val="43"/>
         </w:numPr>
         <w:spacing w:before="100" w:beforeAutospacing="1" w:after="100" w:afterAutospacing="1" w:line="240" w:lineRule="auto"/>
         <w:rPr>
@@ -14636,7 +14600,7 @@
       <w:pPr>
         <w:numPr>
           <w:ilvl w:val="0"/>
-          <w:numId w:val="60"/>
+          <w:numId w:val="44"/>
         </w:numPr>
         <w:spacing w:before="100" w:beforeAutospacing="1" w:after="100" w:afterAutospacing="1" w:line="240" w:lineRule="auto"/>
         <w:rPr>
@@ -14664,7 +14628,7 @@
       <w:pPr>
         <w:numPr>
           <w:ilvl w:val="0"/>
-          <w:numId w:val="60"/>
+          <w:numId w:val="44"/>
         </w:numPr>
         <w:spacing w:before="100" w:beforeAutospacing="1" w:after="100" w:afterAutospacing="1" w:line="240" w:lineRule="auto"/>
         <w:rPr>
@@ -14692,7 +14656,7 @@
       <w:pPr>
         <w:numPr>
           <w:ilvl w:val="0"/>
-          <w:numId w:val="60"/>
+          <w:numId w:val="44"/>
         </w:numPr>
         <w:spacing w:before="100" w:beforeAutospacing="1" w:after="100" w:afterAutospacing="1" w:line="240" w:lineRule="auto"/>
         <w:rPr>
@@ -14762,7 +14726,7 @@
       <w:pPr>
         <w:numPr>
           <w:ilvl w:val="0"/>
-          <w:numId w:val="61"/>
+          <w:numId w:val="45"/>
         </w:numPr>
         <w:spacing w:before="100" w:beforeAutospacing="1" w:after="100" w:afterAutospacing="1" w:line="240" w:lineRule="auto"/>
         <w:rPr>
@@ -14803,7 +14767,7 @@
       <w:pPr>
         <w:numPr>
           <w:ilvl w:val="0"/>
-          <w:numId w:val="61"/>
+          <w:numId w:val="45"/>
         </w:numPr>
         <w:spacing w:before="100" w:beforeAutospacing="1" w:after="100" w:afterAutospacing="1" w:line="240" w:lineRule="auto"/>
         <w:rPr>
@@ -14844,7 +14808,7 @@
       <w:pPr>
         <w:numPr>
           <w:ilvl w:val="0"/>
-          <w:numId w:val="61"/>
+          <w:numId w:val="45"/>
         </w:numPr>
         <w:spacing w:before="100" w:beforeAutospacing="1" w:after="100" w:afterAutospacing="1" w:line="240" w:lineRule="auto"/>
         <w:rPr>
@@ -14885,7 +14849,7 @@
       <w:pPr>
         <w:numPr>
           <w:ilvl w:val="0"/>
-          <w:numId w:val="61"/>
+          <w:numId w:val="45"/>
         </w:numPr>
         <w:spacing w:before="100" w:beforeAutospacing="1" w:after="100" w:afterAutospacing="1" w:line="240" w:lineRule="auto"/>
         <w:rPr>
@@ -15270,7 +15234,7 @@
           <w14:ligatures w14:val="none"/>
         </w:rPr>
         <w:pict>
-          <v:rect id="_x0000_i1269" style="width:0;height:1.5pt" o:hralign="center" o:hrstd="t" o:hr="t" fillcolor="#a0a0a0" stroked="f"/>
+          <v:rect id="_x0000_i1033" style="width:0;height:1.5pt" o:hralign="center" o:hrstd="t" o:hr="t" fillcolor="#a0a0a0" stroked="f"/>
         </w:pict>
       </w:r>
     </w:p>
@@ -16472,7 +16436,7 @@
       <w:pPr>
         <w:numPr>
           <w:ilvl w:val="0"/>
-          <w:numId w:val="62"/>
+          <w:numId w:val="46"/>
         </w:numPr>
         <w:spacing w:before="100" w:beforeAutospacing="1" w:after="100" w:afterAutospacing="1" w:line="240" w:lineRule="auto"/>
         <w:rPr>
@@ -16513,7 +16477,7 @@
       <w:pPr>
         <w:numPr>
           <w:ilvl w:val="0"/>
-          <w:numId w:val="62"/>
+          <w:numId w:val="46"/>
         </w:numPr>
         <w:spacing w:before="100" w:beforeAutospacing="1" w:after="100" w:afterAutospacing="1" w:line="240" w:lineRule="auto"/>
         <w:rPr>
@@ -16554,7 +16518,7 @@
       <w:pPr>
         <w:numPr>
           <w:ilvl w:val="0"/>
-          <w:numId w:val="62"/>
+          <w:numId w:val="46"/>
         </w:numPr>
         <w:spacing w:before="100" w:beforeAutospacing="1" w:after="100" w:afterAutospacing="1" w:line="240" w:lineRule="auto"/>
         <w:rPr>
@@ -16637,7 +16601,7 @@
       <w:pPr>
         <w:numPr>
           <w:ilvl w:val="0"/>
-          <w:numId w:val="63"/>
+          <w:numId w:val="47"/>
         </w:numPr>
         <w:spacing w:before="100" w:beforeAutospacing="1" w:after="100" w:afterAutospacing="1" w:line="240" w:lineRule="auto"/>
         <w:rPr>
@@ -16665,7 +16629,7 @@
       <w:pPr>
         <w:numPr>
           <w:ilvl w:val="0"/>
-          <w:numId w:val="63"/>
+          <w:numId w:val="47"/>
         </w:numPr>
         <w:spacing w:before="100" w:beforeAutospacing="1" w:after="100" w:afterAutospacing="1" w:line="240" w:lineRule="auto"/>
         <w:rPr>
@@ -16693,7 +16657,7 @@
       <w:pPr>
         <w:numPr>
           <w:ilvl w:val="0"/>
-          <w:numId w:val="63"/>
+          <w:numId w:val="47"/>
         </w:numPr>
         <w:spacing w:before="100" w:beforeAutospacing="1" w:after="100" w:afterAutospacing="1" w:line="240" w:lineRule="auto"/>
         <w:rPr>
@@ -16763,7 +16727,7 @@
       <w:pPr>
         <w:numPr>
           <w:ilvl w:val="0"/>
-          <w:numId w:val="64"/>
+          <w:numId w:val="48"/>
         </w:numPr>
         <w:spacing w:before="100" w:beforeAutospacing="1" w:after="100" w:afterAutospacing="1" w:line="240" w:lineRule="auto"/>
         <w:rPr>
@@ -16791,7 +16755,7 @@
       <w:pPr>
         <w:numPr>
           <w:ilvl w:val="0"/>
-          <w:numId w:val="64"/>
+          <w:numId w:val="48"/>
         </w:numPr>
         <w:spacing w:before="100" w:beforeAutospacing="1" w:after="100" w:afterAutospacing="1" w:line="240" w:lineRule="auto"/>
         <w:rPr>
@@ -16819,7 +16783,7 @@
       <w:pPr>
         <w:numPr>
           <w:ilvl w:val="0"/>
-          <w:numId w:val="64"/>
+          <w:numId w:val="48"/>
         </w:numPr>
         <w:spacing w:before="100" w:beforeAutospacing="1" w:after="100" w:afterAutospacing="1" w:line="240" w:lineRule="auto"/>
         <w:rPr>
@@ -16847,7 +16811,7 @@
       <w:pPr>
         <w:numPr>
           <w:ilvl w:val="0"/>
-          <w:numId w:val="64"/>
+          <w:numId w:val="48"/>
         </w:numPr>
         <w:spacing w:before="100" w:beforeAutospacing="1" w:after="100" w:afterAutospacing="1" w:line="240" w:lineRule="auto"/>
         <w:rPr>
@@ -17045,7 +17009,7 @@
       <w:pPr>
         <w:numPr>
           <w:ilvl w:val="0"/>
-          <w:numId w:val="65"/>
+          <w:numId w:val="49"/>
         </w:numPr>
         <w:spacing w:before="100" w:beforeAutospacing="1" w:after="100" w:afterAutospacing="1" w:line="240" w:lineRule="auto"/>
         <w:rPr>
@@ -17074,7 +17038,7 @@
       <w:pPr>
         <w:numPr>
           <w:ilvl w:val="0"/>
-          <w:numId w:val="65"/>
+          <w:numId w:val="49"/>
         </w:numPr>
         <w:spacing w:before="100" w:beforeAutospacing="1" w:after="100" w:afterAutospacing="1" w:line="240" w:lineRule="auto"/>
         <w:rPr>
@@ -17102,7 +17066,7 @@
       <w:pPr>
         <w:numPr>
           <w:ilvl w:val="0"/>
-          <w:numId w:val="65"/>
+          <w:numId w:val="49"/>
         </w:numPr>
         <w:spacing w:before="100" w:beforeAutospacing="1" w:after="100" w:afterAutospacing="1" w:line="240" w:lineRule="auto"/>
         <w:rPr>
@@ -17132,7 +17096,7 @@
       <w:pPr>
         <w:numPr>
           <w:ilvl w:val="0"/>
-          <w:numId w:val="65"/>
+          <w:numId w:val="49"/>
         </w:numPr>
         <w:spacing w:before="100" w:beforeAutospacing="1" w:after="100" w:afterAutospacing="1" w:line="240" w:lineRule="auto"/>
         <w:rPr>
@@ -17180,7 +17144,7 @@
           <w14:ligatures w14:val="none"/>
         </w:rPr>
         <w:pict>
-          <v:rect id="_x0000_i1275" style="width:0;height:1.5pt" o:hralign="center" o:hrstd="t" o:hr="t" fillcolor="#a0a0a0" stroked="f"/>
+          <v:rect id="_x0000_i1034" style="width:0;height:1.5pt" o:hralign="center" o:hrstd="t" o:hr="t" fillcolor="#a0a0a0" stroked="f"/>
         </w:pict>
       </w:r>
     </w:p>
@@ -17411,7 +17375,7 @@
       <w:pPr>
         <w:numPr>
           <w:ilvl w:val="0"/>
-          <w:numId w:val="66"/>
+          <w:numId w:val="50"/>
         </w:numPr>
         <w:spacing w:before="100" w:beforeAutospacing="1" w:after="100" w:afterAutospacing="1" w:line="240" w:lineRule="auto"/>
         <w:rPr>
@@ -17439,7 +17403,7 @@
       <w:pPr>
         <w:numPr>
           <w:ilvl w:val="0"/>
-          <w:numId w:val="66"/>
+          <w:numId w:val="50"/>
         </w:numPr>
         <w:spacing w:before="100" w:beforeAutospacing="1" w:after="100" w:afterAutospacing="1" w:line="240" w:lineRule="auto"/>
         <w:rPr>
@@ -17467,7 +17431,7 @@
       <w:pPr>
         <w:numPr>
           <w:ilvl w:val="0"/>
-          <w:numId w:val="66"/>
+          <w:numId w:val="50"/>
         </w:numPr>
         <w:spacing w:before="100" w:beforeAutospacing="1" w:after="100" w:afterAutospacing="1" w:line="240" w:lineRule="auto"/>
         <w:rPr>
@@ -17537,7 +17501,7 @@
       <w:pPr>
         <w:numPr>
           <w:ilvl w:val="0"/>
-          <w:numId w:val="67"/>
+          <w:numId w:val="51"/>
         </w:numPr>
         <w:spacing w:before="100" w:beforeAutospacing="1" w:after="100" w:afterAutospacing="1" w:line="240" w:lineRule="auto"/>
         <w:rPr>
@@ -17580,7 +17544,7 @@
       <w:pPr>
         <w:numPr>
           <w:ilvl w:val="0"/>
-          <w:numId w:val="67"/>
+          <w:numId w:val="51"/>
         </w:numPr>
         <w:spacing w:before="100" w:beforeAutospacing="1" w:after="100" w:afterAutospacing="1" w:line="240" w:lineRule="auto"/>
         <w:rPr>
@@ -17634,7 +17598,7 @@
       <w:pPr>
         <w:numPr>
           <w:ilvl w:val="0"/>
-          <w:numId w:val="67"/>
+          <w:numId w:val="51"/>
         </w:numPr>
         <w:spacing w:before="100" w:beforeAutospacing="1" w:after="100" w:afterAutospacing="1" w:line="240" w:lineRule="auto"/>
         <w:rPr>
@@ -17717,7 +17681,7 @@
       <w:pPr>
         <w:numPr>
           <w:ilvl w:val="0"/>
-          <w:numId w:val="68"/>
+          <w:numId w:val="52"/>
         </w:numPr>
         <w:spacing w:before="100" w:beforeAutospacing="1" w:after="100" w:afterAutospacing="1" w:line="240" w:lineRule="auto"/>
         <w:rPr>
@@ -17745,7 +17709,7 @@
       <w:pPr>
         <w:numPr>
           <w:ilvl w:val="0"/>
-          <w:numId w:val="68"/>
+          <w:numId w:val="52"/>
         </w:numPr>
         <w:spacing w:before="100" w:beforeAutospacing="1" w:after="100" w:afterAutospacing="1" w:line="240" w:lineRule="auto"/>
         <w:rPr>
@@ -17773,7 +17737,7 @@
       <w:pPr>
         <w:numPr>
           <w:ilvl w:val="0"/>
-          <w:numId w:val="68"/>
+          <w:numId w:val="52"/>
         </w:numPr>
         <w:spacing w:before="100" w:beforeAutospacing="1" w:after="100" w:afterAutospacing="1" w:line="240" w:lineRule="auto"/>
         <w:rPr>
@@ -17843,7 +17807,7 @@
       <w:pPr>
         <w:numPr>
           <w:ilvl w:val="0"/>
-          <w:numId w:val="69"/>
+          <w:numId w:val="53"/>
         </w:numPr>
         <w:spacing w:before="100" w:beforeAutospacing="1" w:after="100" w:afterAutospacing="1" w:line="240" w:lineRule="auto"/>
         <w:rPr>
@@ -17871,7 +17835,7 @@
       <w:pPr>
         <w:numPr>
           <w:ilvl w:val="0"/>
-          <w:numId w:val="69"/>
+          <w:numId w:val="53"/>
         </w:numPr>
         <w:spacing w:before="100" w:beforeAutospacing="1" w:after="100" w:afterAutospacing="1" w:line="240" w:lineRule="auto"/>
         <w:rPr>
@@ -17899,7 +17863,7 @@
       <w:pPr>
         <w:numPr>
           <w:ilvl w:val="0"/>
-          <w:numId w:val="69"/>
+          <w:numId w:val="53"/>
         </w:numPr>
         <w:spacing w:before="100" w:beforeAutospacing="1" w:after="100" w:afterAutospacing="1" w:line="240" w:lineRule="auto"/>
         <w:rPr>
@@ -17945,7 +17909,7 @@
           <w14:ligatures w14:val="none"/>
         </w:rPr>
         <w:pict>
-          <v:rect id="_x0000_i1276" style="width:0;height:1.5pt" o:hralign="center" o:hrstd="t" o:hr="t" fillcolor="#a0a0a0" stroked="f"/>
+          <v:rect id="_x0000_i1035" style="width:0;height:1.5pt" o:hralign="center" o:hrstd="t" o:hr="t" fillcolor="#a0a0a0" stroked="f"/>
         </w:pict>
       </w:r>
     </w:p>
@@ -18074,7 +18038,7 @@
       <w:pPr>
         <w:numPr>
           <w:ilvl w:val="0"/>
-          <w:numId w:val="70"/>
+          <w:numId w:val="54"/>
         </w:numPr>
         <w:spacing w:before="100" w:beforeAutospacing="1" w:after="100" w:afterAutospacing="1" w:line="240" w:lineRule="auto"/>
         <w:rPr>
@@ -18128,7 +18092,7 @@
       <w:pPr>
         <w:numPr>
           <w:ilvl w:val="0"/>
-          <w:numId w:val="70"/>
+          <w:numId w:val="54"/>
         </w:numPr>
         <w:spacing w:before="100" w:beforeAutospacing="1" w:after="100" w:afterAutospacing="1" w:line="240" w:lineRule="auto"/>
         <w:rPr>
@@ -18169,7 +18133,7 @@
       <w:pPr>
         <w:numPr>
           <w:ilvl w:val="0"/>
-          <w:numId w:val="70"/>
+          <w:numId w:val="54"/>
         </w:numPr>
         <w:spacing w:before="100" w:beforeAutospacing="1" w:after="100" w:afterAutospacing="1" w:line="240" w:lineRule="auto"/>
         <w:rPr>
@@ -18266,7 +18230,7 @@
       <w:pPr>
         <w:numPr>
           <w:ilvl w:val="0"/>
-          <w:numId w:val="71"/>
+          <w:numId w:val="55"/>
         </w:numPr>
         <w:spacing w:before="100" w:beforeAutospacing="1" w:after="100" w:afterAutospacing="1" w:line="240" w:lineRule="auto"/>
         <w:rPr>
@@ -18294,7 +18258,7 @@
       <w:pPr>
         <w:numPr>
           <w:ilvl w:val="0"/>
-          <w:numId w:val="71"/>
+          <w:numId w:val="55"/>
         </w:numPr>
         <w:spacing w:before="100" w:beforeAutospacing="1" w:after="100" w:afterAutospacing="1" w:line="240" w:lineRule="auto"/>
         <w:rPr>
@@ -18322,7 +18286,7 @@
       <w:pPr>
         <w:numPr>
           <w:ilvl w:val="0"/>
-          <w:numId w:val="71"/>
+          <w:numId w:val="55"/>
         </w:numPr>
         <w:spacing w:before="100" w:beforeAutospacing="1" w:after="100" w:afterAutospacing="1" w:line="240" w:lineRule="auto"/>
         <w:rPr>
@@ -18350,7 +18314,7 @@
       <w:pPr>
         <w:numPr>
           <w:ilvl w:val="0"/>
-          <w:numId w:val="71"/>
+          <w:numId w:val="55"/>
         </w:numPr>
         <w:spacing w:before="100" w:beforeAutospacing="1" w:after="100" w:afterAutospacing="1" w:line="240" w:lineRule="auto"/>
         <w:rPr>
@@ -18738,7 +18702,7 @@
           <w14:ligatures w14:val="none"/>
         </w:rPr>
         <w:pict>
-          <v:rect id="_x0000_i1277" style="width:0;height:1.5pt" o:hralign="center" o:hrstd="t" o:hr="t" fillcolor="#a0a0a0" stroked="f"/>
+          <v:rect id="_x0000_i1036" style="width:0;height:1.5pt" o:hralign="center" o:hrstd="t" o:hr="t" fillcolor="#a0a0a0" stroked="f"/>
         </w:pict>
       </w:r>
     </w:p>
@@ -18908,7 +18872,7 @@
       <w:pPr>
         <w:numPr>
           <w:ilvl w:val="0"/>
-          <w:numId w:val="72"/>
+          <w:numId w:val="56"/>
         </w:numPr>
         <w:spacing w:before="100" w:beforeAutospacing="1" w:after="100" w:afterAutospacing="1" w:line="240" w:lineRule="auto"/>
         <w:rPr>
@@ -18960,7 +18924,7 @@
       <w:pPr>
         <w:numPr>
           <w:ilvl w:val="0"/>
-          <w:numId w:val="72"/>
+          <w:numId w:val="56"/>
         </w:numPr>
         <w:spacing w:before="100" w:beforeAutospacing="1" w:after="100" w:afterAutospacing="1" w:line="240" w:lineRule="auto"/>
         <w:rPr>
@@ -19071,7 +19035,7 @@
       <w:pPr>
         <w:numPr>
           <w:ilvl w:val="0"/>
-          <w:numId w:val="73"/>
+          <w:numId w:val="57"/>
         </w:numPr>
         <w:spacing w:before="100" w:beforeAutospacing="1" w:after="100" w:afterAutospacing="1" w:line="240" w:lineRule="auto"/>
         <w:rPr>
@@ -19099,7 +19063,7 @@
       <w:pPr>
         <w:numPr>
           <w:ilvl w:val="0"/>
-          <w:numId w:val="73"/>
+          <w:numId w:val="57"/>
         </w:numPr>
         <w:spacing w:before="100" w:beforeAutospacing="1" w:after="100" w:afterAutospacing="1" w:line="240" w:lineRule="auto"/>
         <w:rPr>
@@ -19197,7 +19161,7 @@
       <w:pPr>
         <w:numPr>
           <w:ilvl w:val="0"/>
-          <w:numId w:val="73"/>
+          <w:numId w:val="57"/>
         </w:numPr>
         <w:spacing w:before="100" w:beforeAutospacing="1" w:after="100" w:afterAutospacing="1" w:line="240" w:lineRule="auto"/>
         <w:rPr>
@@ -19267,7 +19231,7 @@
       <w:pPr>
         <w:numPr>
           <w:ilvl w:val="0"/>
-          <w:numId w:val="74"/>
+          <w:numId w:val="58"/>
         </w:numPr>
         <w:spacing w:before="100" w:beforeAutospacing="1" w:after="100" w:afterAutospacing="1" w:line="240" w:lineRule="auto"/>
         <w:rPr>
@@ -19295,7 +19259,7 @@
       <w:pPr>
         <w:numPr>
           <w:ilvl w:val="0"/>
-          <w:numId w:val="74"/>
+          <w:numId w:val="58"/>
         </w:numPr>
         <w:spacing w:before="100" w:beforeAutospacing="1" w:after="100" w:afterAutospacing="1" w:line="240" w:lineRule="auto"/>
         <w:rPr>
@@ -19856,7 +19820,7 @@
       <w:pPr>
         <w:numPr>
           <w:ilvl w:val="0"/>
-          <w:numId w:val="75"/>
+          <w:numId w:val="59"/>
         </w:numPr>
         <w:spacing w:before="100" w:beforeAutospacing="1" w:after="100" w:afterAutospacing="1" w:line="240" w:lineRule="auto"/>
         <w:rPr>
@@ -19884,7 +19848,7 @@
       <w:pPr>
         <w:numPr>
           <w:ilvl w:val="0"/>
-          <w:numId w:val="75"/>
+          <w:numId w:val="59"/>
         </w:numPr>
         <w:spacing w:before="100" w:beforeAutospacing="1" w:after="100" w:afterAutospacing="1" w:line="240" w:lineRule="auto"/>
         <w:rPr>
@@ -19912,7 +19876,7 @@
       <w:pPr>
         <w:numPr>
           <w:ilvl w:val="0"/>
-          <w:numId w:val="75"/>
+          <w:numId w:val="59"/>
         </w:numPr>
         <w:spacing w:before="100" w:beforeAutospacing="1" w:after="100" w:afterAutospacing="1" w:line="240" w:lineRule="auto"/>
         <w:rPr>
@@ -19959,7 +19923,7 @@
           <w14:ligatures w14:val="none"/>
         </w:rPr>
         <w:pict>
-          <v:rect id="_x0000_i1278" style="width:0;height:1.5pt" o:hralign="center" o:hrstd="t" o:hr="t" fillcolor="#a0a0a0" stroked="f"/>
+          <v:rect id="_x0000_i1037" style="width:0;height:1.5pt" o:hralign="center" o:hrstd="t" o:hr="t" fillcolor="#a0a0a0" stroked="f"/>
         </w:pict>
       </w:r>
     </w:p>
@@ -20112,7 +20076,7 @@
       <w:pPr>
         <w:numPr>
           <w:ilvl w:val="0"/>
-          <w:numId w:val="76"/>
+          <w:numId w:val="60"/>
         </w:numPr>
         <w:spacing w:before="100" w:beforeAutospacing="1" w:after="100" w:afterAutospacing="1" w:line="240" w:lineRule="auto"/>
         <w:rPr>
@@ -20140,7 +20104,7 @@
       <w:pPr>
         <w:numPr>
           <w:ilvl w:val="0"/>
-          <w:numId w:val="76"/>
+          <w:numId w:val="60"/>
         </w:numPr>
         <w:spacing w:before="100" w:beforeAutospacing="1" w:after="100" w:afterAutospacing="1" w:line="240" w:lineRule="auto"/>
         <w:rPr>
@@ -20168,7 +20132,7 @@
       <w:pPr>
         <w:numPr>
           <w:ilvl w:val="0"/>
-          <w:numId w:val="76"/>
+          <w:numId w:val="60"/>
         </w:numPr>
         <w:spacing w:before="100" w:beforeAutospacing="1" w:after="100" w:afterAutospacing="1" w:line="240" w:lineRule="auto"/>
         <w:rPr>
@@ -20235,7 +20199,7 @@
       <w:pPr>
         <w:numPr>
           <w:ilvl w:val="0"/>
-          <w:numId w:val="76"/>
+          <w:numId w:val="60"/>
         </w:numPr>
         <w:spacing w:before="100" w:beforeAutospacing="1" w:after="100" w:afterAutospacing="1" w:line="240" w:lineRule="auto"/>
         <w:rPr>
@@ -20353,7 +20317,7 @@
       <w:pPr>
         <w:numPr>
           <w:ilvl w:val="0"/>
-          <w:numId w:val="77"/>
+          <w:numId w:val="61"/>
         </w:numPr>
         <w:spacing w:before="100" w:beforeAutospacing="1" w:after="100" w:afterAutospacing="1" w:line="240" w:lineRule="auto"/>
         <w:rPr>
@@ -20381,7 +20345,7 @@
       <w:pPr>
         <w:numPr>
           <w:ilvl w:val="0"/>
-          <w:numId w:val="77"/>
+          <w:numId w:val="61"/>
         </w:numPr>
         <w:spacing w:before="100" w:beforeAutospacing="1" w:after="100" w:afterAutospacing="1" w:line="240" w:lineRule="auto"/>
         <w:rPr>
@@ -20409,7 +20373,7 @@
       <w:pPr>
         <w:numPr>
           <w:ilvl w:val="0"/>
-          <w:numId w:val="77"/>
+          <w:numId w:val="61"/>
         </w:numPr>
         <w:spacing w:before="100" w:beforeAutospacing="1" w:after="100" w:afterAutospacing="1" w:line="240" w:lineRule="auto"/>
         <w:rPr>
@@ -20479,7 +20443,7 @@
       <w:pPr>
         <w:numPr>
           <w:ilvl w:val="0"/>
-          <w:numId w:val="78"/>
+          <w:numId w:val="62"/>
         </w:numPr>
         <w:spacing w:before="100" w:beforeAutospacing="1" w:after="100" w:afterAutospacing="1" w:line="240" w:lineRule="auto"/>
         <w:rPr>
@@ -20507,7 +20471,7 @@
       <w:pPr>
         <w:numPr>
           <w:ilvl w:val="0"/>
-          <w:numId w:val="78"/>
+          <w:numId w:val="62"/>
         </w:numPr>
         <w:spacing w:before="100" w:beforeAutospacing="1" w:after="100" w:afterAutospacing="1" w:line="240" w:lineRule="auto"/>
         <w:rPr>
@@ -20535,7 +20499,7 @@
       <w:pPr>
         <w:numPr>
           <w:ilvl w:val="0"/>
-          <w:numId w:val="78"/>
+          <w:numId w:val="62"/>
         </w:numPr>
         <w:spacing w:before="100" w:beforeAutospacing="1" w:after="100" w:afterAutospacing="1" w:line="240" w:lineRule="auto"/>
         <w:rPr>
@@ -20623,7 +20587,7 @@
           <w14:ligatures w14:val="none"/>
         </w:rPr>
         <w:pict>
-          <v:rect id="_x0000_i1279" style="width:0;height:1.5pt" o:hralign="center" o:hrstd="t" o:hr="t" fillcolor="#a0a0a0" stroked="f"/>
+          <v:rect id="_x0000_i1038" style="width:0;height:1.5pt" o:hralign="center" o:hrstd="t" o:hr="t" fillcolor="#a0a0a0" stroked="f"/>
         </w:pict>
       </w:r>
     </w:p>
@@ -21696,7 +21660,7 @@
       <w:pPr>
         <w:numPr>
           <w:ilvl w:val="0"/>
-          <w:numId w:val="79"/>
+          <w:numId w:val="63"/>
         </w:numPr>
         <w:spacing w:before="100" w:beforeAutospacing="1" w:after="100" w:afterAutospacing="1" w:line="240" w:lineRule="auto"/>
         <w:rPr>
@@ -21737,7 +21701,7 @@
       <w:pPr>
         <w:numPr>
           <w:ilvl w:val="0"/>
-          <w:numId w:val="79"/>
+          <w:numId w:val="63"/>
         </w:numPr>
         <w:spacing w:before="100" w:beforeAutospacing="1" w:after="100" w:afterAutospacing="1" w:line="240" w:lineRule="auto"/>
         <w:rPr>
@@ -21789,7 +21753,7 @@
       <w:pPr>
         <w:numPr>
           <w:ilvl w:val="0"/>
-          <w:numId w:val="79"/>
+          <w:numId w:val="63"/>
         </w:numPr>
         <w:spacing w:before="100" w:beforeAutospacing="1" w:after="100" w:afterAutospacing="1" w:line="240" w:lineRule="auto"/>
         <w:rPr>
@@ -22467,7 +22431,7 @@
       <w:pPr>
         <w:numPr>
           <w:ilvl w:val="0"/>
-          <w:numId w:val="80"/>
+          <w:numId w:val="64"/>
         </w:numPr>
         <w:spacing w:before="100" w:beforeAutospacing="1" w:after="100" w:afterAutospacing="1" w:line="240" w:lineRule="auto"/>
         <w:rPr>
@@ -22495,7 +22459,7 @@
       <w:pPr>
         <w:numPr>
           <w:ilvl w:val="0"/>
-          <w:numId w:val="80"/>
+          <w:numId w:val="64"/>
         </w:numPr>
         <w:spacing w:before="100" w:beforeAutospacing="1" w:after="100" w:afterAutospacing="1" w:line="240" w:lineRule="auto"/>
         <w:rPr>
@@ -22523,7 +22487,7 @@
       <w:pPr>
         <w:numPr>
           <w:ilvl w:val="0"/>
-          <w:numId w:val="80"/>
+          <w:numId w:val="64"/>
         </w:numPr>
         <w:spacing w:before="100" w:beforeAutospacing="1" w:after="100" w:afterAutospacing="1" w:line="240" w:lineRule="auto"/>
         <w:rPr>
@@ -22593,7 +22557,7 @@
       <w:pPr>
         <w:numPr>
           <w:ilvl w:val="0"/>
-          <w:numId w:val="81"/>
+          <w:numId w:val="65"/>
         </w:numPr>
         <w:spacing w:before="100" w:beforeAutospacing="1" w:after="100" w:afterAutospacing="1" w:line="240" w:lineRule="auto"/>
         <w:rPr>
@@ -22621,7 +22585,7 @@
       <w:pPr>
         <w:numPr>
           <w:ilvl w:val="0"/>
-          <w:numId w:val="81"/>
+          <w:numId w:val="65"/>
         </w:numPr>
         <w:spacing w:before="100" w:beforeAutospacing="1" w:after="100" w:afterAutospacing="1" w:line="240" w:lineRule="auto"/>
         <w:rPr>
@@ -22649,7 +22613,7 @@
       <w:pPr>
         <w:numPr>
           <w:ilvl w:val="0"/>
-          <w:numId w:val="81"/>
+          <w:numId w:val="65"/>
         </w:numPr>
         <w:spacing w:before="100" w:beforeAutospacing="1" w:after="100" w:afterAutospacing="1" w:line="240" w:lineRule="auto"/>
         <w:rPr>
@@ -22677,7 +22641,7 @@
       <w:pPr>
         <w:numPr>
           <w:ilvl w:val="0"/>
-          <w:numId w:val="81"/>
+          <w:numId w:val="65"/>
         </w:numPr>
         <w:spacing w:before="100" w:beforeAutospacing="1" w:after="100" w:afterAutospacing="1" w:line="240" w:lineRule="auto"/>
         <w:rPr>
@@ -22705,7 +22669,7 @@
       <w:pPr>
         <w:numPr>
           <w:ilvl w:val="0"/>
-          <w:numId w:val="81"/>
+          <w:numId w:val="65"/>
         </w:numPr>
         <w:spacing w:before="100" w:beforeAutospacing="1" w:after="100" w:afterAutospacing="1" w:line="240" w:lineRule="auto"/>
         <w:rPr>
@@ -22751,7 +22715,7 @@
           <w14:ligatures w14:val="none"/>
         </w:rPr>
         <w:pict>
-          <v:rect id="_x0000_i1285" style="width:0;height:1.5pt" o:hralign="center" o:hrstd="t" o:hr="t" fillcolor="#a0a0a0" stroked="f"/>
+          <v:rect id="_x0000_i1039" style="width:0;height:1.5pt" o:hralign="center" o:hrstd="t" o:hr="t" fillcolor="#a0a0a0" stroked="f"/>
         </w:pict>
       </w:r>
     </w:p>
@@ -22920,7 +22884,7 @@
       <w:pPr>
         <w:numPr>
           <w:ilvl w:val="0"/>
-          <w:numId w:val="82"/>
+          <w:numId w:val="66"/>
         </w:numPr>
         <w:spacing w:before="100" w:beforeAutospacing="1" w:after="100" w:afterAutospacing="1" w:line="240" w:lineRule="auto"/>
         <w:rPr>
@@ -22949,7 +22913,7 @@
       <w:pPr>
         <w:numPr>
           <w:ilvl w:val="0"/>
-          <w:numId w:val="82"/>
+          <w:numId w:val="66"/>
         </w:numPr>
         <w:spacing w:before="100" w:beforeAutospacing="1" w:after="100" w:afterAutospacing="1" w:line="240" w:lineRule="auto"/>
         <w:rPr>
@@ -22977,7 +22941,7 @@
       <w:pPr>
         <w:numPr>
           <w:ilvl w:val="0"/>
-          <w:numId w:val="82"/>
+          <w:numId w:val="66"/>
         </w:numPr>
         <w:spacing w:before="100" w:beforeAutospacing="1" w:after="100" w:afterAutospacing="1" w:line="240" w:lineRule="auto"/>
         <w:rPr>
@@ -23385,7 +23349,7 @@
       <w:pPr>
         <w:numPr>
           <w:ilvl w:val="0"/>
-          <w:numId w:val="83"/>
+          <w:numId w:val="67"/>
         </w:numPr>
         <w:spacing w:before="100" w:beforeAutospacing="1" w:after="100" w:afterAutospacing="1" w:line="240" w:lineRule="auto"/>
         <w:rPr>
@@ -23413,7 +23377,7 @@
       <w:pPr>
         <w:numPr>
           <w:ilvl w:val="0"/>
-          <w:numId w:val="83"/>
+          <w:numId w:val="67"/>
         </w:numPr>
         <w:spacing w:before="100" w:beforeAutospacing="1" w:after="100" w:afterAutospacing="1" w:line="240" w:lineRule="auto"/>
         <w:rPr>
@@ -23454,7 +23418,7 @@
       <w:pPr>
         <w:numPr>
           <w:ilvl w:val="0"/>
-          <w:numId w:val="83"/>
+          <w:numId w:val="67"/>
         </w:numPr>
         <w:spacing w:before="100" w:beforeAutospacing="1" w:after="100" w:afterAutospacing="1" w:line="240" w:lineRule="auto"/>
         <w:rPr>
@@ -23524,7 +23488,7 @@
       <w:pPr>
         <w:numPr>
           <w:ilvl w:val="0"/>
-          <w:numId w:val="84"/>
+          <w:numId w:val="68"/>
         </w:numPr>
         <w:spacing w:before="100" w:beforeAutospacing="1" w:after="100" w:afterAutospacing="1" w:line="240" w:lineRule="auto"/>
         <w:rPr>
@@ -23552,7 +23516,7 @@
       <w:pPr>
         <w:numPr>
           <w:ilvl w:val="0"/>
-          <w:numId w:val="84"/>
+          <w:numId w:val="68"/>
         </w:numPr>
         <w:spacing w:before="100" w:beforeAutospacing="1" w:after="100" w:afterAutospacing="1" w:line="240" w:lineRule="auto"/>
         <w:rPr>
@@ -23580,7 +23544,7 @@
       <w:pPr>
         <w:numPr>
           <w:ilvl w:val="0"/>
-          <w:numId w:val="84"/>
+          <w:numId w:val="68"/>
         </w:numPr>
         <w:spacing w:before="100" w:beforeAutospacing="1" w:after="100" w:afterAutospacing="1" w:line="240" w:lineRule="auto"/>
         <w:rPr>
@@ -23824,7 +23788,7 @@
           <w14:ligatures w14:val="none"/>
         </w:rPr>
         <w:pict>
-          <v:rect id="_x0000_i1286" style="width:0;height:1.5pt" o:hralign="center" o:hrstd="t" o:hr="t" fillcolor="#a0a0a0" stroked="f"/>
+          <v:rect id="_x0000_i1040" style="width:0;height:1.5pt" o:hralign="center" o:hrstd="t" o:hr="t" fillcolor="#a0a0a0" stroked="f"/>
         </w:pict>
       </w:r>
     </w:p>
@@ -23940,7 +23904,7 @@
       <w:pPr>
         <w:numPr>
           <w:ilvl w:val="0"/>
-          <w:numId w:val="85"/>
+          <w:numId w:val="69"/>
         </w:numPr>
         <w:spacing w:before="100" w:beforeAutospacing="1" w:after="100" w:afterAutospacing="1" w:line="240" w:lineRule="auto"/>
         <w:rPr>
@@ -23981,7 +23945,7 @@
       <w:pPr>
         <w:numPr>
           <w:ilvl w:val="0"/>
-          <w:numId w:val="85"/>
+          <w:numId w:val="69"/>
         </w:numPr>
         <w:spacing w:before="100" w:beforeAutospacing="1" w:after="100" w:afterAutospacing="1" w:line="240" w:lineRule="auto"/>
         <w:rPr>
@@ -24048,7 +24012,7 @@
       <w:pPr>
         <w:numPr>
           <w:ilvl w:val="0"/>
-          <w:numId w:val="85"/>
+          <w:numId w:val="69"/>
         </w:numPr>
         <w:spacing w:before="100" w:beforeAutospacing="1" w:after="100" w:afterAutospacing="1" w:line="240" w:lineRule="auto"/>
         <w:rPr>
@@ -24732,7 +24696,7 @@
       <w:pPr>
         <w:numPr>
           <w:ilvl w:val="0"/>
-          <w:numId w:val="86"/>
+          <w:numId w:val="70"/>
         </w:numPr>
         <w:spacing w:before="100" w:beforeAutospacing="1" w:after="100" w:afterAutospacing="1" w:line="240" w:lineRule="auto"/>
         <w:rPr>
@@ -24773,7 +24737,7 @@
       <w:pPr>
         <w:numPr>
           <w:ilvl w:val="0"/>
-          <w:numId w:val="86"/>
+          <w:numId w:val="70"/>
         </w:numPr>
         <w:spacing w:before="100" w:beforeAutospacing="1" w:after="100" w:afterAutospacing="1" w:line="240" w:lineRule="auto"/>
         <w:rPr>
@@ -24814,7 +24778,7 @@
       <w:pPr>
         <w:numPr>
           <w:ilvl w:val="0"/>
-          <w:numId w:val="86"/>
+          <w:numId w:val="70"/>
         </w:numPr>
         <w:spacing w:before="100" w:beforeAutospacing="1" w:after="100" w:afterAutospacing="1" w:line="240" w:lineRule="auto"/>
         <w:rPr>
@@ -25641,7 +25605,7 @@
       <w:pPr>
         <w:numPr>
           <w:ilvl w:val="0"/>
-          <w:numId w:val="87"/>
+          <w:numId w:val="71"/>
         </w:numPr>
         <w:spacing w:before="100" w:beforeAutospacing="1" w:after="100" w:afterAutospacing="1" w:line="240" w:lineRule="auto"/>
         <w:rPr>
@@ -25669,7 +25633,7 @@
       <w:pPr>
         <w:numPr>
           <w:ilvl w:val="0"/>
-          <w:numId w:val="87"/>
+          <w:numId w:val="71"/>
         </w:numPr>
         <w:spacing w:before="100" w:beforeAutospacing="1" w:after="100" w:afterAutospacing="1" w:line="240" w:lineRule="auto"/>
         <w:rPr>
@@ -25697,7 +25661,7 @@
       <w:pPr>
         <w:numPr>
           <w:ilvl w:val="0"/>
-          <w:numId w:val="87"/>
+          <w:numId w:val="71"/>
         </w:numPr>
         <w:spacing w:before="100" w:beforeAutospacing="1" w:after="100" w:afterAutospacing="1" w:line="240" w:lineRule="auto"/>
         <w:rPr>
@@ -25725,7 +25689,7 @@
       <w:pPr>
         <w:numPr>
           <w:ilvl w:val="0"/>
-          <w:numId w:val="87"/>
+          <w:numId w:val="71"/>
         </w:numPr>
         <w:spacing w:before="100" w:beforeAutospacing="1" w:after="100" w:afterAutospacing="1" w:line="240" w:lineRule="auto"/>
         <w:rPr>
@@ -25771,7 +25735,7 @@
           <w14:ligatures w14:val="none"/>
         </w:rPr>
         <w:pict>
-          <v:rect id="_x0000_i1287" style="width:0;height:1.5pt" o:hralign="center" o:hrstd="t" o:hr="t" fillcolor="#a0a0a0" stroked="f"/>
+          <v:rect id="_x0000_i1041" style="width:0;height:1.5pt" o:hralign="center" o:hrstd="t" o:hr="t" fillcolor="#a0a0a0" stroked="f"/>
         </w:pict>
       </w:r>
     </w:p>
@@ -26848,155 +26812,6 @@
     </w:lvl>
   </w:abstractNum>
   <w:abstractNum w:abstractNumId="3" w15:restartNumberingAfterBreak="0">
-    <w:nsid w:val="03270F1F"/>
-    <w:multiLevelType w:val="multilevel"/>
-    <w:tmpl w:val="8D1837A4"/>
-    <w:lvl w:ilvl="0">
-      <w:start w:val="1"/>
-      <w:numFmt w:val="bullet"/>
-      <w:lvlText w:val=""/>
-      <w:lvlJc w:val="left"/>
-      <w:pPr>
-        <w:tabs>
-          <w:tab w:val="num" w:pos="720"/>
-        </w:tabs>
-        <w:ind w:left="720" w:hanging="360"/>
-      </w:pPr>
-      <w:rPr>
-        <w:rFonts w:ascii="Symbol" w:hAnsi="Symbol" w:hint="default"/>
-        <w:sz w:val="20"/>
-      </w:rPr>
-    </w:lvl>
-    <w:lvl w:ilvl="1" w:tentative="1">
-      <w:start w:val="1"/>
-      <w:numFmt w:val="bullet"/>
-      <w:lvlText w:val="o"/>
-      <w:lvlJc w:val="left"/>
-      <w:pPr>
-        <w:tabs>
-          <w:tab w:val="num" w:pos="1440"/>
-        </w:tabs>
-        <w:ind w:left="1440" w:hanging="360"/>
-      </w:pPr>
-      <w:rPr>
-        <w:rFonts w:ascii="Courier New" w:hAnsi="Courier New" w:hint="default"/>
-        <w:sz w:val="20"/>
-      </w:rPr>
-    </w:lvl>
-    <w:lvl w:ilvl="2" w:tentative="1">
-      <w:start w:val="1"/>
-      <w:numFmt w:val="bullet"/>
-      <w:lvlText w:val=""/>
-      <w:lvlJc w:val="left"/>
-      <w:pPr>
-        <w:tabs>
-          <w:tab w:val="num" w:pos="2160"/>
-        </w:tabs>
-        <w:ind w:left="2160" w:hanging="360"/>
-      </w:pPr>
-      <w:rPr>
-        <w:rFonts w:ascii="Wingdings" w:hAnsi="Wingdings" w:hint="default"/>
-        <w:sz w:val="20"/>
-      </w:rPr>
-    </w:lvl>
-    <w:lvl w:ilvl="3" w:tentative="1">
-      <w:start w:val="1"/>
-      <w:numFmt w:val="bullet"/>
-      <w:lvlText w:val=""/>
-      <w:lvlJc w:val="left"/>
-      <w:pPr>
-        <w:tabs>
-          <w:tab w:val="num" w:pos="2880"/>
-        </w:tabs>
-        <w:ind w:left="2880" w:hanging="360"/>
-      </w:pPr>
-      <w:rPr>
-        <w:rFonts w:ascii="Wingdings" w:hAnsi="Wingdings" w:hint="default"/>
-        <w:sz w:val="20"/>
-      </w:rPr>
-    </w:lvl>
-    <w:lvl w:ilvl="4" w:tentative="1">
-      <w:start w:val="1"/>
-      <w:numFmt w:val="bullet"/>
-      <w:lvlText w:val=""/>
-      <w:lvlJc w:val="left"/>
-      <w:pPr>
-        <w:tabs>
-          <w:tab w:val="num" w:pos="3600"/>
-        </w:tabs>
-        <w:ind w:left="3600" w:hanging="360"/>
-      </w:pPr>
-      <w:rPr>
-        <w:rFonts w:ascii="Wingdings" w:hAnsi="Wingdings" w:hint="default"/>
-        <w:sz w:val="20"/>
-      </w:rPr>
-    </w:lvl>
-    <w:lvl w:ilvl="5" w:tentative="1">
-      <w:start w:val="1"/>
-      <w:numFmt w:val="bullet"/>
-      <w:lvlText w:val=""/>
-      <w:lvlJc w:val="left"/>
-      <w:pPr>
-        <w:tabs>
-          <w:tab w:val="num" w:pos="4320"/>
-        </w:tabs>
-        <w:ind w:left="4320" w:hanging="360"/>
-      </w:pPr>
-      <w:rPr>
-        <w:rFonts w:ascii="Wingdings" w:hAnsi="Wingdings" w:hint="default"/>
-        <w:sz w:val="20"/>
-      </w:rPr>
-    </w:lvl>
-    <w:lvl w:ilvl="6" w:tentative="1">
-      <w:start w:val="1"/>
-      <w:numFmt w:val="bullet"/>
-      <w:lvlText w:val=""/>
-      <w:lvlJc w:val="left"/>
-      <w:pPr>
-        <w:tabs>
-          <w:tab w:val="num" w:pos="5040"/>
-        </w:tabs>
-        <w:ind w:left="5040" w:hanging="360"/>
-      </w:pPr>
-      <w:rPr>
-        <w:rFonts w:ascii="Wingdings" w:hAnsi="Wingdings" w:hint="default"/>
-        <w:sz w:val="20"/>
-      </w:rPr>
-    </w:lvl>
-    <w:lvl w:ilvl="7" w:tentative="1">
-      <w:start w:val="1"/>
-      <w:numFmt w:val="bullet"/>
-      <w:lvlText w:val=""/>
-      <w:lvlJc w:val="left"/>
-      <w:pPr>
-        <w:tabs>
-          <w:tab w:val="num" w:pos="5760"/>
-        </w:tabs>
-        <w:ind w:left="5760" w:hanging="360"/>
-      </w:pPr>
-      <w:rPr>
-        <w:rFonts w:ascii="Wingdings" w:hAnsi="Wingdings" w:hint="default"/>
-        <w:sz w:val="20"/>
-      </w:rPr>
-    </w:lvl>
-    <w:lvl w:ilvl="8" w:tentative="1">
-      <w:start w:val="1"/>
-      <w:numFmt w:val="bullet"/>
-      <w:lvlText w:val=""/>
-      <w:lvlJc w:val="left"/>
-      <w:pPr>
-        <w:tabs>
-          <w:tab w:val="num" w:pos="6480"/>
-        </w:tabs>
-        <w:ind w:left="6480" w:hanging="360"/>
-      </w:pPr>
-      <w:rPr>
-        <w:rFonts w:ascii="Wingdings" w:hAnsi="Wingdings" w:hint="default"/>
-        <w:sz w:val="20"/>
-      </w:rPr>
-    </w:lvl>
-  </w:abstractNum>
-  <w:abstractNum w:abstractNumId="4" w15:restartNumberingAfterBreak="0">
     <w:nsid w:val="059E1B35"/>
     <w:multiLevelType w:val="multilevel"/>
     <w:tmpl w:val="E3DC19C8"/>
@@ -27145,7 +26960,7 @@
       </w:rPr>
     </w:lvl>
   </w:abstractNum>
-  <w:abstractNum w:abstractNumId="5" w15:restartNumberingAfterBreak="0">
+  <w:abstractNum w:abstractNumId="4" w15:restartNumberingAfterBreak="0">
     <w:nsid w:val="06785F05"/>
     <w:multiLevelType w:val="multilevel"/>
     <w:tmpl w:val="24065472"/>
@@ -27294,7 +27109,7 @@
       </w:rPr>
     </w:lvl>
   </w:abstractNum>
-  <w:abstractNum w:abstractNumId="6" w15:restartNumberingAfterBreak="0">
+  <w:abstractNum w:abstractNumId="5" w15:restartNumberingAfterBreak="0">
     <w:nsid w:val="08165501"/>
     <w:multiLevelType w:val="multilevel"/>
     <w:tmpl w:val="B0EAA562"/>
@@ -27443,156 +27258,7 @@
       </w:rPr>
     </w:lvl>
   </w:abstractNum>
-  <w:abstractNum w:abstractNumId="7" w15:restartNumberingAfterBreak="0">
-    <w:nsid w:val="08D27E35"/>
-    <w:multiLevelType w:val="multilevel"/>
-    <w:tmpl w:val="0D8056F6"/>
-    <w:lvl w:ilvl="0">
-      <w:start w:val="1"/>
-      <w:numFmt w:val="bullet"/>
-      <w:lvlText w:val=""/>
-      <w:lvlJc w:val="left"/>
-      <w:pPr>
-        <w:tabs>
-          <w:tab w:val="num" w:pos="720"/>
-        </w:tabs>
-        <w:ind w:left="720" w:hanging="360"/>
-      </w:pPr>
-      <w:rPr>
-        <w:rFonts w:ascii="Symbol" w:hAnsi="Symbol" w:hint="default"/>
-        <w:sz w:val="20"/>
-      </w:rPr>
-    </w:lvl>
-    <w:lvl w:ilvl="1" w:tentative="1">
-      <w:start w:val="1"/>
-      <w:numFmt w:val="bullet"/>
-      <w:lvlText w:val="o"/>
-      <w:lvlJc w:val="left"/>
-      <w:pPr>
-        <w:tabs>
-          <w:tab w:val="num" w:pos="1440"/>
-        </w:tabs>
-        <w:ind w:left="1440" w:hanging="360"/>
-      </w:pPr>
-      <w:rPr>
-        <w:rFonts w:ascii="Courier New" w:hAnsi="Courier New" w:hint="default"/>
-        <w:sz w:val="20"/>
-      </w:rPr>
-    </w:lvl>
-    <w:lvl w:ilvl="2" w:tentative="1">
-      <w:start w:val="1"/>
-      <w:numFmt w:val="bullet"/>
-      <w:lvlText w:val=""/>
-      <w:lvlJc w:val="left"/>
-      <w:pPr>
-        <w:tabs>
-          <w:tab w:val="num" w:pos="2160"/>
-        </w:tabs>
-        <w:ind w:left="2160" w:hanging="360"/>
-      </w:pPr>
-      <w:rPr>
-        <w:rFonts w:ascii="Wingdings" w:hAnsi="Wingdings" w:hint="default"/>
-        <w:sz w:val="20"/>
-      </w:rPr>
-    </w:lvl>
-    <w:lvl w:ilvl="3" w:tentative="1">
-      <w:start w:val="1"/>
-      <w:numFmt w:val="bullet"/>
-      <w:lvlText w:val=""/>
-      <w:lvlJc w:val="left"/>
-      <w:pPr>
-        <w:tabs>
-          <w:tab w:val="num" w:pos="2880"/>
-        </w:tabs>
-        <w:ind w:left="2880" w:hanging="360"/>
-      </w:pPr>
-      <w:rPr>
-        <w:rFonts w:ascii="Wingdings" w:hAnsi="Wingdings" w:hint="default"/>
-        <w:sz w:val="20"/>
-      </w:rPr>
-    </w:lvl>
-    <w:lvl w:ilvl="4" w:tentative="1">
-      <w:start w:val="1"/>
-      <w:numFmt w:val="bullet"/>
-      <w:lvlText w:val=""/>
-      <w:lvlJc w:val="left"/>
-      <w:pPr>
-        <w:tabs>
-          <w:tab w:val="num" w:pos="3600"/>
-        </w:tabs>
-        <w:ind w:left="3600" w:hanging="360"/>
-      </w:pPr>
-      <w:rPr>
-        <w:rFonts w:ascii="Wingdings" w:hAnsi="Wingdings" w:hint="default"/>
-        <w:sz w:val="20"/>
-      </w:rPr>
-    </w:lvl>
-    <w:lvl w:ilvl="5" w:tentative="1">
-      <w:start w:val="1"/>
-      <w:numFmt w:val="bullet"/>
-      <w:lvlText w:val=""/>
-      <w:lvlJc w:val="left"/>
-      <w:pPr>
-        <w:tabs>
-          <w:tab w:val="num" w:pos="4320"/>
-        </w:tabs>
-        <w:ind w:left="4320" w:hanging="360"/>
-      </w:pPr>
-      <w:rPr>
-        <w:rFonts w:ascii="Wingdings" w:hAnsi="Wingdings" w:hint="default"/>
-        <w:sz w:val="20"/>
-      </w:rPr>
-    </w:lvl>
-    <w:lvl w:ilvl="6" w:tentative="1">
-      <w:start w:val="1"/>
-      <w:numFmt w:val="bullet"/>
-      <w:lvlText w:val=""/>
-      <w:lvlJc w:val="left"/>
-      <w:pPr>
-        <w:tabs>
-          <w:tab w:val="num" w:pos="5040"/>
-        </w:tabs>
-        <w:ind w:left="5040" w:hanging="360"/>
-      </w:pPr>
-      <w:rPr>
-        <w:rFonts w:ascii="Wingdings" w:hAnsi="Wingdings" w:hint="default"/>
-        <w:sz w:val="20"/>
-      </w:rPr>
-    </w:lvl>
-    <w:lvl w:ilvl="7" w:tentative="1">
-      <w:start w:val="1"/>
-      <w:numFmt w:val="bullet"/>
-      <w:lvlText w:val=""/>
-      <w:lvlJc w:val="left"/>
-      <w:pPr>
-        <w:tabs>
-          <w:tab w:val="num" w:pos="5760"/>
-        </w:tabs>
-        <w:ind w:left="5760" w:hanging="360"/>
-      </w:pPr>
-      <w:rPr>
-        <w:rFonts w:ascii="Wingdings" w:hAnsi="Wingdings" w:hint="default"/>
-        <w:sz w:val="20"/>
-      </w:rPr>
-    </w:lvl>
-    <w:lvl w:ilvl="8" w:tentative="1">
-      <w:start w:val="1"/>
-      <w:numFmt w:val="bullet"/>
-      <w:lvlText w:val=""/>
-      <w:lvlJc w:val="left"/>
-      <w:pPr>
-        <w:tabs>
-          <w:tab w:val="num" w:pos="6480"/>
-        </w:tabs>
-        <w:ind w:left="6480" w:hanging="360"/>
-      </w:pPr>
-      <w:rPr>
-        <w:rFonts w:ascii="Wingdings" w:hAnsi="Wingdings" w:hint="default"/>
-        <w:sz w:val="20"/>
-      </w:rPr>
-    </w:lvl>
-  </w:abstractNum>
-  <w:abstractNum w:abstractNumId="8" w15:restartNumberingAfterBreak="0">
+  <w:abstractNum w:abstractNumId="6" w15:restartNumberingAfterBreak="0">
     <w:nsid w:val="0AD719D8"/>
     <w:multiLevelType w:val="multilevel"/>
     <w:tmpl w:val="5E740886"/>
@@ -27741,7 +27407,7 @@
       </w:rPr>
     </w:lvl>
   </w:abstractNum>
-  <w:abstractNum w:abstractNumId="9" w15:restartNumberingAfterBreak="0">
+  <w:abstractNum w:abstractNumId="7" w15:restartNumberingAfterBreak="0">
     <w:nsid w:val="0C901E2F"/>
     <w:multiLevelType w:val="multilevel"/>
     <w:tmpl w:val="690C7052"/>
@@ -27890,7 +27556,7 @@
       </w:rPr>
     </w:lvl>
   </w:abstractNum>
-  <w:abstractNum w:abstractNumId="10" w15:restartNumberingAfterBreak="0">
+  <w:abstractNum w:abstractNumId="8" w15:restartNumberingAfterBreak="0">
     <w:nsid w:val="0CB35FC7"/>
     <w:multiLevelType w:val="multilevel"/>
     <w:tmpl w:val="63447C36"/>
@@ -28039,7 +27705,7 @@
       </w:rPr>
     </w:lvl>
   </w:abstractNum>
-  <w:abstractNum w:abstractNumId="11" w15:restartNumberingAfterBreak="0">
+  <w:abstractNum w:abstractNumId="9" w15:restartNumberingAfterBreak="0">
     <w:nsid w:val="0DF938CA"/>
     <w:multiLevelType w:val="multilevel"/>
     <w:tmpl w:val="96B08898"/>
@@ -28188,7 +27854,7 @@
       </w:rPr>
     </w:lvl>
   </w:abstractNum>
-  <w:abstractNum w:abstractNumId="12" w15:restartNumberingAfterBreak="0">
+  <w:abstractNum w:abstractNumId="10" w15:restartNumberingAfterBreak="0">
     <w:nsid w:val="0E2B4626"/>
     <w:multiLevelType w:val="multilevel"/>
     <w:tmpl w:val="DAC41BB2"/>
@@ -28301,7 +27967,7 @@
       </w:pPr>
     </w:lvl>
   </w:abstractNum>
-  <w:abstractNum w:abstractNumId="13" w15:restartNumberingAfterBreak="0">
+  <w:abstractNum w:abstractNumId="11" w15:restartNumberingAfterBreak="0">
     <w:nsid w:val="0E661063"/>
     <w:multiLevelType w:val="multilevel"/>
     <w:tmpl w:val="A58ECD88"/>
@@ -28414,7 +28080,7 @@
       </w:pPr>
     </w:lvl>
   </w:abstractNum>
-  <w:abstractNum w:abstractNumId="14" w15:restartNumberingAfterBreak="0">
+  <w:abstractNum w:abstractNumId="12" w15:restartNumberingAfterBreak="0">
     <w:nsid w:val="0EFF0889"/>
     <w:multiLevelType w:val="multilevel"/>
     <w:tmpl w:val="29228272"/>
@@ -28527,7 +28193,7 @@
       </w:pPr>
     </w:lvl>
   </w:abstractNum>
-  <w:abstractNum w:abstractNumId="15" w15:restartNumberingAfterBreak="0">
+  <w:abstractNum w:abstractNumId="13" w15:restartNumberingAfterBreak="0">
     <w:nsid w:val="0F6B36AC"/>
     <w:multiLevelType w:val="multilevel"/>
     <w:tmpl w:val="28BAB398"/>
@@ -28676,156 +28342,7 @@
       </w:rPr>
     </w:lvl>
   </w:abstractNum>
-  <w:abstractNum w:abstractNumId="16" w15:restartNumberingAfterBreak="0">
-    <w:nsid w:val="11755AC9"/>
-    <w:multiLevelType w:val="multilevel"/>
-    <w:tmpl w:val="58BA745A"/>
-    <w:lvl w:ilvl="0">
-      <w:start w:val="1"/>
-      <w:numFmt w:val="bullet"/>
-      <w:lvlText w:val=""/>
-      <w:lvlJc w:val="left"/>
-      <w:pPr>
-        <w:tabs>
-          <w:tab w:val="num" w:pos="720"/>
-        </w:tabs>
-        <w:ind w:left="720" w:hanging="360"/>
-      </w:pPr>
-      <w:rPr>
-        <w:rFonts w:ascii="Symbol" w:hAnsi="Symbol" w:hint="default"/>
-        <w:sz w:val="20"/>
-      </w:rPr>
-    </w:lvl>
-    <w:lvl w:ilvl="1" w:tentative="1">
-      <w:start w:val="1"/>
-      <w:numFmt w:val="bullet"/>
-      <w:lvlText w:val="o"/>
-      <w:lvlJc w:val="left"/>
-      <w:pPr>
-        <w:tabs>
-          <w:tab w:val="num" w:pos="1440"/>
-        </w:tabs>
-        <w:ind w:left="1440" w:hanging="360"/>
-      </w:pPr>
-      <w:rPr>
-        <w:rFonts w:ascii="Courier New" w:hAnsi="Courier New" w:hint="default"/>
-        <w:sz w:val="20"/>
-      </w:rPr>
-    </w:lvl>
-    <w:lvl w:ilvl="2" w:tentative="1">
-      <w:start w:val="1"/>
-      <w:numFmt w:val="bullet"/>
-      <w:lvlText w:val=""/>
-      <w:lvlJc w:val="left"/>
-      <w:pPr>
-        <w:tabs>
-          <w:tab w:val="num" w:pos="2160"/>
-        </w:tabs>
-        <w:ind w:left="2160" w:hanging="360"/>
-      </w:pPr>
-      <w:rPr>
-        <w:rFonts w:ascii="Wingdings" w:hAnsi="Wingdings" w:hint="default"/>
-        <w:sz w:val="20"/>
-      </w:rPr>
-    </w:lvl>
-    <w:lvl w:ilvl="3" w:tentative="1">
-      <w:start w:val="1"/>
-      <w:numFmt w:val="bullet"/>
-      <w:lvlText w:val=""/>
-      <w:lvlJc w:val="left"/>
-      <w:pPr>
-        <w:tabs>
-          <w:tab w:val="num" w:pos="2880"/>
-        </w:tabs>
-        <w:ind w:left="2880" w:hanging="360"/>
-      </w:pPr>
-      <w:rPr>
-        <w:rFonts w:ascii="Wingdings" w:hAnsi="Wingdings" w:hint="default"/>
-        <w:sz w:val="20"/>
-      </w:rPr>
-    </w:lvl>
-    <w:lvl w:ilvl="4" w:tentative="1">
-      <w:start w:val="1"/>
-      <w:numFmt w:val="bullet"/>
-      <w:lvlText w:val=""/>
-      <w:lvlJc w:val="left"/>
-      <w:pPr>
-        <w:tabs>
-          <w:tab w:val="num" w:pos="3600"/>
-        </w:tabs>
-        <w:ind w:left="3600" w:hanging="360"/>
-      </w:pPr>
-      <w:rPr>
-        <w:rFonts w:ascii="Wingdings" w:hAnsi="Wingdings" w:hint="default"/>
-        <w:sz w:val="20"/>
-      </w:rPr>
-    </w:lvl>
-    <w:lvl w:ilvl="5" w:tentative="1">
-      <w:start w:val="1"/>
-      <w:numFmt w:val="bullet"/>
-      <w:lvlText w:val=""/>
-      <w:lvlJc w:val="left"/>
-      <w:pPr>
-        <w:tabs>
-          <w:tab w:val="num" w:pos="4320"/>
-        </w:tabs>
-        <w:ind w:left="4320" w:hanging="360"/>
-      </w:pPr>
-      <w:rPr>
-        <w:rFonts w:ascii="Wingdings" w:hAnsi="Wingdings" w:hint="default"/>
-        <w:sz w:val="20"/>
-      </w:rPr>
-    </w:lvl>
-    <w:lvl w:ilvl="6" w:tentative="1">
-      <w:start w:val="1"/>
-      <w:numFmt w:val="bullet"/>
-      <w:lvlText w:val=""/>
-      <w:lvlJc w:val="left"/>
-      <w:pPr>
-        <w:tabs>
-          <w:tab w:val="num" w:pos="5040"/>
-        </w:tabs>
-        <w:ind w:left="5040" w:hanging="360"/>
-      </w:pPr>
-      <w:rPr>
-        <w:rFonts w:ascii="Wingdings" w:hAnsi="Wingdings" w:hint="default"/>
-        <w:sz w:val="20"/>
-      </w:rPr>
-    </w:lvl>
-    <w:lvl w:ilvl="7" w:tentative="1">
-      <w:start w:val="1"/>
-      <w:numFmt w:val="bullet"/>
-      <w:lvlText w:val=""/>
-      <w:lvlJc w:val="left"/>
-      <w:pPr>
-        <w:tabs>
-          <w:tab w:val="num" w:pos="5760"/>
-        </w:tabs>
-        <w:ind w:left="5760" w:hanging="360"/>
-      </w:pPr>
-      <w:rPr>
-        <w:rFonts w:ascii="Wingdings" w:hAnsi="Wingdings" w:hint="default"/>
-        <w:sz w:val="20"/>
-      </w:rPr>
-    </w:lvl>
-    <w:lvl w:ilvl="8" w:tentative="1">
-      <w:start w:val="1"/>
-      <w:numFmt w:val="bullet"/>
-      <w:lvlText w:val=""/>
-      <w:lvlJc w:val="left"/>
-      <w:pPr>
-        <w:tabs>
-          <w:tab w:val="num" w:pos="6480"/>
-        </w:tabs>
-        <w:ind w:left="6480" w:hanging="360"/>
-      </w:pPr>
-      <w:rPr>
-        <w:rFonts w:ascii="Wingdings" w:hAnsi="Wingdings" w:hint="default"/>
-        <w:sz w:val="20"/>
-      </w:rPr>
-    </w:lvl>
-  </w:abstractNum>
-  <w:abstractNum w:abstractNumId="17" w15:restartNumberingAfterBreak="0">
+  <w:abstractNum w:abstractNumId="14" w15:restartNumberingAfterBreak="0">
     <w:nsid w:val="142F7518"/>
     <w:multiLevelType w:val="multilevel"/>
     <w:tmpl w:val="C7F0C67E"/>
@@ -28974,305 +28491,7 @@
       </w:rPr>
     </w:lvl>
   </w:abstractNum>
-  <w:abstractNum w:abstractNumId="18" w15:restartNumberingAfterBreak="0">
-    <w:nsid w:val="145822AA"/>
-    <w:multiLevelType w:val="multilevel"/>
-    <w:tmpl w:val="01C2CD6A"/>
-    <w:lvl w:ilvl="0">
-      <w:start w:val="1"/>
-      <w:numFmt w:val="bullet"/>
-      <w:lvlText w:val=""/>
-      <w:lvlJc w:val="left"/>
-      <w:pPr>
-        <w:tabs>
-          <w:tab w:val="num" w:pos="720"/>
-        </w:tabs>
-        <w:ind w:left="720" w:hanging="360"/>
-      </w:pPr>
-      <w:rPr>
-        <w:rFonts w:ascii="Symbol" w:hAnsi="Symbol" w:hint="default"/>
-        <w:sz w:val="20"/>
-      </w:rPr>
-    </w:lvl>
-    <w:lvl w:ilvl="1" w:tentative="1">
-      <w:start w:val="1"/>
-      <w:numFmt w:val="bullet"/>
-      <w:lvlText w:val="o"/>
-      <w:lvlJc w:val="left"/>
-      <w:pPr>
-        <w:tabs>
-          <w:tab w:val="num" w:pos="1440"/>
-        </w:tabs>
-        <w:ind w:left="1440" w:hanging="360"/>
-      </w:pPr>
-      <w:rPr>
-        <w:rFonts w:ascii="Courier New" w:hAnsi="Courier New" w:hint="default"/>
-        <w:sz w:val="20"/>
-      </w:rPr>
-    </w:lvl>
-    <w:lvl w:ilvl="2" w:tentative="1">
-      <w:start w:val="1"/>
-      <w:numFmt w:val="bullet"/>
-      <w:lvlText w:val=""/>
-      <w:lvlJc w:val="left"/>
-      <w:pPr>
-        <w:tabs>
-          <w:tab w:val="num" w:pos="2160"/>
-        </w:tabs>
-        <w:ind w:left="2160" w:hanging="360"/>
-      </w:pPr>
-      <w:rPr>
-        <w:rFonts w:ascii="Wingdings" w:hAnsi="Wingdings" w:hint="default"/>
-        <w:sz w:val="20"/>
-      </w:rPr>
-    </w:lvl>
-    <w:lvl w:ilvl="3" w:tentative="1">
-      <w:start w:val="1"/>
-      <w:numFmt w:val="bullet"/>
-      <w:lvlText w:val=""/>
-      <w:lvlJc w:val="left"/>
-      <w:pPr>
-        <w:tabs>
-          <w:tab w:val="num" w:pos="2880"/>
-        </w:tabs>
-        <w:ind w:left="2880" w:hanging="360"/>
-      </w:pPr>
-      <w:rPr>
-        <w:rFonts w:ascii="Wingdings" w:hAnsi="Wingdings" w:hint="default"/>
-        <w:sz w:val="20"/>
-      </w:rPr>
-    </w:lvl>
-    <w:lvl w:ilvl="4" w:tentative="1">
-      <w:start w:val="1"/>
-      <w:numFmt w:val="bullet"/>
-      <w:lvlText w:val=""/>
-      <w:lvlJc w:val="left"/>
-      <w:pPr>
-        <w:tabs>
-          <w:tab w:val="num" w:pos="3600"/>
-        </w:tabs>
-        <w:ind w:left="3600" w:hanging="360"/>
-      </w:pPr>
-      <w:rPr>
-        <w:rFonts w:ascii="Wingdings" w:hAnsi="Wingdings" w:hint="default"/>
-        <w:sz w:val="20"/>
-      </w:rPr>
-    </w:lvl>
-    <w:lvl w:ilvl="5" w:tentative="1">
-      <w:start w:val="1"/>
-      <w:numFmt w:val="bullet"/>
-      <w:lvlText w:val=""/>
-      <w:lvlJc w:val="left"/>
-      <w:pPr>
-        <w:tabs>
-          <w:tab w:val="num" w:pos="4320"/>
-        </w:tabs>
-        <w:ind w:left="4320" w:hanging="360"/>
-      </w:pPr>
-      <w:rPr>
-        <w:rFonts w:ascii="Wingdings" w:hAnsi="Wingdings" w:hint="default"/>
-        <w:sz w:val="20"/>
-      </w:rPr>
-    </w:lvl>
-    <w:lvl w:ilvl="6" w:tentative="1">
-      <w:start w:val="1"/>
-      <w:numFmt w:val="bullet"/>
-      <w:lvlText w:val=""/>
-      <w:lvlJc w:val="left"/>
-      <w:pPr>
-        <w:tabs>
-          <w:tab w:val="num" w:pos="5040"/>
-        </w:tabs>
-        <w:ind w:left="5040" w:hanging="360"/>
-      </w:pPr>
-      <w:rPr>
-        <w:rFonts w:ascii="Wingdings" w:hAnsi="Wingdings" w:hint="default"/>
-        <w:sz w:val="20"/>
-      </w:rPr>
-    </w:lvl>
-    <w:lvl w:ilvl="7" w:tentative="1">
-      <w:start w:val="1"/>
-      <w:numFmt w:val="bullet"/>
-      <w:lvlText w:val=""/>
-      <w:lvlJc w:val="left"/>
-      <w:pPr>
-        <w:tabs>
-          <w:tab w:val="num" w:pos="5760"/>
-        </w:tabs>
-        <w:ind w:left="5760" w:hanging="360"/>
-      </w:pPr>
-      <w:rPr>
-        <w:rFonts w:ascii="Wingdings" w:hAnsi="Wingdings" w:hint="default"/>
-        <w:sz w:val="20"/>
-      </w:rPr>
-    </w:lvl>
-    <w:lvl w:ilvl="8" w:tentative="1">
-      <w:start w:val="1"/>
-      <w:numFmt w:val="bullet"/>
-      <w:lvlText w:val=""/>
-      <w:lvlJc w:val="left"/>
-      <w:pPr>
-        <w:tabs>
-          <w:tab w:val="num" w:pos="6480"/>
-        </w:tabs>
-        <w:ind w:left="6480" w:hanging="360"/>
-      </w:pPr>
-      <w:rPr>
-        <w:rFonts w:ascii="Wingdings" w:hAnsi="Wingdings" w:hint="default"/>
-        <w:sz w:val="20"/>
-      </w:rPr>
-    </w:lvl>
-  </w:abstractNum>
-  <w:abstractNum w:abstractNumId="19" w15:restartNumberingAfterBreak="0">
-    <w:nsid w:val="16A27265"/>
-    <w:multiLevelType w:val="multilevel"/>
-    <w:tmpl w:val="CB40E01A"/>
-    <w:lvl w:ilvl="0">
-      <w:start w:val="1"/>
-      <w:numFmt w:val="bullet"/>
-      <w:lvlText w:val=""/>
-      <w:lvlJc w:val="left"/>
-      <w:pPr>
-        <w:tabs>
-          <w:tab w:val="num" w:pos="720"/>
-        </w:tabs>
-        <w:ind w:left="720" w:hanging="360"/>
-      </w:pPr>
-      <w:rPr>
-        <w:rFonts w:ascii="Symbol" w:hAnsi="Symbol" w:hint="default"/>
-        <w:sz w:val="20"/>
-      </w:rPr>
-    </w:lvl>
-    <w:lvl w:ilvl="1">
-      <w:start w:val="1"/>
-      <w:numFmt w:val="bullet"/>
-      <w:lvlText w:val="o"/>
-      <w:lvlJc w:val="left"/>
-      <w:pPr>
-        <w:tabs>
-          <w:tab w:val="num" w:pos="1440"/>
-        </w:tabs>
-        <w:ind w:left="1440" w:hanging="360"/>
-      </w:pPr>
-      <w:rPr>
-        <w:rFonts w:ascii="Courier New" w:hAnsi="Courier New" w:hint="default"/>
-        <w:sz w:val="20"/>
-      </w:rPr>
-    </w:lvl>
-    <w:lvl w:ilvl="2" w:tentative="1">
-      <w:start w:val="1"/>
-      <w:numFmt w:val="bullet"/>
-      <w:lvlText w:val=""/>
-      <w:lvlJc w:val="left"/>
-      <w:pPr>
-        <w:tabs>
-          <w:tab w:val="num" w:pos="2160"/>
-        </w:tabs>
-        <w:ind w:left="2160" w:hanging="360"/>
-      </w:pPr>
-      <w:rPr>
-        <w:rFonts w:ascii="Wingdings" w:hAnsi="Wingdings" w:hint="default"/>
-        <w:sz w:val="20"/>
-      </w:rPr>
-    </w:lvl>
-    <w:lvl w:ilvl="3" w:tentative="1">
-      <w:start w:val="1"/>
-      <w:numFmt w:val="bullet"/>
-      <w:lvlText w:val=""/>
-      <w:lvlJc w:val="left"/>
-      <w:pPr>
-        <w:tabs>
-          <w:tab w:val="num" w:pos="2880"/>
-        </w:tabs>
-        <w:ind w:left="2880" w:hanging="360"/>
-      </w:pPr>
-      <w:rPr>
-        <w:rFonts w:ascii="Wingdings" w:hAnsi="Wingdings" w:hint="default"/>
-        <w:sz w:val="20"/>
-      </w:rPr>
-    </w:lvl>
-    <w:lvl w:ilvl="4" w:tentative="1">
-      <w:start w:val="1"/>
-      <w:numFmt w:val="bullet"/>
-      <w:lvlText w:val=""/>
-      <w:lvlJc w:val="left"/>
-      <w:pPr>
-        <w:tabs>
-          <w:tab w:val="num" w:pos="3600"/>
-        </w:tabs>
-        <w:ind w:left="3600" w:hanging="360"/>
-      </w:pPr>
-      <w:rPr>
-        <w:rFonts w:ascii="Wingdings" w:hAnsi="Wingdings" w:hint="default"/>
-        <w:sz w:val="20"/>
-      </w:rPr>
-    </w:lvl>
-    <w:lvl w:ilvl="5" w:tentative="1">
-      <w:start w:val="1"/>
-      <w:numFmt w:val="bullet"/>
-      <w:lvlText w:val=""/>
-      <w:lvlJc w:val="left"/>
-      <w:pPr>
-        <w:tabs>
-          <w:tab w:val="num" w:pos="4320"/>
-        </w:tabs>
-        <w:ind w:left="4320" w:hanging="360"/>
-      </w:pPr>
-      <w:rPr>
-        <w:rFonts w:ascii="Wingdings" w:hAnsi="Wingdings" w:hint="default"/>
-        <w:sz w:val="20"/>
-      </w:rPr>
-    </w:lvl>
-    <w:lvl w:ilvl="6" w:tentative="1">
-      <w:start w:val="1"/>
-      <w:numFmt w:val="bullet"/>
-      <w:lvlText w:val=""/>
-      <w:lvlJc w:val="left"/>
-      <w:pPr>
-        <w:tabs>
-          <w:tab w:val="num" w:pos="5040"/>
-        </w:tabs>
-        <w:ind w:left="5040" w:hanging="360"/>
-      </w:pPr>
-      <w:rPr>
-        <w:rFonts w:ascii="Wingdings" w:hAnsi="Wingdings" w:hint="default"/>
-        <w:sz w:val="20"/>
-      </w:rPr>
-    </w:lvl>
-    <w:lvl w:ilvl="7" w:tentative="1">
-      <w:start w:val="1"/>
-      <w:numFmt w:val="bullet"/>
-      <w:lvlText w:val=""/>
-      <w:lvlJc w:val="left"/>
-      <w:pPr>
-        <w:tabs>
-          <w:tab w:val="num" w:pos="5760"/>
-        </w:tabs>
-        <w:ind w:left="5760" w:hanging="360"/>
-      </w:pPr>
-      <w:rPr>
-        <w:rFonts w:ascii="Wingdings" w:hAnsi="Wingdings" w:hint="default"/>
-        <w:sz w:val="20"/>
-      </w:rPr>
-    </w:lvl>
-    <w:lvl w:ilvl="8" w:tentative="1">
-      <w:start w:val="1"/>
-      <w:numFmt w:val="bullet"/>
-      <w:lvlText w:val=""/>
-      <w:lvlJc w:val="left"/>
-      <w:pPr>
-        <w:tabs>
-          <w:tab w:val="num" w:pos="6480"/>
-        </w:tabs>
-        <w:ind w:left="6480" w:hanging="360"/>
-      </w:pPr>
-      <w:rPr>
-        <w:rFonts w:ascii="Wingdings" w:hAnsi="Wingdings" w:hint="default"/>
-        <w:sz w:val="20"/>
-      </w:rPr>
-    </w:lvl>
-  </w:abstractNum>
-  <w:abstractNum w:abstractNumId="20" w15:restartNumberingAfterBreak="0">
+  <w:abstractNum w:abstractNumId="15" w15:restartNumberingAfterBreak="0">
     <w:nsid w:val="17431D15"/>
     <w:multiLevelType w:val="multilevel"/>
     <w:tmpl w:val="D38E9676"/>
@@ -29421,120 +28640,7 @@
       </w:rPr>
     </w:lvl>
   </w:abstractNum>
-  <w:abstractNum w:abstractNumId="21" w15:restartNumberingAfterBreak="0">
-    <w:nsid w:val="182D2424"/>
-    <w:multiLevelType w:val="multilevel"/>
-    <w:tmpl w:val="63DC4748"/>
-    <w:lvl w:ilvl="0">
-      <w:start w:val="1"/>
-      <w:numFmt w:val="decimal"/>
-      <w:lvlText w:val="%1."/>
-      <w:lvlJc w:val="left"/>
-      <w:pPr>
-        <w:tabs>
-          <w:tab w:val="num" w:pos="720"/>
-        </w:tabs>
-        <w:ind w:left="720" w:hanging="360"/>
-      </w:pPr>
-    </w:lvl>
-    <w:lvl w:ilvl="1" w:tentative="1">
-      <w:start w:val="1"/>
-      <w:numFmt w:val="decimal"/>
-      <w:lvlText w:val="%2."/>
-      <w:lvlJc w:val="left"/>
-      <w:pPr>
-        <w:tabs>
-          <w:tab w:val="num" w:pos="1440"/>
-        </w:tabs>
-        <w:ind w:left="1440" w:hanging="360"/>
-      </w:pPr>
-    </w:lvl>
-    <w:lvl w:ilvl="2" w:tentative="1">
-      <w:start w:val="1"/>
-      <w:numFmt w:val="decimal"/>
-      <w:lvlText w:val="%3."/>
-      <w:lvlJc w:val="left"/>
-      <w:pPr>
-        <w:tabs>
-          <w:tab w:val="num" w:pos="2160"/>
-        </w:tabs>
-        <w:ind w:left="2160" w:hanging="360"/>
-      </w:pPr>
-    </w:lvl>
-    <w:lvl w:ilvl="3" w:tentative="1">
-      <w:start w:val="1"/>
-      <w:numFmt w:val="decimal"/>
-      <w:lvlText w:val="%4."/>
-      <w:lvlJc w:val="left"/>
-      <w:pPr>
-        <w:tabs>
-          <w:tab w:val="num" w:pos="2880"/>
-        </w:tabs>
-        <w:ind w:left="2880" w:hanging="360"/>
-      </w:pPr>
-    </w:lvl>
-    <w:lvl w:ilvl="4" w:tentative="1">
-      <w:start w:val="1"/>
-      <w:numFmt w:val="decimal"/>
-      <w:lvlText w:val="%5."/>
-      <w:lvlJc w:val="left"/>
-      <w:pPr>
-        <w:tabs>
-          <w:tab w:val="num" w:pos="3600"/>
-        </w:tabs>
-        <w:ind w:left="3600" w:hanging="360"/>
-      </w:pPr>
-    </w:lvl>
-    <w:lvl w:ilvl="5" w:tentative="1">
-      <w:start w:val="1"/>
-      <w:numFmt w:val="decimal"/>
-      <w:lvlText w:val="%6."/>
-      <w:lvlJc w:val="left"/>
-      <w:pPr>
-        <w:tabs>
-          <w:tab w:val="num" w:pos="4320"/>
-        </w:tabs>
-        <w:ind w:left="4320" w:hanging="360"/>
-      </w:pPr>
-    </w:lvl>
-    <w:lvl w:ilvl="6" w:tentative="1">
-      <w:start w:val="1"/>
-      <w:numFmt w:val="decimal"/>
-      <w:lvlText w:val="%7."/>
-      <w:lvlJc w:val="left"/>
-      <w:pPr>
-        <w:tabs>
-          <w:tab w:val="num" w:pos="5040"/>
-        </w:tabs>
-        <w:ind w:left="5040" w:hanging="360"/>
-      </w:pPr>
-    </w:lvl>
-    <w:lvl w:ilvl="7" w:tentative="1">
-      <w:start w:val="1"/>
-      <w:numFmt w:val="decimal"/>
-      <w:lvlText w:val="%8."/>
-      <w:lvlJc w:val="left"/>
-      <w:pPr>
-        <w:tabs>
-          <w:tab w:val="num" w:pos="5760"/>
-        </w:tabs>
-        <w:ind w:left="5760" w:hanging="360"/>
-      </w:pPr>
-    </w:lvl>
-    <w:lvl w:ilvl="8" w:tentative="1">
-      <w:start w:val="1"/>
-      <w:numFmt w:val="decimal"/>
-      <w:lvlText w:val="%9."/>
-      <w:lvlJc w:val="left"/>
-      <w:pPr>
-        <w:tabs>
-          <w:tab w:val="num" w:pos="6480"/>
-        </w:tabs>
-        <w:ind w:left="6480" w:hanging="360"/>
-      </w:pPr>
-    </w:lvl>
-  </w:abstractNum>
-  <w:abstractNum w:abstractNumId="22" w15:restartNumberingAfterBreak="0">
+  <w:abstractNum w:abstractNumId="16" w15:restartNumberingAfterBreak="0">
     <w:nsid w:val="1A2E7CD2"/>
     <w:multiLevelType w:val="multilevel"/>
     <w:tmpl w:val="A9989556"/>
@@ -29683,7 +28789,7 @@
       </w:rPr>
     </w:lvl>
   </w:abstractNum>
-  <w:abstractNum w:abstractNumId="23" w15:restartNumberingAfterBreak="0">
+  <w:abstractNum w:abstractNumId="17" w15:restartNumberingAfterBreak="0">
     <w:nsid w:val="1B914F70"/>
     <w:multiLevelType w:val="multilevel"/>
     <w:tmpl w:val="67160C7A"/>
@@ -29832,7 +28938,7 @@
       </w:rPr>
     </w:lvl>
   </w:abstractNum>
-  <w:abstractNum w:abstractNumId="24" w15:restartNumberingAfterBreak="0">
+  <w:abstractNum w:abstractNumId="18" w15:restartNumberingAfterBreak="0">
     <w:nsid w:val="21C10F73"/>
     <w:multiLevelType w:val="multilevel"/>
     <w:tmpl w:val="CB70073E"/>
@@ -29981,7 +29087,7 @@
       </w:rPr>
     </w:lvl>
   </w:abstractNum>
-  <w:abstractNum w:abstractNumId="25" w15:restartNumberingAfterBreak="0">
+  <w:abstractNum w:abstractNumId="19" w15:restartNumberingAfterBreak="0">
     <w:nsid w:val="27367529"/>
     <w:multiLevelType w:val="multilevel"/>
     <w:tmpl w:val="E50226B2"/>
@@ -30130,7 +29236,7 @@
       </w:rPr>
     </w:lvl>
   </w:abstractNum>
-  <w:abstractNum w:abstractNumId="26" w15:restartNumberingAfterBreak="0">
+  <w:abstractNum w:abstractNumId="20" w15:restartNumberingAfterBreak="0">
     <w:nsid w:val="293645D3"/>
     <w:multiLevelType w:val="multilevel"/>
     <w:tmpl w:val="F2647572"/>
@@ -30279,7 +29385,7 @@
       </w:rPr>
     </w:lvl>
   </w:abstractNum>
-  <w:abstractNum w:abstractNumId="27" w15:restartNumberingAfterBreak="0">
+  <w:abstractNum w:abstractNumId="21" w15:restartNumberingAfterBreak="0">
     <w:nsid w:val="2ACD4783"/>
     <w:multiLevelType w:val="multilevel"/>
     <w:tmpl w:val="73E217A2"/>
@@ -30428,7 +29534,7 @@
       </w:rPr>
     </w:lvl>
   </w:abstractNum>
-  <w:abstractNum w:abstractNumId="28" w15:restartNumberingAfterBreak="0">
+  <w:abstractNum w:abstractNumId="22" w15:restartNumberingAfterBreak="0">
     <w:nsid w:val="2BEC29F0"/>
     <w:multiLevelType w:val="multilevel"/>
     <w:tmpl w:val="28F815FA"/>
@@ -30577,305 +29683,7 @@
       </w:rPr>
     </w:lvl>
   </w:abstractNum>
-  <w:abstractNum w:abstractNumId="29" w15:restartNumberingAfterBreak="0">
-    <w:nsid w:val="2D1B1213"/>
-    <w:multiLevelType w:val="multilevel"/>
-    <w:tmpl w:val="1DD6201E"/>
-    <w:lvl w:ilvl="0">
-      <w:start w:val="1"/>
-      <w:numFmt w:val="bullet"/>
-      <w:lvlText w:val=""/>
-      <w:lvlJc w:val="left"/>
-      <w:pPr>
-        <w:tabs>
-          <w:tab w:val="num" w:pos="720"/>
-        </w:tabs>
-        <w:ind w:left="720" w:hanging="360"/>
-      </w:pPr>
-      <w:rPr>
-        <w:rFonts w:ascii="Symbol" w:hAnsi="Symbol" w:hint="default"/>
-        <w:sz w:val="20"/>
-      </w:rPr>
-    </w:lvl>
-    <w:lvl w:ilvl="1" w:tentative="1">
-      <w:start w:val="1"/>
-      <w:numFmt w:val="bullet"/>
-      <w:lvlText w:val="o"/>
-      <w:lvlJc w:val="left"/>
-      <w:pPr>
-        <w:tabs>
-          <w:tab w:val="num" w:pos="1440"/>
-        </w:tabs>
-        <w:ind w:left="1440" w:hanging="360"/>
-      </w:pPr>
-      <w:rPr>
-        <w:rFonts w:ascii="Courier New" w:hAnsi="Courier New" w:hint="default"/>
-        <w:sz w:val="20"/>
-      </w:rPr>
-    </w:lvl>
-    <w:lvl w:ilvl="2" w:tentative="1">
-      <w:start w:val="1"/>
-      <w:numFmt w:val="bullet"/>
-      <w:lvlText w:val=""/>
-      <w:lvlJc w:val="left"/>
-      <w:pPr>
-        <w:tabs>
-          <w:tab w:val="num" w:pos="2160"/>
-        </w:tabs>
-        <w:ind w:left="2160" w:hanging="360"/>
-      </w:pPr>
-      <w:rPr>
-        <w:rFonts w:ascii="Wingdings" w:hAnsi="Wingdings" w:hint="default"/>
-        <w:sz w:val="20"/>
-      </w:rPr>
-    </w:lvl>
-    <w:lvl w:ilvl="3" w:tentative="1">
-      <w:start w:val="1"/>
-      <w:numFmt w:val="bullet"/>
-      <w:lvlText w:val=""/>
-      <w:lvlJc w:val="left"/>
-      <w:pPr>
-        <w:tabs>
-          <w:tab w:val="num" w:pos="2880"/>
-        </w:tabs>
-        <w:ind w:left="2880" w:hanging="360"/>
-      </w:pPr>
-      <w:rPr>
-        <w:rFonts w:ascii="Wingdings" w:hAnsi="Wingdings" w:hint="default"/>
-        <w:sz w:val="20"/>
-      </w:rPr>
-    </w:lvl>
-    <w:lvl w:ilvl="4" w:tentative="1">
-      <w:start w:val="1"/>
-      <w:numFmt w:val="bullet"/>
-      <w:lvlText w:val=""/>
-      <w:lvlJc w:val="left"/>
-      <w:pPr>
-        <w:tabs>
-          <w:tab w:val="num" w:pos="3600"/>
-        </w:tabs>
-        <w:ind w:left="3600" w:hanging="360"/>
-      </w:pPr>
-      <w:rPr>
-        <w:rFonts w:ascii="Wingdings" w:hAnsi="Wingdings" w:hint="default"/>
-        <w:sz w:val="20"/>
-      </w:rPr>
-    </w:lvl>
-    <w:lvl w:ilvl="5" w:tentative="1">
-      <w:start w:val="1"/>
-      <w:numFmt w:val="bullet"/>
-      <w:lvlText w:val=""/>
-      <w:lvlJc w:val="left"/>
-      <w:pPr>
-        <w:tabs>
-          <w:tab w:val="num" w:pos="4320"/>
-        </w:tabs>
-        <w:ind w:left="4320" w:hanging="360"/>
-      </w:pPr>
-      <w:rPr>
-        <w:rFonts w:ascii="Wingdings" w:hAnsi="Wingdings" w:hint="default"/>
-        <w:sz w:val="20"/>
-      </w:rPr>
-    </w:lvl>
-    <w:lvl w:ilvl="6" w:tentative="1">
-      <w:start w:val="1"/>
-      <w:numFmt w:val="bullet"/>
-      <w:lvlText w:val=""/>
-      <w:lvlJc w:val="left"/>
-      <w:pPr>
-        <w:tabs>
-          <w:tab w:val="num" w:pos="5040"/>
-        </w:tabs>
-        <w:ind w:left="5040" w:hanging="360"/>
-      </w:pPr>
-      <w:rPr>
-        <w:rFonts w:ascii="Wingdings" w:hAnsi="Wingdings" w:hint="default"/>
-        <w:sz w:val="20"/>
-      </w:rPr>
-    </w:lvl>
-    <w:lvl w:ilvl="7" w:tentative="1">
-      <w:start w:val="1"/>
-      <w:numFmt w:val="bullet"/>
-      <w:lvlText w:val=""/>
-      <w:lvlJc w:val="left"/>
-      <w:pPr>
-        <w:tabs>
-          <w:tab w:val="num" w:pos="5760"/>
-        </w:tabs>
-        <w:ind w:left="5760" w:hanging="360"/>
-      </w:pPr>
-      <w:rPr>
-        <w:rFonts w:ascii="Wingdings" w:hAnsi="Wingdings" w:hint="default"/>
-        <w:sz w:val="20"/>
-      </w:rPr>
-    </w:lvl>
-    <w:lvl w:ilvl="8" w:tentative="1">
-      <w:start w:val="1"/>
-      <w:numFmt w:val="bullet"/>
-      <w:lvlText w:val=""/>
-      <w:lvlJc w:val="left"/>
-      <w:pPr>
-        <w:tabs>
-          <w:tab w:val="num" w:pos="6480"/>
-        </w:tabs>
-        <w:ind w:left="6480" w:hanging="360"/>
-      </w:pPr>
-      <w:rPr>
-        <w:rFonts w:ascii="Wingdings" w:hAnsi="Wingdings" w:hint="default"/>
-        <w:sz w:val="20"/>
-      </w:rPr>
-    </w:lvl>
-  </w:abstractNum>
-  <w:abstractNum w:abstractNumId="30" w15:restartNumberingAfterBreak="0">
-    <w:nsid w:val="2F09156F"/>
-    <w:multiLevelType w:val="multilevel"/>
-    <w:tmpl w:val="E7AA2ACE"/>
-    <w:lvl w:ilvl="0">
-      <w:start w:val="1"/>
-      <w:numFmt w:val="bullet"/>
-      <w:lvlText w:val=""/>
-      <w:lvlJc w:val="left"/>
-      <w:pPr>
-        <w:tabs>
-          <w:tab w:val="num" w:pos="720"/>
-        </w:tabs>
-        <w:ind w:left="720" w:hanging="360"/>
-      </w:pPr>
-      <w:rPr>
-        <w:rFonts w:ascii="Symbol" w:hAnsi="Symbol" w:hint="default"/>
-        <w:sz w:val="20"/>
-      </w:rPr>
-    </w:lvl>
-    <w:lvl w:ilvl="1" w:tentative="1">
-      <w:start w:val="1"/>
-      <w:numFmt w:val="bullet"/>
-      <w:lvlText w:val="o"/>
-      <w:lvlJc w:val="left"/>
-      <w:pPr>
-        <w:tabs>
-          <w:tab w:val="num" w:pos="1440"/>
-        </w:tabs>
-        <w:ind w:left="1440" w:hanging="360"/>
-      </w:pPr>
-      <w:rPr>
-        <w:rFonts w:ascii="Courier New" w:hAnsi="Courier New" w:hint="default"/>
-        <w:sz w:val="20"/>
-      </w:rPr>
-    </w:lvl>
-    <w:lvl w:ilvl="2" w:tentative="1">
-      <w:start w:val="1"/>
-      <w:numFmt w:val="bullet"/>
-      <w:lvlText w:val=""/>
-      <w:lvlJc w:val="left"/>
-      <w:pPr>
-        <w:tabs>
-          <w:tab w:val="num" w:pos="2160"/>
-        </w:tabs>
-        <w:ind w:left="2160" w:hanging="360"/>
-      </w:pPr>
-      <w:rPr>
-        <w:rFonts w:ascii="Wingdings" w:hAnsi="Wingdings" w:hint="default"/>
-        <w:sz w:val="20"/>
-      </w:rPr>
-    </w:lvl>
-    <w:lvl w:ilvl="3" w:tentative="1">
-      <w:start w:val="1"/>
-      <w:numFmt w:val="bullet"/>
-      <w:lvlText w:val=""/>
-      <w:lvlJc w:val="left"/>
-      <w:pPr>
-        <w:tabs>
-          <w:tab w:val="num" w:pos="2880"/>
-        </w:tabs>
-        <w:ind w:left="2880" w:hanging="360"/>
-      </w:pPr>
-      <w:rPr>
-        <w:rFonts w:ascii="Wingdings" w:hAnsi="Wingdings" w:hint="default"/>
-        <w:sz w:val="20"/>
-      </w:rPr>
-    </w:lvl>
-    <w:lvl w:ilvl="4" w:tentative="1">
-      <w:start w:val="1"/>
-      <w:numFmt w:val="bullet"/>
-      <w:lvlText w:val=""/>
-      <w:lvlJc w:val="left"/>
-      <w:pPr>
-        <w:tabs>
-          <w:tab w:val="num" w:pos="3600"/>
-        </w:tabs>
-        <w:ind w:left="3600" w:hanging="360"/>
-      </w:pPr>
-      <w:rPr>
-        <w:rFonts w:ascii="Wingdings" w:hAnsi="Wingdings" w:hint="default"/>
-        <w:sz w:val="20"/>
-      </w:rPr>
-    </w:lvl>
-    <w:lvl w:ilvl="5" w:tentative="1">
-      <w:start w:val="1"/>
-      <w:numFmt w:val="bullet"/>
-      <w:lvlText w:val=""/>
-      <w:lvlJc w:val="left"/>
-      <w:pPr>
-        <w:tabs>
-          <w:tab w:val="num" w:pos="4320"/>
-        </w:tabs>
-        <w:ind w:left="4320" w:hanging="360"/>
-      </w:pPr>
-      <w:rPr>
-        <w:rFonts w:ascii="Wingdings" w:hAnsi="Wingdings" w:hint="default"/>
-        <w:sz w:val="20"/>
-      </w:rPr>
-    </w:lvl>
-    <w:lvl w:ilvl="6" w:tentative="1">
-      <w:start w:val="1"/>
-      <w:numFmt w:val="bullet"/>
-      <w:lvlText w:val=""/>
-      <w:lvlJc w:val="left"/>
-      <w:pPr>
-        <w:tabs>
-          <w:tab w:val="num" w:pos="5040"/>
-        </w:tabs>
-        <w:ind w:left="5040" w:hanging="360"/>
-      </w:pPr>
-      <w:rPr>
-        <w:rFonts w:ascii="Wingdings" w:hAnsi="Wingdings" w:hint="default"/>
-        <w:sz w:val="20"/>
-      </w:rPr>
-    </w:lvl>
-    <w:lvl w:ilvl="7" w:tentative="1">
-      <w:start w:val="1"/>
-      <w:numFmt w:val="bullet"/>
-      <w:lvlText w:val=""/>
-      <w:lvlJc w:val="left"/>
-      <w:pPr>
-        <w:tabs>
-          <w:tab w:val="num" w:pos="5760"/>
-        </w:tabs>
-        <w:ind w:left="5760" w:hanging="360"/>
-      </w:pPr>
-      <w:rPr>
-        <w:rFonts w:ascii="Wingdings" w:hAnsi="Wingdings" w:hint="default"/>
-        <w:sz w:val="20"/>
-      </w:rPr>
-    </w:lvl>
-    <w:lvl w:ilvl="8" w:tentative="1">
-      <w:start w:val="1"/>
-      <w:numFmt w:val="bullet"/>
-      <w:lvlText w:val=""/>
-      <w:lvlJc w:val="left"/>
-      <w:pPr>
-        <w:tabs>
-          <w:tab w:val="num" w:pos="6480"/>
-        </w:tabs>
-        <w:ind w:left="6480" w:hanging="360"/>
-      </w:pPr>
-      <w:rPr>
-        <w:rFonts w:ascii="Wingdings" w:hAnsi="Wingdings" w:hint="default"/>
-        <w:sz w:val="20"/>
-      </w:rPr>
-    </w:lvl>
-  </w:abstractNum>
-  <w:abstractNum w:abstractNumId="31" w15:restartNumberingAfterBreak="0">
+  <w:abstractNum w:abstractNumId="23" w15:restartNumberingAfterBreak="0">
     <w:nsid w:val="306312E3"/>
     <w:multiLevelType w:val="multilevel"/>
     <w:tmpl w:val="9552CE1A"/>
@@ -31024,7 +29832,7 @@
       </w:rPr>
     </w:lvl>
   </w:abstractNum>
-  <w:abstractNum w:abstractNumId="32" w15:restartNumberingAfterBreak="0">
+  <w:abstractNum w:abstractNumId="24" w15:restartNumberingAfterBreak="0">
     <w:nsid w:val="30D45FA7"/>
     <w:multiLevelType w:val="multilevel"/>
     <w:tmpl w:val="CD5855EA"/>
@@ -31173,156 +29981,7 @@
       </w:rPr>
     </w:lvl>
   </w:abstractNum>
-  <w:abstractNum w:abstractNumId="33" w15:restartNumberingAfterBreak="0">
-    <w:nsid w:val="31E84F3E"/>
-    <w:multiLevelType w:val="multilevel"/>
-    <w:tmpl w:val="81401134"/>
-    <w:lvl w:ilvl="0">
-      <w:start w:val="1"/>
-      <w:numFmt w:val="bullet"/>
-      <w:lvlText w:val=""/>
-      <w:lvlJc w:val="left"/>
-      <w:pPr>
-        <w:tabs>
-          <w:tab w:val="num" w:pos="720"/>
-        </w:tabs>
-        <w:ind w:left="720" w:hanging="360"/>
-      </w:pPr>
-      <w:rPr>
-        <w:rFonts w:ascii="Symbol" w:hAnsi="Symbol" w:hint="default"/>
-        <w:sz w:val="20"/>
-      </w:rPr>
-    </w:lvl>
-    <w:lvl w:ilvl="1" w:tentative="1">
-      <w:start w:val="1"/>
-      <w:numFmt w:val="bullet"/>
-      <w:lvlText w:val="o"/>
-      <w:lvlJc w:val="left"/>
-      <w:pPr>
-        <w:tabs>
-          <w:tab w:val="num" w:pos="1440"/>
-        </w:tabs>
-        <w:ind w:left="1440" w:hanging="360"/>
-      </w:pPr>
-      <w:rPr>
-        <w:rFonts w:ascii="Courier New" w:hAnsi="Courier New" w:hint="default"/>
-        <w:sz w:val="20"/>
-      </w:rPr>
-    </w:lvl>
-    <w:lvl w:ilvl="2" w:tentative="1">
-      <w:start w:val="1"/>
-      <w:numFmt w:val="bullet"/>
-      <w:lvlText w:val=""/>
-      <w:lvlJc w:val="left"/>
-      <w:pPr>
-        <w:tabs>
-          <w:tab w:val="num" w:pos="2160"/>
-        </w:tabs>
-        <w:ind w:left="2160" w:hanging="360"/>
-      </w:pPr>
-      <w:rPr>
-        <w:rFonts w:ascii="Wingdings" w:hAnsi="Wingdings" w:hint="default"/>
-        <w:sz w:val="20"/>
-      </w:rPr>
-    </w:lvl>
-    <w:lvl w:ilvl="3" w:tentative="1">
-      <w:start w:val="1"/>
-      <w:numFmt w:val="bullet"/>
-      <w:lvlText w:val=""/>
-      <w:lvlJc w:val="left"/>
-      <w:pPr>
-        <w:tabs>
-          <w:tab w:val="num" w:pos="2880"/>
-        </w:tabs>
-        <w:ind w:left="2880" w:hanging="360"/>
-      </w:pPr>
-      <w:rPr>
-        <w:rFonts w:ascii="Wingdings" w:hAnsi="Wingdings" w:hint="default"/>
-        <w:sz w:val="20"/>
-      </w:rPr>
-    </w:lvl>
-    <w:lvl w:ilvl="4" w:tentative="1">
-      <w:start w:val="1"/>
-      <w:numFmt w:val="bullet"/>
-      <w:lvlText w:val=""/>
-      <w:lvlJc w:val="left"/>
-      <w:pPr>
-        <w:tabs>
-          <w:tab w:val="num" w:pos="3600"/>
-        </w:tabs>
-        <w:ind w:left="3600" w:hanging="360"/>
-      </w:pPr>
-      <w:rPr>
-        <w:rFonts w:ascii="Wingdings" w:hAnsi="Wingdings" w:hint="default"/>
-        <w:sz w:val="20"/>
-      </w:rPr>
-    </w:lvl>
-    <w:lvl w:ilvl="5" w:tentative="1">
-      <w:start w:val="1"/>
-      <w:numFmt w:val="bullet"/>
-      <w:lvlText w:val=""/>
-      <w:lvlJc w:val="left"/>
-      <w:pPr>
-        <w:tabs>
-          <w:tab w:val="num" w:pos="4320"/>
-        </w:tabs>
-        <w:ind w:left="4320" w:hanging="360"/>
-      </w:pPr>
-      <w:rPr>
-        <w:rFonts w:ascii="Wingdings" w:hAnsi="Wingdings" w:hint="default"/>
-        <w:sz w:val="20"/>
-      </w:rPr>
-    </w:lvl>
-    <w:lvl w:ilvl="6" w:tentative="1">
-      <w:start w:val="1"/>
-      <w:numFmt w:val="bullet"/>
-      <w:lvlText w:val=""/>
-      <w:lvlJc w:val="left"/>
-      <w:pPr>
-        <w:tabs>
-          <w:tab w:val="num" w:pos="5040"/>
-        </w:tabs>
-        <w:ind w:left="5040" w:hanging="360"/>
-      </w:pPr>
-      <w:rPr>
-        <w:rFonts w:ascii="Wingdings" w:hAnsi="Wingdings" w:hint="default"/>
-        <w:sz w:val="20"/>
-      </w:rPr>
-    </w:lvl>
-    <w:lvl w:ilvl="7" w:tentative="1">
-      <w:start w:val="1"/>
-      <w:numFmt w:val="bullet"/>
-      <w:lvlText w:val=""/>
-      <w:lvlJc w:val="left"/>
-      <w:pPr>
-        <w:tabs>
-          <w:tab w:val="num" w:pos="5760"/>
-        </w:tabs>
-        <w:ind w:left="5760" w:hanging="360"/>
-      </w:pPr>
-      <w:rPr>
-        <w:rFonts w:ascii="Wingdings" w:hAnsi="Wingdings" w:hint="default"/>
-        <w:sz w:val="20"/>
-      </w:rPr>
-    </w:lvl>
-    <w:lvl w:ilvl="8" w:tentative="1">
-      <w:start w:val="1"/>
-      <w:numFmt w:val="bullet"/>
-      <w:lvlText w:val=""/>
-      <w:lvlJc w:val="left"/>
-      <w:pPr>
-        <w:tabs>
-          <w:tab w:val="num" w:pos="6480"/>
-        </w:tabs>
-        <w:ind w:left="6480" w:hanging="360"/>
-      </w:pPr>
-      <w:rPr>
-        <w:rFonts w:ascii="Wingdings" w:hAnsi="Wingdings" w:hint="default"/>
-        <w:sz w:val="20"/>
-      </w:rPr>
-    </w:lvl>
-  </w:abstractNum>
-  <w:abstractNum w:abstractNumId="34" w15:restartNumberingAfterBreak="0">
+  <w:abstractNum w:abstractNumId="25" w15:restartNumberingAfterBreak="0">
     <w:nsid w:val="33643F7B"/>
     <w:multiLevelType w:val="multilevel"/>
     <w:tmpl w:val="2C2E4A0C"/>
@@ -31471,7 +30130,7 @@
       </w:rPr>
     </w:lvl>
   </w:abstractNum>
-  <w:abstractNum w:abstractNumId="35" w15:restartNumberingAfterBreak="0">
+  <w:abstractNum w:abstractNumId="26" w15:restartNumberingAfterBreak="0">
     <w:nsid w:val="342826AB"/>
     <w:multiLevelType w:val="multilevel"/>
     <w:tmpl w:val="705E50F0"/>
@@ -31620,7 +30279,7 @@
       </w:rPr>
     </w:lvl>
   </w:abstractNum>
-  <w:abstractNum w:abstractNumId="36" w15:restartNumberingAfterBreak="0">
+  <w:abstractNum w:abstractNumId="27" w15:restartNumberingAfterBreak="0">
     <w:nsid w:val="37365476"/>
     <w:multiLevelType w:val="multilevel"/>
     <w:tmpl w:val="143CBE76"/>
@@ -31769,7 +30428,7 @@
       </w:rPr>
     </w:lvl>
   </w:abstractNum>
-  <w:abstractNum w:abstractNumId="37" w15:restartNumberingAfterBreak="0">
+  <w:abstractNum w:abstractNumId="28" w15:restartNumberingAfterBreak="0">
     <w:nsid w:val="375A3AC8"/>
     <w:multiLevelType w:val="multilevel"/>
     <w:tmpl w:val="B15A66E0"/>
@@ -31918,7 +30577,7 @@
       </w:rPr>
     </w:lvl>
   </w:abstractNum>
-  <w:abstractNum w:abstractNumId="38" w15:restartNumberingAfterBreak="0">
+  <w:abstractNum w:abstractNumId="29" w15:restartNumberingAfterBreak="0">
     <w:nsid w:val="37DE02AD"/>
     <w:multiLevelType w:val="multilevel"/>
     <w:tmpl w:val="A538ED3E"/>
@@ -32067,7 +30726,7 @@
       </w:rPr>
     </w:lvl>
   </w:abstractNum>
-  <w:abstractNum w:abstractNumId="39" w15:restartNumberingAfterBreak="0">
+  <w:abstractNum w:abstractNumId="30" w15:restartNumberingAfterBreak="0">
     <w:nsid w:val="3AE63ED6"/>
     <w:multiLevelType w:val="multilevel"/>
     <w:tmpl w:val="9782D3C4"/>
@@ -32216,7 +30875,7 @@
       </w:rPr>
     </w:lvl>
   </w:abstractNum>
-  <w:abstractNum w:abstractNumId="40" w15:restartNumberingAfterBreak="0">
+  <w:abstractNum w:abstractNumId="31" w15:restartNumberingAfterBreak="0">
     <w:nsid w:val="3AF33A12"/>
     <w:multiLevelType w:val="multilevel"/>
     <w:tmpl w:val="FADC94AC"/>
@@ -32365,7 +31024,7 @@
       </w:rPr>
     </w:lvl>
   </w:abstractNum>
-  <w:abstractNum w:abstractNumId="41" w15:restartNumberingAfterBreak="0">
+  <w:abstractNum w:abstractNumId="32" w15:restartNumberingAfterBreak="0">
     <w:nsid w:val="3D215022"/>
     <w:multiLevelType w:val="multilevel"/>
     <w:tmpl w:val="BAE2EC96"/>
@@ -32514,7 +31173,7 @@
       </w:rPr>
     </w:lvl>
   </w:abstractNum>
-  <w:abstractNum w:abstractNumId="42" w15:restartNumberingAfterBreak="0">
+  <w:abstractNum w:abstractNumId="33" w15:restartNumberingAfterBreak="0">
     <w:nsid w:val="404E3C7A"/>
     <w:multiLevelType w:val="multilevel"/>
     <w:tmpl w:val="A3406CF4"/>
@@ -32663,7 +31322,7 @@
       </w:rPr>
     </w:lvl>
   </w:abstractNum>
-  <w:abstractNum w:abstractNumId="43" w15:restartNumberingAfterBreak="0">
+  <w:abstractNum w:abstractNumId="34" w15:restartNumberingAfterBreak="0">
     <w:nsid w:val="42161A21"/>
     <w:multiLevelType w:val="multilevel"/>
     <w:tmpl w:val="54CED97A"/>
@@ -32812,305 +31471,7 @@
       </w:rPr>
     </w:lvl>
   </w:abstractNum>
-  <w:abstractNum w:abstractNumId="44" w15:restartNumberingAfterBreak="0">
-    <w:nsid w:val="43B40FB2"/>
-    <w:multiLevelType w:val="multilevel"/>
-    <w:tmpl w:val="B560AD58"/>
-    <w:lvl w:ilvl="0">
-      <w:start w:val="1"/>
-      <w:numFmt w:val="bullet"/>
-      <w:lvlText w:val=""/>
-      <w:lvlJc w:val="left"/>
-      <w:pPr>
-        <w:tabs>
-          <w:tab w:val="num" w:pos="720"/>
-        </w:tabs>
-        <w:ind w:left="720" w:hanging="360"/>
-      </w:pPr>
-      <w:rPr>
-        <w:rFonts w:ascii="Symbol" w:hAnsi="Symbol" w:hint="default"/>
-        <w:sz w:val="20"/>
-      </w:rPr>
-    </w:lvl>
-    <w:lvl w:ilvl="1" w:tentative="1">
-      <w:start w:val="1"/>
-      <w:numFmt w:val="bullet"/>
-      <w:lvlText w:val="o"/>
-      <w:lvlJc w:val="left"/>
-      <w:pPr>
-        <w:tabs>
-          <w:tab w:val="num" w:pos="1440"/>
-        </w:tabs>
-        <w:ind w:left="1440" w:hanging="360"/>
-      </w:pPr>
-      <w:rPr>
-        <w:rFonts w:ascii="Courier New" w:hAnsi="Courier New" w:hint="default"/>
-        <w:sz w:val="20"/>
-      </w:rPr>
-    </w:lvl>
-    <w:lvl w:ilvl="2" w:tentative="1">
-      <w:start w:val="1"/>
-      <w:numFmt w:val="bullet"/>
-      <w:lvlText w:val=""/>
-      <w:lvlJc w:val="left"/>
-      <w:pPr>
-        <w:tabs>
-          <w:tab w:val="num" w:pos="2160"/>
-        </w:tabs>
-        <w:ind w:left="2160" w:hanging="360"/>
-      </w:pPr>
-      <w:rPr>
-        <w:rFonts w:ascii="Wingdings" w:hAnsi="Wingdings" w:hint="default"/>
-        <w:sz w:val="20"/>
-      </w:rPr>
-    </w:lvl>
-    <w:lvl w:ilvl="3" w:tentative="1">
-      <w:start w:val="1"/>
-      <w:numFmt w:val="bullet"/>
-      <w:lvlText w:val=""/>
-      <w:lvlJc w:val="left"/>
-      <w:pPr>
-        <w:tabs>
-          <w:tab w:val="num" w:pos="2880"/>
-        </w:tabs>
-        <w:ind w:left="2880" w:hanging="360"/>
-      </w:pPr>
-      <w:rPr>
-        <w:rFonts w:ascii="Wingdings" w:hAnsi="Wingdings" w:hint="default"/>
-        <w:sz w:val="20"/>
-      </w:rPr>
-    </w:lvl>
-    <w:lvl w:ilvl="4" w:tentative="1">
-      <w:start w:val="1"/>
-      <w:numFmt w:val="bullet"/>
-      <w:lvlText w:val=""/>
-      <w:lvlJc w:val="left"/>
-      <w:pPr>
-        <w:tabs>
-          <w:tab w:val="num" w:pos="3600"/>
-        </w:tabs>
-        <w:ind w:left="3600" w:hanging="360"/>
-      </w:pPr>
-      <w:rPr>
-        <w:rFonts w:ascii="Wingdings" w:hAnsi="Wingdings" w:hint="default"/>
-        <w:sz w:val="20"/>
-      </w:rPr>
-    </w:lvl>
-    <w:lvl w:ilvl="5" w:tentative="1">
-      <w:start w:val="1"/>
-      <w:numFmt w:val="bullet"/>
-      <w:lvlText w:val=""/>
-      <w:lvlJc w:val="left"/>
-      <w:pPr>
-        <w:tabs>
-          <w:tab w:val="num" w:pos="4320"/>
-        </w:tabs>
-        <w:ind w:left="4320" w:hanging="360"/>
-      </w:pPr>
-      <w:rPr>
-        <w:rFonts w:ascii="Wingdings" w:hAnsi="Wingdings" w:hint="default"/>
-        <w:sz w:val="20"/>
-      </w:rPr>
-    </w:lvl>
-    <w:lvl w:ilvl="6" w:tentative="1">
-      <w:start w:val="1"/>
-      <w:numFmt w:val="bullet"/>
-      <w:lvlText w:val=""/>
-      <w:lvlJc w:val="left"/>
-      <w:pPr>
-        <w:tabs>
-          <w:tab w:val="num" w:pos="5040"/>
-        </w:tabs>
-        <w:ind w:left="5040" w:hanging="360"/>
-      </w:pPr>
-      <w:rPr>
-        <w:rFonts w:ascii="Wingdings" w:hAnsi="Wingdings" w:hint="default"/>
-        <w:sz w:val="20"/>
-      </w:rPr>
-    </w:lvl>
-    <w:lvl w:ilvl="7" w:tentative="1">
-      <w:start w:val="1"/>
-      <w:numFmt w:val="bullet"/>
-      <w:lvlText w:val=""/>
-      <w:lvlJc w:val="left"/>
-      <w:pPr>
-        <w:tabs>
-          <w:tab w:val="num" w:pos="5760"/>
-        </w:tabs>
-        <w:ind w:left="5760" w:hanging="360"/>
-      </w:pPr>
-      <w:rPr>
-        <w:rFonts w:ascii="Wingdings" w:hAnsi="Wingdings" w:hint="default"/>
-        <w:sz w:val="20"/>
-      </w:rPr>
-    </w:lvl>
-    <w:lvl w:ilvl="8" w:tentative="1">
-      <w:start w:val="1"/>
-      <w:numFmt w:val="bullet"/>
-      <w:lvlText w:val=""/>
-      <w:lvlJc w:val="left"/>
-      <w:pPr>
-        <w:tabs>
-          <w:tab w:val="num" w:pos="6480"/>
-        </w:tabs>
-        <w:ind w:left="6480" w:hanging="360"/>
-      </w:pPr>
-      <w:rPr>
-        <w:rFonts w:ascii="Wingdings" w:hAnsi="Wingdings" w:hint="default"/>
-        <w:sz w:val="20"/>
-      </w:rPr>
-    </w:lvl>
-  </w:abstractNum>
-  <w:abstractNum w:abstractNumId="45" w15:restartNumberingAfterBreak="0">
-    <w:nsid w:val="44B64779"/>
-    <w:multiLevelType w:val="multilevel"/>
-    <w:tmpl w:val="6CA2E21E"/>
-    <w:lvl w:ilvl="0">
-      <w:start w:val="1"/>
-      <w:numFmt w:val="bullet"/>
-      <w:lvlText w:val=""/>
-      <w:lvlJc w:val="left"/>
-      <w:pPr>
-        <w:tabs>
-          <w:tab w:val="num" w:pos="720"/>
-        </w:tabs>
-        <w:ind w:left="720" w:hanging="360"/>
-      </w:pPr>
-      <w:rPr>
-        <w:rFonts w:ascii="Symbol" w:hAnsi="Symbol" w:hint="default"/>
-        <w:sz w:val="20"/>
-      </w:rPr>
-    </w:lvl>
-    <w:lvl w:ilvl="1">
-      <w:start w:val="1"/>
-      <w:numFmt w:val="bullet"/>
-      <w:lvlText w:val="o"/>
-      <w:lvlJc w:val="left"/>
-      <w:pPr>
-        <w:tabs>
-          <w:tab w:val="num" w:pos="1440"/>
-        </w:tabs>
-        <w:ind w:left="1440" w:hanging="360"/>
-      </w:pPr>
-      <w:rPr>
-        <w:rFonts w:ascii="Courier New" w:hAnsi="Courier New" w:hint="default"/>
-        <w:sz w:val="20"/>
-      </w:rPr>
-    </w:lvl>
-    <w:lvl w:ilvl="2" w:tentative="1">
-      <w:start w:val="1"/>
-      <w:numFmt w:val="bullet"/>
-      <w:lvlText w:val=""/>
-      <w:lvlJc w:val="left"/>
-      <w:pPr>
-        <w:tabs>
-          <w:tab w:val="num" w:pos="2160"/>
-        </w:tabs>
-        <w:ind w:left="2160" w:hanging="360"/>
-      </w:pPr>
-      <w:rPr>
-        <w:rFonts w:ascii="Wingdings" w:hAnsi="Wingdings" w:hint="default"/>
-        <w:sz w:val="20"/>
-      </w:rPr>
-    </w:lvl>
-    <w:lvl w:ilvl="3" w:tentative="1">
-      <w:start w:val="1"/>
-      <w:numFmt w:val="bullet"/>
-      <w:lvlText w:val=""/>
-      <w:lvlJc w:val="left"/>
-      <w:pPr>
-        <w:tabs>
-          <w:tab w:val="num" w:pos="2880"/>
-        </w:tabs>
-        <w:ind w:left="2880" w:hanging="360"/>
-      </w:pPr>
-      <w:rPr>
-        <w:rFonts w:ascii="Wingdings" w:hAnsi="Wingdings" w:hint="default"/>
-        <w:sz w:val="20"/>
-      </w:rPr>
-    </w:lvl>
-    <w:lvl w:ilvl="4" w:tentative="1">
-      <w:start w:val="1"/>
-      <w:numFmt w:val="bullet"/>
-      <w:lvlText w:val=""/>
-      <w:lvlJc w:val="left"/>
-      <w:pPr>
-        <w:tabs>
-          <w:tab w:val="num" w:pos="3600"/>
-        </w:tabs>
-        <w:ind w:left="3600" w:hanging="360"/>
-      </w:pPr>
-      <w:rPr>
-        <w:rFonts w:ascii="Wingdings" w:hAnsi="Wingdings" w:hint="default"/>
-        <w:sz w:val="20"/>
-      </w:rPr>
-    </w:lvl>
-    <w:lvl w:ilvl="5" w:tentative="1">
-      <w:start w:val="1"/>
-      <w:numFmt w:val="bullet"/>
-      <w:lvlText w:val=""/>
-      <w:lvlJc w:val="left"/>
-      <w:pPr>
-        <w:tabs>
-          <w:tab w:val="num" w:pos="4320"/>
-        </w:tabs>
-        <w:ind w:left="4320" w:hanging="360"/>
-      </w:pPr>
-      <w:rPr>
-        <w:rFonts w:ascii="Wingdings" w:hAnsi="Wingdings" w:hint="default"/>
-        <w:sz w:val="20"/>
-      </w:rPr>
-    </w:lvl>
-    <w:lvl w:ilvl="6" w:tentative="1">
-      <w:start w:val="1"/>
-      <w:numFmt w:val="bullet"/>
-      <w:lvlText w:val=""/>
-      <w:lvlJc w:val="left"/>
-      <w:pPr>
-        <w:tabs>
-          <w:tab w:val="num" w:pos="5040"/>
-        </w:tabs>
-        <w:ind w:left="5040" w:hanging="360"/>
-      </w:pPr>
-      <w:rPr>
-        <w:rFonts w:ascii="Wingdings" w:hAnsi="Wingdings" w:hint="default"/>
-        <w:sz w:val="20"/>
-      </w:rPr>
-    </w:lvl>
-    <w:lvl w:ilvl="7" w:tentative="1">
-      <w:start w:val="1"/>
-      <w:numFmt w:val="bullet"/>
-      <w:lvlText w:val=""/>
-      <w:lvlJc w:val="left"/>
-      <w:pPr>
-        <w:tabs>
-          <w:tab w:val="num" w:pos="5760"/>
-        </w:tabs>
-        <w:ind w:left="5760" w:hanging="360"/>
-      </w:pPr>
-      <w:rPr>
-        <w:rFonts w:ascii="Wingdings" w:hAnsi="Wingdings" w:hint="default"/>
-        <w:sz w:val="20"/>
-      </w:rPr>
-    </w:lvl>
-    <w:lvl w:ilvl="8" w:tentative="1">
-      <w:start w:val="1"/>
-      <w:numFmt w:val="bullet"/>
-      <w:lvlText w:val=""/>
-      <w:lvlJc w:val="left"/>
-      <w:pPr>
-        <w:tabs>
-          <w:tab w:val="num" w:pos="6480"/>
-        </w:tabs>
-        <w:ind w:left="6480" w:hanging="360"/>
-      </w:pPr>
-      <w:rPr>
-        <w:rFonts w:ascii="Wingdings" w:hAnsi="Wingdings" w:hint="default"/>
-        <w:sz w:val="20"/>
-      </w:rPr>
-    </w:lvl>
-  </w:abstractNum>
-  <w:abstractNum w:abstractNumId="46" w15:restartNumberingAfterBreak="0">
+  <w:abstractNum w:abstractNumId="35" w15:restartNumberingAfterBreak="0">
     <w:nsid w:val="44CF7F21"/>
     <w:multiLevelType w:val="multilevel"/>
     <w:tmpl w:val="DAF209DC"/>
@@ -33259,7 +31620,7 @@
       </w:rPr>
     </w:lvl>
   </w:abstractNum>
-  <w:abstractNum w:abstractNumId="47" w15:restartNumberingAfterBreak="0">
+  <w:abstractNum w:abstractNumId="36" w15:restartNumberingAfterBreak="0">
     <w:nsid w:val="44DC6701"/>
     <w:multiLevelType w:val="multilevel"/>
     <w:tmpl w:val="D58AB04E"/>
@@ -33408,7 +31769,7 @@
       </w:rPr>
     </w:lvl>
   </w:abstractNum>
-  <w:abstractNum w:abstractNumId="48" w15:restartNumberingAfterBreak="0">
+  <w:abstractNum w:abstractNumId="37" w15:restartNumberingAfterBreak="0">
     <w:nsid w:val="47596E88"/>
     <w:multiLevelType w:val="multilevel"/>
     <w:tmpl w:val="40849BFA"/>
@@ -33557,7 +31918,7 @@
       </w:rPr>
     </w:lvl>
   </w:abstractNum>
-  <w:abstractNum w:abstractNumId="49" w15:restartNumberingAfterBreak="0">
+  <w:abstractNum w:abstractNumId="38" w15:restartNumberingAfterBreak="0">
     <w:nsid w:val="4798627B"/>
     <w:multiLevelType w:val="multilevel"/>
     <w:tmpl w:val="AE0455EE"/>
@@ -33706,7 +32067,7 @@
       </w:rPr>
     </w:lvl>
   </w:abstractNum>
-  <w:abstractNum w:abstractNumId="50" w15:restartNumberingAfterBreak="0">
+  <w:abstractNum w:abstractNumId="39" w15:restartNumberingAfterBreak="0">
     <w:nsid w:val="496311E0"/>
     <w:multiLevelType w:val="multilevel"/>
     <w:tmpl w:val="BE460AA4"/>
@@ -33855,7 +32216,7 @@
       </w:rPr>
     </w:lvl>
   </w:abstractNum>
-  <w:abstractNum w:abstractNumId="51" w15:restartNumberingAfterBreak="0">
+  <w:abstractNum w:abstractNumId="40" w15:restartNumberingAfterBreak="0">
     <w:nsid w:val="496D31E9"/>
     <w:multiLevelType w:val="multilevel"/>
     <w:tmpl w:val="D9F40EDE"/>
@@ -34004,7 +32365,7 @@
       </w:rPr>
     </w:lvl>
   </w:abstractNum>
-  <w:abstractNum w:abstractNumId="52" w15:restartNumberingAfterBreak="0">
+  <w:abstractNum w:abstractNumId="41" w15:restartNumberingAfterBreak="0">
     <w:nsid w:val="4A253A9D"/>
     <w:multiLevelType w:val="multilevel"/>
     <w:tmpl w:val="A6F21144"/>
@@ -34153,156 +32514,7 @@
       </w:rPr>
     </w:lvl>
   </w:abstractNum>
-  <w:abstractNum w:abstractNumId="53" w15:restartNumberingAfterBreak="0">
-    <w:nsid w:val="4A7C3EC9"/>
-    <w:multiLevelType w:val="multilevel"/>
-    <w:tmpl w:val="B1F48EEE"/>
-    <w:lvl w:ilvl="0">
-      <w:start w:val="1"/>
-      <w:numFmt w:val="bullet"/>
-      <w:lvlText w:val=""/>
-      <w:lvlJc w:val="left"/>
-      <w:pPr>
-        <w:tabs>
-          <w:tab w:val="num" w:pos="720"/>
-        </w:tabs>
-        <w:ind w:left="720" w:hanging="360"/>
-      </w:pPr>
-      <w:rPr>
-        <w:rFonts w:ascii="Symbol" w:hAnsi="Symbol" w:hint="default"/>
-        <w:sz w:val="20"/>
-      </w:rPr>
-    </w:lvl>
-    <w:lvl w:ilvl="1" w:tentative="1">
-      <w:start w:val="1"/>
-      <w:numFmt w:val="bullet"/>
-      <w:lvlText w:val="o"/>
-      <w:lvlJc w:val="left"/>
-      <w:pPr>
-        <w:tabs>
-          <w:tab w:val="num" w:pos="1440"/>
-        </w:tabs>
-        <w:ind w:left="1440" w:hanging="360"/>
-      </w:pPr>
-      <w:rPr>
-        <w:rFonts w:ascii="Courier New" w:hAnsi="Courier New" w:hint="default"/>
-        <w:sz w:val="20"/>
-      </w:rPr>
-    </w:lvl>
-    <w:lvl w:ilvl="2" w:tentative="1">
-      <w:start w:val="1"/>
-      <w:numFmt w:val="bullet"/>
-      <w:lvlText w:val=""/>
-      <w:lvlJc w:val="left"/>
-      <w:pPr>
-        <w:tabs>
-          <w:tab w:val="num" w:pos="2160"/>
-        </w:tabs>
-        <w:ind w:left="2160" w:hanging="360"/>
-      </w:pPr>
-      <w:rPr>
-        <w:rFonts w:ascii="Wingdings" w:hAnsi="Wingdings" w:hint="default"/>
-        <w:sz w:val="20"/>
-      </w:rPr>
-    </w:lvl>
-    <w:lvl w:ilvl="3" w:tentative="1">
-      <w:start w:val="1"/>
-      <w:numFmt w:val="bullet"/>
-      <w:lvlText w:val=""/>
-      <w:lvlJc w:val="left"/>
-      <w:pPr>
-        <w:tabs>
-          <w:tab w:val="num" w:pos="2880"/>
-        </w:tabs>
-        <w:ind w:left="2880" w:hanging="360"/>
-      </w:pPr>
-      <w:rPr>
-        <w:rFonts w:ascii="Wingdings" w:hAnsi="Wingdings" w:hint="default"/>
-        <w:sz w:val="20"/>
-      </w:rPr>
-    </w:lvl>
-    <w:lvl w:ilvl="4" w:tentative="1">
-      <w:start w:val="1"/>
-      <w:numFmt w:val="bullet"/>
-      <w:lvlText w:val=""/>
-      <w:lvlJc w:val="left"/>
-      <w:pPr>
-        <w:tabs>
-          <w:tab w:val="num" w:pos="3600"/>
-        </w:tabs>
-        <w:ind w:left="3600" w:hanging="360"/>
-      </w:pPr>
-      <w:rPr>
-        <w:rFonts w:ascii="Wingdings" w:hAnsi="Wingdings" w:hint="default"/>
-        <w:sz w:val="20"/>
-      </w:rPr>
-    </w:lvl>
-    <w:lvl w:ilvl="5" w:tentative="1">
-      <w:start w:val="1"/>
-      <w:numFmt w:val="bullet"/>
-      <w:lvlText w:val=""/>
-      <w:lvlJc w:val="left"/>
-      <w:pPr>
-        <w:tabs>
-          <w:tab w:val="num" w:pos="4320"/>
-        </w:tabs>
-        <w:ind w:left="4320" w:hanging="360"/>
-      </w:pPr>
-      <w:rPr>
-        <w:rFonts w:ascii="Wingdings" w:hAnsi="Wingdings" w:hint="default"/>
-        <w:sz w:val="20"/>
-      </w:rPr>
-    </w:lvl>
-    <w:lvl w:ilvl="6" w:tentative="1">
-      <w:start w:val="1"/>
-      <w:numFmt w:val="bullet"/>
-      <w:lvlText w:val=""/>
-      <w:lvlJc w:val="left"/>
-      <w:pPr>
-        <w:tabs>
-          <w:tab w:val="num" w:pos="5040"/>
-        </w:tabs>
-        <w:ind w:left="5040" w:hanging="360"/>
-      </w:pPr>
-      <w:rPr>
-        <w:rFonts w:ascii="Wingdings" w:hAnsi="Wingdings" w:hint="default"/>
-        <w:sz w:val="20"/>
-      </w:rPr>
-    </w:lvl>
-    <w:lvl w:ilvl="7" w:tentative="1">
-      <w:start w:val="1"/>
-      <w:numFmt w:val="bullet"/>
-      <w:lvlText w:val=""/>
-      <w:lvlJc w:val="left"/>
-      <w:pPr>
-        <w:tabs>
-          <w:tab w:val="num" w:pos="5760"/>
-        </w:tabs>
-        <w:ind w:left="5760" w:hanging="360"/>
-      </w:pPr>
-      <w:rPr>
-        <w:rFonts w:ascii="Wingdings" w:hAnsi="Wingdings" w:hint="default"/>
-        <w:sz w:val="20"/>
-      </w:rPr>
-    </w:lvl>
-    <w:lvl w:ilvl="8" w:tentative="1">
-      <w:start w:val="1"/>
-      <w:numFmt w:val="bullet"/>
-      <w:lvlText w:val=""/>
-      <w:lvlJc w:val="left"/>
-      <w:pPr>
-        <w:tabs>
-          <w:tab w:val="num" w:pos="6480"/>
-        </w:tabs>
-        <w:ind w:left="6480" w:hanging="360"/>
-      </w:pPr>
-      <w:rPr>
-        <w:rFonts w:ascii="Wingdings" w:hAnsi="Wingdings" w:hint="default"/>
-        <w:sz w:val="20"/>
-      </w:rPr>
-    </w:lvl>
-  </w:abstractNum>
-  <w:abstractNum w:abstractNumId="54" w15:restartNumberingAfterBreak="0">
+  <w:abstractNum w:abstractNumId="42" w15:restartNumberingAfterBreak="0">
     <w:nsid w:val="51F31D0D"/>
     <w:multiLevelType w:val="multilevel"/>
     <w:tmpl w:val="651E84D6"/>
@@ -34451,7 +32663,7 @@
       </w:rPr>
     </w:lvl>
   </w:abstractNum>
-  <w:abstractNum w:abstractNumId="55" w15:restartNumberingAfterBreak="0">
+  <w:abstractNum w:abstractNumId="43" w15:restartNumberingAfterBreak="0">
     <w:nsid w:val="55F8411A"/>
     <w:multiLevelType w:val="multilevel"/>
     <w:tmpl w:val="AC689BB8"/>
@@ -34564,7 +32776,7 @@
       </w:pPr>
     </w:lvl>
   </w:abstractNum>
-  <w:abstractNum w:abstractNumId="56" w15:restartNumberingAfterBreak="0">
+  <w:abstractNum w:abstractNumId="44" w15:restartNumberingAfterBreak="0">
     <w:nsid w:val="5A5D7CB1"/>
     <w:multiLevelType w:val="multilevel"/>
     <w:tmpl w:val="E318983A"/>
@@ -34677,7 +32889,7 @@
       </w:pPr>
     </w:lvl>
   </w:abstractNum>
-  <w:abstractNum w:abstractNumId="57" w15:restartNumberingAfterBreak="0">
+  <w:abstractNum w:abstractNumId="45" w15:restartNumberingAfterBreak="0">
     <w:nsid w:val="5B396CF7"/>
     <w:multiLevelType w:val="multilevel"/>
     <w:tmpl w:val="03285DB4"/>
@@ -34826,7 +33038,7 @@
       </w:rPr>
     </w:lvl>
   </w:abstractNum>
-  <w:abstractNum w:abstractNumId="58" w15:restartNumberingAfterBreak="0">
+  <w:abstractNum w:abstractNumId="46" w15:restartNumberingAfterBreak="0">
     <w:nsid w:val="5BDF53A5"/>
     <w:multiLevelType w:val="multilevel"/>
     <w:tmpl w:val="6C74001C"/>
@@ -34975,7 +33187,7 @@
       </w:rPr>
     </w:lvl>
   </w:abstractNum>
-  <w:abstractNum w:abstractNumId="59" w15:restartNumberingAfterBreak="0">
+  <w:abstractNum w:abstractNumId="47" w15:restartNumberingAfterBreak="0">
     <w:nsid w:val="5E360C35"/>
     <w:multiLevelType w:val="multilevel"/>
     <w:tmpl w:val="186A077C"/>
@@ -35088,7 +33300,7 @@
       </w:pPr>
     </w:lvl>
   </w:abstractNum>
-  <w:abstractNum w:abstractNumId="60" w15:restartNumberingAfterBreak="0">
+  <w:abstractNum w:abstractNumId="48" w15:restartNumberingAfterBreak="0">
     <w:nsid w:val="5E6C0F4E"/>
     <w:multiLevelType w:val="multilevel"/>
     <w:tmpl w:val="923ECDD4"/>
@@ -35237,7 +33449,7 @@
       </w:rPr>
     </w:lvl>
   </w:abstractNum>
-  <w:abstractNum w:abstractNumId="61" w15:restartNumberingAfterBreak="0">
+  <w:abstractNum w:abstractNumId="49" w15:restartNumberingAfterBreak="0">
     <w:nsid w:val="647B7C95"/>
     <w:multiLevelType w:val="multilevel"/>
     <w:tmpl w:val="71183556"/>
@@ -35386,7 +33598,7 @@
       </w:rPr>
     </w:lvl>
   </w:abstractNum>
-  <w:abstractNum w:abstractNumId="62" w15:restartNumberingAfterBreak="0">
+  <w:abstractNum w:abstractNumId="50" w15:restartNumberingAfterBreak="0">
     <w:nsid w:val="65D32CBF"/>
     <w:multiLevelType w:val="multilevel"/>
     <w:tmpl w:val="A4A4B092"/>
@@ -35535,7 +33747,7 @@
       </w:rPr>
     </w:lvl>
   </w:abstractNum>
-  <w:abstractNum w:abstractNumId="63" w15:restartNumberingAfterBreak="0">
+  <w:abstractNum w:abstractNumId="51" w15:restartNumberingAfterBreak="0">
     <w:nsid w:val="66CA2303"/>
     <w:multiLevelType w:val="multilevel"/>
     <w:tmpl w:val="B386BE2E"/>
@@ -35684,305 +33896,7 @@
       </w:rPr>
     </w:lvl>
   </w:abstractNum>
-  <w:abstractNum w:abstractNumId="64" w15:restartNumberingAfterBreak="0">
-    <w:nsid w:val="68431672"/>
-    <w:multiLevelType w:val="multilevel"/>
-    <w:tmpl w:val="7D883D64"/>
-    <w:lvl w:ilvl="0">
-      <w:start w:val="1"/>
-      <w:numFmt w:val="bullet"/>
-      <w:lvlText w:val=""/>
-      <w:lvlJc w:val="left"/>
-      <w:pPr>
-        <w:tabs>
-          <w:tab w:val="num" w:pos="720"/>
-        </w:tabs>
-        <w:ind w:left="720" w:hanging="360"/>
-      </w:pPr>
-      <w:rPr>
-        <w:rFonts w:ascii="Symbol" w:hAnsi="Symbol" w:hint="default"/>
-        <w:sz w:val="20"/>
-      </w:rPr>
-    </w:lvl>
-    <w:lvl w:ilvl="1" w:tentative="1">
-      <w:start w:val="1"/>
-      <w:numFmt w:val="bullet"/>
-      <w:lvlText w:val="o"/>
-      <w:lvlJc w:val="left"/>
-      <w:pPr>
-        <w:tabs>
-          <w:tab w:val="num" w:pos="1440"/>
-        </w:tabs>
-        <w:ind w:left="1440" w:hanging="360"/>
-      </w:pPr>
-      <w:rPr>
-        <w:rFonts w:ascii="Courier New" w:hAnsi="Courier New" w:hint="default"/>
-        <w:sz w:val="20"/>
-      </w:rPr>
-    </w:lvl>
-    <w:lvl w:ilvl="2" w:tentative="1">
-      <w:start w:val="1"/>
-      <w:numFmt w:val="bullet"/>
-      <w:lvlText w:val=""/>
-      <w:lvlJc w:val="left"/>
-      <w:pPr>
-        <w:tabs>
-          <w:tab w:val="num" w:pos="2160"/>
-        </w:tabs>
-        <w:ind w:left="2160" w:hanging="360"/>
-      </w:pPr>
-      <w:rPr>
-        <w:rFonts w:ascii="Wingdings" w:hAnsi="Wingdings" w:hint="default"/>
-        <w:sz w:val="20"/>
-      </w:rPr>
-    </w:lvl>
-    <w:lvl w:ilvl="3" w:tentative="1">
-      <w:start w:val="1"/>
-      <w:numFmt w:val="bullet"/>
-      <w:lvlText w:val=""/>
-      <w:lvlJc w:val="left"/>
-      <w:pPr>
-        <w:tabs>
-          <w:tab w:val="num" w:pos="2880"/>
-        </w:tabs>
-        <w:ind w:left="2880" w:hanging="360"/>
-      </w:pPr>
-      <w:rPr>
-        <w:rFonts w:ascii="Wingdings" w:hAnsi="Wingdings" w:hint="default"/>
-        <w:sz w:val="20"/>
-      </w:rPr>
-    </w:lvl>
-    <w:lvl w:ilvl="4" w:tentative="1">
-      <w:start w:val="1"/>
-      <w:numFmt w:val="bullet"/>
-      <w:lvlText w:val=""/>
-      <w:lvlJc w:val="left"/>
-      <w:pPr>
-        <w:tabs>
-          <w:tab w:val="num" w:pos="3600"/>
-        </w:tabs>
-        <w:ind w:left="3600" w:hanging="360"/>
-      </w:pPr>
-      <w:rPr>
-        <w:rFonts w:ascii="Wingdings" w:hAnsi="Wingdings" w:hint="default"/>
-        <w:sz w:val="20"/>
-      </w:rPr>
-    </w:lvl>
-    <w:lvl w:ilvl="5" w:tentative="1">
-      <w:start w:val="1"/>
-      <w:numFmt w:val="bullet"/>
-      <w:lvlText w:val=""/>
-      <w:lvlJc w:val="left"/>
-      <w:pPr>
-        <w:tabs>
-          <w:tab w:val="num" w:pos="4320"/>
-        </w:tabs>
-        <w:ind w:left="4320" w:hanging="360"/>
-      </w:pPr>
-      <w:rPr>
-        <w:rFonts w:ascii="Wingdings" w:hAnsi="Wingdings" w:hint="default"/>
-        <w:sz w:val="20"/>
-      </w:rPr>
-    </w:lvl>
-    <w:lvl w:ilvl="6" w:tentative="1">
-      <w:start w:val="1"/>
-      <w:numFmt w:val="bullet"/>
-      <w:lvlText w:val=""/>
-      <w:lvlJc w:val="left"/>
-      <w:pPr>
-        <w:tabs>
-          <w:tab w:val="num" w:pos="5040"/>
-        </w:tabs>
-        <w:ind w:left="5040" w:hanging="360"/>
-      </w:pPr>
-      <w:rPr>
-        <w:rFonts w:ascii="Wingdings" w:hAnsi="Wingdings" w:hint="default"/>
-        <w:sz w:val="20"/>
-      </w:rPr>
-    </w:lvl>
-    <w:lvl w:ilvl="7" w:tentative="1">
-      <w:start w:val="1"/>
-      <w:numFmt w:val="bullet"/>
-      <w:lvlText w:val=""/>
-      <w:lvlJc w:val="left"/>
-      <w:pPr>
-        <w:tabs>
-          <w:tab w:val="num" w:pos="5760"/>
-        </w:tabs>
-        <w:ind w:left="5760" w:hanging="360"/>
-      </w:pPr>
-      <w:rPr>
-        <w:rFonts w:ascii="Wingdings" w:hAnsi="Wingdings" w:hint="default"/>
-        <w:sz w:val="20"/>
-      </w:rPr>
-    </w:lvl>
-    <w:lvl w:ilvl="8" w:tentative="1">
-      <w:start w:val="1"/>
-      <w:numFmt w:val="bullet"/>
-      <w:lvlText w:val=""/>
-      <w:lvlJc w:val="left"/>
-      <w:pPr>
-        <w:tabs>
-          <w:tab w:val="num" w:pos="6480"/>
-        </w:tabs>
-        <w:ind w:left="6480" w:hanging="360"/>
-      </w:pPr>
-      <w:rPr>
-        <w:rFonts w:ascii="Wingdings" w:hAnsi="Wingdings" w:hint="default"/>
-        <w:sz w:val="20"/>
-      </w:rPr>
-    </w:lvl>
-  </w:abstractNum>
-  <w:abstractNum w:abstractNumId="65" w15:restartNumberingAfterBreak="0">
-    <w:nsid w:val="699E2AAA"/>
-    <w:multiLevelType w:val="multilevel"/>
-    <w:tmpl w:val="E5A6C658"/>
-    <w:lvl w:ilvl="0">
-      <w:start w:val="1"/>
-      <w:numFmt w:val="bullet"/>
-      <w:lvlText w:val=""/>
-      <w:lvlJc w:val="left"/>
-      <w:pPr>
-        <w:tabs>
-          <w:tab w:val="num" w:pos="720"/>
-        </w:tabs>
-        <w:ind w:left="720" w:hanging="360"/>
-      </w:pPr>
-      <w:rPr>
-        <w:rFonts w:ascii="Symbol" w:hAnsi="Symbol" w:hint="default"/>
-        <w:sz w:val="20"/>
-      </w:rPr>
-    </w:lvl>
-    <w:lvl w:ilvl="1" w:tentative="1">
-      <w:start w:val="1"/>
-      <w:numFmt w:val="bullet"/>
-      <w:lvlText w:val="o"/>
-      <w:lvlJc w:val="left"/>
-      <w:pPr>
-        <w:tabs>
-          <w:tab w:val="num" w:pos="1440"/>
-        </w:tabs>
-        <w:ind w:left="1440" w:hanging="360"/>
-      </w:pPr>
-      <w:rPr>
-        <w:rFonts w:ascii="Courier New" w:hAnsi="Courier New" w:hint="default"/>
-        <w:sz w:val="20"/>
-      </w:rPr>
-    </w:lvl>
-    <w:lvl w:ilvl="2" w:tentative="1">
-      <w:start w:val="1"/>
-      <w:numFmt w:val="bullet"/>
-      <w:lvlText w:val=""/>
-      <w:lvlJc w:val="left"/>
-      <w:pPr>
-        <w:tabs>
-          <w:tab w:val="num" w:pos="2160"/>
-        </w:tabs>
-        <w:ind w:left="2160" w:hanging="360"/>
-      </w:pPr>
-      <w:rPr>
-        <w:rFonts w:ascii="Wingdings" w:hAnsi="Wingdings" w:hint="default"/>
-        <w:sz w:val="20"/>
-      </w:rPr>
-    </w:lvl>
-    <w:lvl w:ilvl="3" w:tentative="1">
-      <w:start w:val="1"/>
-      <w:numFmt w:val="bullet"/>
-      <w:lvlText w:val=""/>
-      <w:lvlJc w:val="left"/>
-      <w:pPr>
-        <w:tabs>
-          <w:tab w:val="num" w:pos="2880"/>
-        </w:tabs>
-        <w:ind w:left="2880" w:hanging="360"/>
-      </w:pPr>
-      <w:rPr>
-        <w:rFonts w:ascii="Wingdings" w:hAnsi="Wingdings" w:hint="default"/>
-        <w:sz w:val="20"/>
-      </w:rPr>
-    </w:lvl>
-    <w:lvl w:ilvl="4" w:tentative="1">
-      <w:start w:val="1"/>
-      <w:numFmt w:val="bullet"/>
-      <w:lvlText w:val=""/>
-      <w:lvlJc w:val="left"/>
-      <w:pPr>
-        <w:tabs>
-          <w:tab w:val="num" w:pos="3600"/>
-        </w:tabs>
-        <w:ind w:left="3600" w:hanging="360"/>
-      </w:pPr>
-      <w:rPr>
-        <w:rFonts w:ascii="Wingdings" w:hAnsi="Wingdings" w:hint="default"/>
-        <w:sz w:val="20"/>
-      </w:rPr>
-    </w:lvl>
-    <w:lvl w:ilvl="5" w:tentative="1">
-      <w:start w:val="1"/>
-      <w:numFmt w:val="bullet"/>
-      <w:lvlText w:val=""/>
-      <w:lvlJc w:val="left"/>
-      <w:pPr>
-        <w:tabs>
-          <w:tab w:val="num" w:pos="4320"/>
-        </w:tabs>
-        <w:ind w:left="4320" w:hanging="360"/>
-      </w:pPr>
-      <w:rPr>
-        <w:rFonts w:ascii="Wingdings" w:hAnsi="Wingdings" w:hint="default"/>
-        <w:sz w:val="20"/>
-      </w:rPr>
-    </w:lvl>
-    <w:lvl w:ilvl="6" w:tentative="1">
-      <w:start w:val="1"/>
-      <w:numFmt w:val="bullet"/>
-      <w:lvlText w:val=""/>
-      <w:lvlJc w:val="left"/>
-      <w:pPr>
-        <w:tabs>
-          <w:tab w:val="num" w:pos="5040"/>
-        </w:tabs>
-        <w:ind w:left="5040" w:hanging="360"/>
-      </w:pPr>
-      <w:rPr>
-        <w:rFonts w:ascii="Wingdings" w:hAnsi="Wingdings" w:hint="default"/>
-        <w:sz w:val="20"/>
-      </w:rPr>
-    </w:lvl>
-    <w:lvl w:ilvl="7" w:tentative="1">
-      <w:start w:val="1"/>
-      <w:numFmt w:val="bullet"/>
-      <w:lvlText w:val=""/>
-      <w:lvlJc w:val="left"/>
-      <w:pPr>
-        <w:tabs>
-          <w:tab w:val="num" w:pos="5760"/>
-        </w:tabs>
-        <w:ind w:left="5760" w:hanging="360"/>
-      </w:pPr>
-      <w:rPr>
-        <w:rFonts w:ascii="Wingdings" w:hAnsi="Wingdings" w:hint="default"/>
-        <w:sz w:val="20"/>
-      </w:rPr>
-    </w:lvl>
-    <w:lvl w:ilvl="8" w:tentative="1">
-      <w:start w:val="1"/>
-      <w:numFmt w:val="bullet"/>
-      <w:lvlText w:val=""/>
-      <w:lvlJc w:val="left"/>
-      <w:pPr>
-        <w:tabs>
-          <w:tab w:val="num" w:pos="6480"/>
-        </w:tabs>
-        <w:ind w:left="6480" w:hanging="360"/>
-      </w:pPr>
-      <w:rPr>
-        <w:rFonts w:ascii="Wingdings" w:hAnsi="Wingdings" w:hint="default"/>
-        <w:sz w:val="20"/>
-      </w:rPr>
-    </w:lvl>
-  </w:abstractNum>
-  <w:abstractNum w:abstractNumId="66" w15:restartNumberingAfterBreak="0">
+  <w:abstractNum w:abstractNumId="52" w15:restartNumberingAfterBreak="0">
     <w:nsid w:val="69B80BE0"/>
     <w:multiLevelType w:val="multilevel"/>
     <w:tmpl w:val="79146D6E"/>
@@ -36131,7 +34045,7 @@
       </w:rPr>
     </w:lvl>
   </w:abstractNum>
-  <w:abstractNum w:abstractNumId="67" w15:restartNumberingAfterBreak="0">
+  <w:abstractNum w:abstractNumId="53" w15:restartNumberingAfterBreak="0">
     <w:nsid w:val="6DE650AC"/>
     <w:multiLevelType w:val="multilevel"/>
     <w:tmpl w:val="25F6D238"/>
@@ -36280,7 +34194,7 @@
       </w:rPr>
     </w:lvl>
   </w:abstractNum>
-  <w:abstractNum w:abstractNumId="68" w15:restartNumberingAfterBreak="0">
+  <w:abstractNum w:abstractNumId="54" w15:restartNumberingAfterBreak="0">
     <w:nsid w:val="6E29648C"/>
     <w:multiLevelType w:val="multilevel"/>
     <w:tmpl w:val="4416899E"/>
@@ -36429,7 +34343,7 @@
       </w:rPr>
     </w:lvl>
   </w:abstractNum>
-  <w:abstractNum w:abstractNumId="69" w15:restartNumberingAfterBreak="0">
+  <w:abstractNum w:abstractNumId="55" w15:restartNumberingAfterBreak="0">
     <w:nsid w:val="6F56771F"/>
     <w:multiLevelType w:val="multilevel"/>
     <w:tmpl w:val="54F0DDA4"/>
@@ -36578,7 +34492,7 @@
       </w:rPr>
     </w:lvl>
   </w:abstractNum>
-  <w:abstractNum w:abstractNumId="70" w15:restartNumberingAfterBreak="0">
+  <w:abstractNum w:abstractNumId="56" w15:restartNumberingAfterBreak="0">
     <w:nsid w:val="722B2605"/>
     <w:multiLevelType w:val="multilevel"/>
     <w:tmpl w:val="88A21BBE"/>
@@ -36727,7 +34641,7 @@
       </w:rPr>
     </w:lvl>
   </w:abstractNum>
-  <w:abstractNum w:abstractNumId="71" w15:restartNumberingAfterBreak="0">
+  <w:abstractNum w:abstractNumId="57" w15:restartNumberingAfterBreak="0">
     <w:nsid w:val="731F44AD"/>
     <w:multiLevelType w:val="multilevel"/>
     <w:tmpl w:val="DB60B4F8"/>
@@ -36876,7 +34790,7 @@
       </w:rPr>
     </w:lvl>
   </w:abstractNum>
-  <w:abstractNum w:abstractNumId="72" w15:restartNumberingAfterBreak="0">
+  <w:abstractNum w:abstractNumId="58" w15:restartNumberingAfterBreak="0">
     <w:nsid w:val="732D47EC"/>
     <w:multiLevelType w:val="multilevel"/>
     <w:tmpl w:val="BE403DD0"/>
@@ -37025,156 +34939,7 @@
       </w:rPr>
     </w:lvl>
   </w:abstractNum>
-  <w:abstractNum w:abstractNumId="73" w15:restartNumberingAfterBreak="0">
-    <w:nsid w:val="74122E90"/>
-    <w:multiLevelType w:val="multilevel"/>
-    <w:tmpl w:val="0C849922"/>
-    <w:lvl w:ilvl="0">
-      <w:start w:val="1"/>
-      <w:numFmt w:val="bullet"/>
-      <w:lvlText w:val=""/>
-      <w:lvlJc w:val="left"/>
-      <w:pPr>
-        <w:tabs>
-          <w:tab w:val="num" w:pos="720"/>
-        </w:tabs>
-        <w:ind w:left="720" w:hanging="360"/>
-      </w:pPr>
-      <w:rPr>
-        <w:rFonts w:ascii="Symbol" w:hAnsi="Symbol" w:hint="default"/>
-        <w:sz w:val="20"/>
-      </w:rPr>
-    </w:lvl>
-    <w:lvl w:ilvl="1" w:tentative="1">
-      <w:start w:val="1"/>
-      <w:numFmt w:val="bullet"/>
-      <w:lvlText w:val="o"/>
-      <w:lvlJc w:val="left"/>
-      <w:pPr>
-        <w:tabs>
-          <w:tab w:val="num" w:pos="1440"/>
-        </w:tabs>
-        <w:ind w:left="1440" w:hanging="360"/>
-      </w:pPr>
-      <w:rPr>
-        <w:rFonts w:ascii="Courier New" w:hAnsi="Courier New" w:hint="default"/>
-        <w:sz w:val="20"/>
-      </w:rPr>
-    </w:lvl>
-    <w:lvl w:ilvl="2" w:tentative="1">
-      <w:start w:val="1"/>
-      <w:numFmt w:val="bullet"/>
-      <w:lvlText w:val=""/>
-      <w:lvlJc w:val="left"/>
-      <w:pPr>
-        <w:tabs>
-          <w:tab w:val="num" w:pos="2160"/>
-        </w:tabs>
-        <w:ind w:left="2160" w:hanging="360"/>
-      </w:pPr>
-      <w:rPr>
-        <w:rFonts w:ascii="Wingdings" w:hAnsi="Wingdings" w:hint="default"/>
-        <w:sz w:val="20"/>
-      </w:rPr>
-    </w:lvl>
-    <w:lvl w:ilvl="3" w:tentative="1">
-      <w:start w:val="1"/>
-      <w:numFmt w:val="bullet"/>
-      <w:lvlText w:val=""/>
-      <w:lvlJc w:val="left"/>
-      <w:pPr>
-        <w:tabs>
-          <w:tab w:val="num" w:pos="2880"/>
-        </w:tabs>
-        <w:ind w:left="2880" w:hanging="360"/>
-      </w:pPr>
-      <w:rPr>
-        <w:rFonts w:ascii="Wingdings" w:hAnsi="Wingdings" w:hint="default"/>
-        <w:sz w:val="20"/>
-      </w:rPr>
-    </w:lvl>
-    <w:lvl w:ilvl="4" w:tentative="1">
-      <w:start w:val="1"/>
-      <w:numFmt w:val="bullet"/>
-      <w:lvlText w:val=""/>
-      <w:lvlJc w:val="left"/>
-      <w:pPr>
-        <w:tabs>
-          <w:tab w:val="num" w:pos="3600"/>
-        </w:tabs>
-        <w:ind w:left="3600" w:hanging="360"/>
-      </w:pPr>
-      <w:rPr>
-        <w:rFonts w:ascii="Wingdings" w:hAnsi="Wingdings" w:hint="default"/>
-        <w:sz w:val="20"/>
-      </w:rPr>
-    </w:lvl>
-    <w:lvl w:ilvl="5" w:tentative="1">
-      <w:start w:val="1"/>
-      <w:numFmt w:val="bullet"/>
-      <w:lvlText w:val=""/>
-      <w:lvlJc w:val="left"/>
-      <w:pPr>
-        <w:tabs>
-          <w:tab w:val="num" w:pos="4320"/>
-        </w:tabs>
-        <w:ind w:left="4320" w:hanging="360"/>
-      </w:pPr>
-      <w:rPr>
-        <w:rFonts w:ascii="Wingdings" w:hAnsi="Wingdings" w:hint="default"/>
-        <w:sz w:val="20"/>
-      </w:rPr>
-    </w:lvl>
-    <w:lvl w:ilvl="6" w:tentative="1">
-      <w:start w:val="1"/>
-      <w:numFmt w:val="bullet"/>
-      <w:lvlText w:val=""/>
-      <w:lvlJc w:val="left"/>
-      <w:pPr>
-        <w:tabs>
-          <w:tab w:val="num" w:pos="5040"/>
-        </w:tabs>
-        <w:ind w:left="5040" w:hanging="360"/>
-      </w:pPr>
-      <w:rPr>
-        <w:rFonts w:ascii="Wingdings" w:hAnsi="Wingdings" w:hint="default"/>
-        <w:sz w:val="20"/>
-      </w:rPr>
-    </w:lvl>
-    <w:lvl w:ilvl="7" w:tentative="1">
-      <w:start w:val="1"/>
-      <w:numFmt w:val="bullet"/>
-      <w:lvlText w:val=""/>
-      <w:lvlJc w:val="left"/>
-      <w:pPr>
-        <w:tabs>
-          <w:tab w:val="num" w:pos="5760"/>
-        </w:tabs>
-        <w:ind w:left="5760" w:hanging="360"/>
-      </w:pPr>
-      <w:rPr>
-        <w:rFonts w:ascii="Wingdings" w:hAnsi="Wingdings" w:hint="default"/>
-        <w:sz w:val="20"/>
-      </w:rPr>
-    </w:lvl>
-    <w:lvl w:ilvl="8" w:tentative="1">
-      <w:start w:val="1"/>
-      <w:numFmt w:val="bullet"/>
-      <w:lvlText w:val=""/>
-      <w:lvlJc w:val="left"/>
-      <w:pPr>
-        <w:tabs>
-          <w:tab w:val="num" w:pos="6480"/>
-        </w:tabs>
-        <w:ind w:left="6480" w:hanging="360"/>
-      </w:pPr>
-      <w:rPr>
-        <w:rFonts w:ascii="Wingdings" w:hAnsi="Wingdings" w:hint="default"/>
-        <w:sz w:val="20"/>
-      </w:rPr>
-    </w:lvl>
-  </w:abstractNum>
-  <w:abstractNum w:abstractNumId="74" w15:restartNumberingAfterBreak="0">
+  <w:abstractNum w:abstractNumId="59" w15:restartNumberingAfterBreak="0">
     <w:nsid w:val="74361191"/>
     <w:multiLevelType w:val="multilevel"/>
     <w:tmpl w:val="148808DE"/>
@@ -37323,7 +35088,7 @@
       </w:rPr>
     </w:lvl>
   </w:abstractNum>
-  <w:abstractNum w:abstractNumId="75" w15:restartNumberingAfterBreak="0">
+  <w:abstractNum w:abstractNumId="60" w15:restartNumberingAfterBreak="0">
     <w:nsid w:val="74E308C2"/>
     <w:multiLevelType w:val="multilevel"/>
     <w:tmpl w:val="4BA2ECD6"/>
@@ -37472,156 +35237,7 @@
       </w:rPr>
     </w:lvl>
   </w:abstractNum>
-  <w:abstractNum w:abstractNumId="76" w15:restartNumberingAfterBreak="0">
-    <w:nsid w:val="76957E9C"/>
-    <w:multiLevelType w:val="multilevel"/>
-    <w:tmpl w:val="00644E58"/>
-    <w:lvl w:ilvl="0">
-      <w:start w:val="1"/>
-      <w:numFmt w:val="bullet"/>
-      <w:lvlText w:val=""/>
-      <w:lvlJc w:val="left"/>
-      <w:pPr>
-        <w:tabs>
-          <w:tab w:val="num" w:pos="720"/>
-        </w:tabs>
-        <w:ind w:left="720" w:hanging="360"/>
-      </w:pPr>
-      <w:rPr>
-        <w:rFonts w:ascii="Symbol" w:hAnsi="Symbol" w:hint="default"/>
-        <w:sz w:val="20"/>
-      </w:rPr>
-    </w:lvl>
-    <w:lvl w:ilvl="1" w:tentative="1">
-      <w:start w:val="1"/>
-      <w:numFmt w:val="bullet"/>
-      <w:lvlText w:val="o"/>
-      <w:lvlJc w:val="left"/>
-      <w:pPr>
-        <w:tabs>
-          <w:tab w:val="num" w:pos="1440"/>
-        </w:tabs>
-        <w:ind w:left="1440" w:hanging="360"/>
-      </w:pPr>
-      <w:rPr>
-        <w:rFonts w:ascii="Courier New" w:hAnsi="Courier New" w:hint="default"/>
-        <w:sz w:val="20"/>
-      </w:rPr>
-    </w:lvl>
-    <w:lvl w:ilvl="2" w:tentative="1">
-      <w:start w:val="1"/>
-      <w:numFmt w:val="bullet"/>
-      <w:lvlText w:val=""/>
-      <w:lvlJc w:val="left"/>
-      <w:pPr>
-        <w:tabs>
-          <w:tab w:val="num" w:pos="2160"/>
-        </w:tabs>
-        <w:ind w:left="2160" w:hanging="360"/>
-      </w:pPr>
-      <w:rPr>
-        <w:rFonts w:ascii="Wingdings" w:hAnsi="Wingdings" w:hint="default"/>
-        <w:sz w:val="20"/>
-      </w:rPr>
-    </w:lvl>
-    <w:lvl w:ilvl="3" w:tentative="1">
-      <w:start w:val="1"/>
-      <w:numFmt w:val="bullet"/>
-      <w:lvlText w:val=""/>
-      <w:lvlJc w:val="left"/>
-      <w:pPr>
-        <w:tabs>
-          <w:tab w:val="num" w:pos="2880"/>
-        </w:tabs>
-        <w:ind w:left="2880" w:hanging="360"/>
-      </w:pPr>
-      <w:rPr>
-        <w:rFonts w:ascii="Wingdings" w:hAnsi="Wingdings" w:hint="default"/>
-        <w:sz w:val="20"/>
-      </w:rPr>
-    </w:lvl>
-    <w:lvl w:ilvl="4" w:tentative="1">
-      <w:start w:val="1"/>
-      <w:numFmt w:val="bullet"/>
-      <w:lvlText w:val=""/>
-      <w:lvlJc w:val="left"/>
-      <w:pPr>
-        <w:tabs>
-          <w:tab w:val="num" w:pos="3600"/>
-        </w:tabs>
-        <w:ind w:left="3600" w:hanging="360"/>
-      </w:pPr>
-      <w:rPr>
-        <w:rFonts w:ascii="Wingdings" w:hAnsi="Wingdings" w:hint="default"/>
-        <w:sz w:val="20"/>
-      </w:rPr>
-    </w:lvl>
-    <w:lvl w:ilvl="5" w:tentative="1">
-      <w:start w:val="1"/>
-      <w:numFmt w:val="bullet"/>
-      <w:lvlText w:val=""/>
-      <w:lvlJc w:val="left"/>
-      <w:pPr>
-        <w:tabs>
-          <w:tab w:val="num" w:pos="4320"/>
-        </w:tabs>
-        <w:ind w:left="4320" w:hanging="360"/>
-      </w:pPr>
-      <w:rPr>
-        <w:rFonts w:ascii="Wingdings" w:hAnsi="Wingdings" w:hint="default"/>
-        <w:sz w:val="20"/>
-      </w:rPr>
-    </w:lvl>
-    <w:lvl w:ilvl="6" w:tentative="1">
-      <w:start w:val="1"/>
-      <w:numFmt w:val="bullet"/>
-      <w:lvlText w:val=""/>
-      <w:lvlJc w:val="left"/>
-      <w:pPr>
-        <w:tabs>
-          <w:tab w:val="num" w:pos="5040"/>
-        </w:tabs>
-        <w:ind w:left="5040" w:hanging="360"/>
-      </w:pPr>
-      <w:rPr>
-        <w:rFonts w:ascii="Wingdings" w:hAnsi="Wingdings" w:hint="default"/>
-        <w:sz w:val="20"/>
-      </w:rPr>
-    </w:lvl>
-    <w:lvl w:ilvl="7" w:tentative="1">
-      <w:start w:val="1"/>
-      <w:numFmt w:val="bullet"/>
-      <w:lvlText w:val=""/>
-      <w:lvlJc w:val="left"/>
-      <w:pPr>
-        <w:tabs>
-          <w:tab w:val="num" w:pos="5760"/>
-        </w:tabs>
-        <w:ind w:left="5760" w:hanging="360"/>
-      </w:pPr>
-      <w:rPr>
-        <w:rFonts w:ascii="Wingdings" w:hAnsi="Wingdings" w:hint="default"/>
-        <w:sz w:val="20"/>
-      </w:rPr>
-    </w:lvl>
-    <w:lvl w:ilvl="8" w:tentative="1">
-      <w:start w:val="1"/>
-      <w:numFmt w:val="bullet"/>
-      <w:lvlText w:val=""/>
-      <w:lvlJc w:val="left"/>
-      <w:pPr>
-        <w:tabs>
-          <w:tab w:val="num" w:pos="6480"/>
-        </w:tabs>
-        <w:ind w:left="6480" w:hanging="360"/>
-      </w:pPr>
-      <w:rPr>
-        <w:rFonts w:ascii="Wingdings" w:hAnsi="Wingdings" w:hint="default"/>
-        <w:sz w:val="20"/>
-      </w:rPr>
-    </w:lvl>
-  </w:abstractNum>
-  <w:abstractNum w:abstractNumId="77" w15:restartNumberingAfterBreak="0">
+  <w:abstractNum w:abstractNumId="61" w15:restartNumberingAfterBreak="0">
     <w:nsid w:val="779C7675"/>
     <w:multiLevelType w:val="multilevel"/>
     <w:tmpl w:val="67CEEA08"/>
@@ -37770,7 +35386,7 @@
       </w:rPr>
     </w:lvl>
   </w:abstractNum>
-  <w:abstractNum w:abstractNumId="78" w15:restartNumberingAfterBreak="0">
+  <w:abstractNum w:abstractNumId="62" w15:restartNumberingAfterBreak="0">
     <w:nsid w:val="77EF6F03"/>
     <w:multiLevelType w:val="multilevel"/>
     <w:tmpl w:val="2458CCAE"/>
@@ -37919,7 +35535,7 @@
       </w:rPr>
     </w:lvl>
   </w:abstractNum>
-  <w:abstractNum w:abstractNumId="79" w15:restartNumberingAfterBreak="0">
+  <w:abstractNum w:abstractNumId="63" w15:restartNumberingAfterBreak="0">
     <w:nsid w:val="780A6804"/>
     <w:multiLevelType w:val="multilevel"/>
     <w:tmpl w:val="3F80655E"/>
@@ -38068,7 +35684,7 @@
       </w:rPr>
     </w:lvl>
   </w:abstractNum>
-  <w:abstractNum w:abstractNumId="80" w15:restartNumberingAfterBreak="0">
+  <w:abstractNum w:abstractNumId="64" w15:restartNumberingAfterBreak="0">
     <w:nsid w:val="7AF27B5E"/>
     <w:multiLevelType w:val="multilevel"/>
     <w:tmpl w:val="4772534E"/>
@@ -38217,7 +35833,7 @@
       </w:rPr>
     </w:lvl>
   </w:abstractNum>
-  <w:abstractNum w:abstractNumId="81" w15:restartNumberingAfterBreak="0">
+  <w:abstractNum w:abstractNumId="65" w15:restartNumberingAfterBreak="0">
     <w:nsid w:val="7BE43B7F"/>
     <w:multiLevelType w:val="multilevel"/>
     <w:tmpl w:val="6466F512"/>
@@ -38366,7 +35982,7 @@
       </w:rPr>
     </w:lvl>
   </w:abstractNum>
-  <w:abstractNum w:abstractNumId="82" w15:restartNumberingAfterBreak="0">
+  <w:abstractNum w:abstractNumId="66" w15:restartNumberingAfterBreak="0">
     <w:nsid w:val="7E013F43"/>
     <w:multiLevelType w:val="multilevel"/>
     <w:tmpl w:val="47447B46"/>
@@ -38515,7 +36131,7 @@
       </w:rPr>
     </w:lvl>
   </w:abstractNum>
-  <w:abstractNum w:abstractNumId="83" w15:restartNumberingAfterBreak="0">
+  <w:abstractNum w:abstractNumId="67" w15:restartNumberingAfterBreak="0">
     <w:nsid w:val="7E0612F6"/>
     <w:multiLevelType w:val="multilevel"/>
     <w:tmpl w:val="5000752E"/>
@@ -38664,7 +36280,7 @@
       </w:rPr>
     </w:lvl>
   </w:abstractNum>
-  <w:abstractNum w:abstractNumId="84" w15:restartNumberingAfterBreak="0">
+  <w:abstractNum w:abstractNumId="68" w15:restartNumberingAfterBreak="0">
     <w:nsid w:val="7F744775"/>
     <w:multiLevelType w:val="multilevel"/>
     <w:tmpl w:val="23C004DE"/>
@@ -38813,7 +36429,7 @@
       </w:rPr>
     </w:lvl>
   </w:abstractNum>
-  <w:abstractNum w:abstractNumId="85" w15:restartNumberingAfterBreak="0">
+  <w:abstractNum w:abstractNumId="69" w15:restartNumberingAfterBreak="0">
     <w:nsid w:val="7FB0548F"/>
     <w:multiLevelType w:val="multilevel"/>
     <w:tmpl w:val="76503814"/>
@@ -38962,7 +36578,7 @@
       </w:rPr>
     </w:lvl>
   </w:abstractNum>
-  <w:abstractNum w:abstractNumId="86" w15:restartNumberingAfterBreak="0">
+  <w:abstractNum w:abstractNumId="70" w15:restartNumberingAfterBreak="0">
     <w:nsid w:val="7FBF0E2D"/>
     <w:multiLevelType w:val="multilevel"/>
     <w:tmpl w:val="FD2C2ED6"/>
@@ -39111,267 +36727,220 @@
       </w:rPr>
     </w:lvl>
   </w:abstractNum>
-  <w:num w:numId="1" w16cid:durableId="4285896">
-    <w:abstractNumId w:val="76"/>
+  <w:num w:numId="1" w16cid:durableId="832718158">
+    <w:abstractNumId w:val="13"/>
   </w:num>
-  <w:num w:numId="2" w16cid:durableId="299381811">
-    <w:abstractNumId w:val="73"/>
+  <w:num w:numId="2" w16cid:durableId="1385568323">
+    <w:abstractNumId w:val="66"/>
   </w:num>
-  <w:num w:numId="3" w16cid:durableId="562181174">
+  <w:num w:numId="3" w16cid:durableId="68117716">
+    <w:abstractNumId w:val="4"/>
+  </w:num>
+  <w:num w:numId="4" w16cid:durableId="483737431">
+    <w:abstractNumId w:val="63"/>
+  </w:num>
+  <w:num w:numId="5" w16cid:durableId="1224606959">
+    <w:abstractNumId w:val="26"/>
+  </w:num>
+  <w:num w:numId="6" w16cid:durableId="342824993">
+    <w:abstractNumId w:val="53"/>
+  </w:num>
+  <w:num w:numId="7" w16cid:durableId="26180704">
+    <w:abstractNumId w:val="54"/>
+  </w:num>
+  <w:num w:numId="8" w16cid:durableId="626933310">
+    <w:abstractNumId w:val="36"/>
+  </w:num>
+  <w:num w:numId="9" w16cid:durableId="577835231">
     <w:abstractNumId w:val="45"/>
   </w:num>
-  <w:num w:numId="4" w16cid:durableId="1651253747">
-    <w:abstractNumId w:val="53"/>
+  <w:num w:numId="10" w16cid:durableId="982542798">
+    <w:abstractNumId w:val="65"/>
   </w:num>
-  <w:num w:numId="5" w16cid:durableId="1057775809">
+  <w:num w:numId="11" w16cid:durableId="1124350516">
+    <w:abstractNumId w:val="52"/>
+  </w:num>
+  <w:num w:numId="12" w16cid:durableId="653218207">
+    <w:abstractNumId w:val="43"/>
+  </w:num>
+  <w:num w:numId="13" w16cid:durableId="1781100805">
+    <w:abstractNumId w:val="61"/>
+  </w:num>
+  <w:num w:numId="14" w16cid:durableId="494227111">
+    <w:abstractNumId w:val="20"/>
+  </w:num>
+  <w:num w:numId="15" w16cid:durableId="396250856">
+    <w:abstractNumId w:val="64"/>
+  </w:num>
+  <w:num w:numId="16" w16cid:durableId="1010060951">
+    <w:abstractNumId w:val="42"/>
+  </w:num>
+  <w:num w:numId="17" w16cid:durableId="797643007">
+    <w:abstractNumId w:val="44"/>
+  </w:num>
+  <w:num w:numId="18" w16cid:durableId="1649088778">
+    <w:abstractNumId w:val="8"/>
+  </w:num>
+  <w:num w:numId="19" w16cid:durableId="1270550608">
+    <w:abstractNumId w:val="34"/>
+  </w:num>
+  <w:num w:numId="20" w16cid:durableId="865558892">
+    <w:abstractNumId w:val="6"/>
+  </w:num>
+  <w:num w:numId="21" w16cid:durableId="395053102">
+    <w:abstractNumId w:val="25"/>
+  </w:num>
+  <w:num w:numId="22" w16cid:durableId="602735876">
+    <w:abstractNumId w:val="50"/>
+  </w:num>
+  <w:num w:numId="23" w16cid:durableId="909190971">
+    <w:abstractNumId w:val="60"/>
+  </w:num>
+  <w:num w:numId="24" w16cid:durableId="1425415399">
+    <w:abstractNumId w:val="15"/>
+  </w:num>
+  <w:num w:numId="25" w16cid:durableId="1963878935">
+    <w:abstractNumId w:val="21"/>
+  </w:num>
+  <w:num w:numId="26" w16cid:durableId="1301885859">
+    <w:abstractNumId w:val="35"/>
+  </w:num>
+  <w:num w:numId="27" w16cid:durableId="220949594">
+    <w:abstractNumId w:val="68"/>
+  </w:num>
+  <w:num w:numId="28" w16cid:durableId="1668629724">
+    <w:abstractNumId w:val="12"/>
+  </w:num>
+  <w:num w:numId="29" w16cid:durableId="1273828233">
+    <w:abstractNumId w:val="7"/>
+  </w:num>
+  <w:num w:numId="30" w16cid:durableId="1612318001">
+    <w:abstractNumId w:val="19"/>
+  </w:num>
+  <w:num w:numId="31" w16cid:durableId="449594062">
+    <w:abstractNumId w:val="5"/>
+  </w:num>
+  <w:num w:numId="32" w16cid:durableId="1580021339">
+    <w:abstractNumId w:val="56"/>
+  </w:num>
+  <w:num w:numId="33" w16cid:durableId="969945898">
+    <w:abstractNumId w:val="24"/>
+  </w:num>
+  <w:num w:numId="34" w16cid:durableId="114259226">
+    <w:abstractNumId w:val="17"/>
+  </w:num>
+  <w:num w:numId="35" w16cid:durableId="93593386">
+    <w:abstractNumId w:val="29"/>
+  </w:num>
+  <w:num w:numId="36" w16cid:durableId="1162769255">
+    <w:abstractNumId w:val="30"/>
+  </w:num>
+  <w:num w:numId="37" w16cid:durableId="727458988">
+    <w:abstractNumId w:val="18"/>
+  </w:num>
+  <w:num w:numId="38" w16cid:durableId="1099569967">
+    <w:abstractNumId w:val="59"/>
+  </w:num>
+  <w:num w:numId="39" w16cid:durableId="630090330">
+    <w:abstractNumId w:val="14"/>
+  </w:num>
+  <w:num w:numId="40" w16cid:durableId="290477070">
+    <w:abstractNumId w:val="38"/>
+  </w:num>
+  <w:num w:numId="41" w16cid:durableId="1469972801">
+    <w:abstractNumId w:val="58"/>
+  </w:num>
+  <w:num w:numId="42" w16cid:durableId="121726821">
+    <w:abstractNumId w:val="31"/>
+  </w:num>
+  <w:num w:numId="43" w16cid:durableId="1172992661">
+    <w:abstractNumId w:val="51"/>
+  </w:num>
+  <w:num w:numId="44" w16cid:durableId="711879110">
+    <w:abstractNumId w:val="1"/>
+  </w:num>
+  <w:num w:numId="45" w16cid:durableId="871848217">
+    <w:abstractNumId w:val="16"/>
+  </w:num>
+  <w:num w:numId="46" w16cid:durableId="1064833748">
+    <w:abstractNumId w:val="3"/>
+  </w:num>
+  <w:num w:numId="47" w16cid:durableId="142282390">
+    <w:abstractNumId w:val="70"/>
+  </w:num>
+  <w:num w:numId="48" w16cid:durableId="925073085">
+    <w:abstractNumId w:val="27"/>
+  </w:num>
+  <w:num w:numId="49" w16cid:durableId="1429962748">
+    <w:abstractNumId w:val="46"/>
+  </w:num>
+  <w:num w:numId="50" w16cid:durableId="1091927673">
+    <w:abstractNumId w:val="22"/>
+  </w:num>
+  <w:num w:numId="51" w16cid:durableId="500241223">
+    <w:abstractNumId w:val="37"/>
+  </w:num>
+  <w:num w:numId="52" w16cid:durableId="1311785600">
+    <w:abstractNumId w:val="40"/>
+  </w:num>
+  <w:num w:numId="53" w16cid:durableId="735856739">
+    <w:abstractNumId w:val="55"/>
+  </w:num>
+  <w:num w:numId="54" w16cid:durableId="780030938">
+    <w:abstractNumId w:val="23"/>
+  </w:num>
+  <w:num w:numId="55" w16cid:durableId="1106073196">
+    <w:abstractNumId w:val="11"/>
+  </w:num>
+  <w:num w:numId="56" w16cid:durableId="975598821">
+    <w:abstractNumId w:val="49"/>
+  </w:num>
+  <w:num w:numId="57" w16cid:durableId="1230262660">
+    <w:abstractNumId w:val="39"/>
+  </w:num>
+  <w:num w:numId="58" w16cid:durableId="1398750353">
+    <w:abstractNumId w:val="2"/>
+  </w:num>
+  <w:num w:numId="59" w16cid:durableId="1428310603">
+    <w:abstractNumId w:val="69"/>
+  </w:num>
+  <w:num w:numId="60" w16cid:durableId="80610922">
+    <w:abstractNumId w:val="57"/>
+  </w:num>
+  <w:num w:numId="61" w16cid:durableId="670915593">
     <w:abstractNumId w:val="33"/>
   </w:num>
-  <w:num w:numId="6" w16cid:durableId="150602866">
-    <w:abstractNumId w:val="16"/>
+  <w:num w:numId="62" w16cid:durableId="1298801421">
+    <w:abstractNumId w:val="9"/>
   </w:num>
-  <w:num w:numId="7" w16cid:durableId="959334704">
-    <w:abstractNumId w:val="30"/>
+  <w:num w:numId="63" w16cid:durableId="2065836862">
+    <w:abstractNumId w:val="32"/>
   </w:num>
-  <w:num w:numId="8" w16cid:durableId="832718158">
-    <w:abstractNumId w:val="15"/>
+  <w:num w:numId="64" w16cid:durableId="1289239053">
+    <w:abstractNumId w:val="47"/>
   </w:num>
-  <w:num w:numId="9" w16cid:durableId="127670141">
-    <w:abstractNumId w:val="18"/>
+  <w:num w:numId="65" w16cid:durableId="210967925">
+    <w:abstractNumId w:val="28"/>
   </w:num>
-  <w:num w:numId="10" w16cid:durableId="1472290819">
-    <w:abstractNumId w:val="44"/>
+  <w:num w:numId="66" w16cid:durableId="1379935430">
+    <w:abstractNumId w:val="41"/>
   </w:num>
-  <w:num w:numId="11" w16cid:durableId="22367743">
-    <w:abstractNumId w:val="19"/>
+  <w:num w:numId="67" w16cid:durableId="1854759417">
+    <w:abstractNumId w:val="62"/>
   </w:num>
-  <w:num w:numId="12" w16cid:durableId="1355616926">
-    <w:abstractNumId w:val="64"/>
+  <w:num w:numId="68" w16cid:durableId="1659963339">
+    <w:abstractNumId w:val="48"/>
   </w:num>
-  <w:num w:numId="13" w16cid:durableId="1618294300">
-    <w:abstractNumId w:val="65"/>
-  </w:num>
-  <w:num w:numId="14" w16cid:durableId="1075710960">
-    <w:abstractNumId w:val="7"/>
-  </w:num>
-  <w:num w:numId="15" w16cid:durableId="1929540281">
-    <w:abstractNumId w:val="21"/>
-  </w:num>
-  <w:num w:numId="16" w16cid:durableId="1328754058">
-    <w:abstractNumId w:val="29"/>
-  </w:num>
-  <w:num w:numId="17" w16cid:durableId="1385568323">
-    <w:abstractNumId w:val="82"/>
-  </w:num>
-  <w:num w:numId="18" w16cid:durableId="68117716">
-    <w:abstractNumId w:val="5"/>
-  </w:num>
-  <w:num w:numId="19" w16cid:durableId="483737431">
-    <w:abstractNumId w:val="79"/>
-  </w:num>
-  <w:num w:numId="20" w16cid:durableId="1224606959">
-    <w:abstractNumId w:val="35"/>
-  </w:num>
-  <w:num w:numId="21" w16cid:durableId="342824993">
+  <w:num w:numId="69" w16cid:durableId="1952390770">
     <w:abstractNumId w:val="67"/>
   </w:num>
-  <w:num w:numId="22" w16cid:durableId="26180704">
-    <w:abstractNumId w:val="68"/>
-  </w:num>
-  <w:num w:numId="23" w16cid:durableId="626933310">
-    <w:abstractNumId w:val="47"/>
-  </w:num>
-  <w:num w:numId="24" w16cid:durableId="577835231">
-    <w:abstractNumId w:val="57"/>
-  </w:num>
-  <w:num w:numId="25" w16cid:durableId="982542798">
-    <w:abstractNumId w:val="81"/>
-  </w:num>
-  <w:num w:numId="26" w16cid:durableId="1124350516">
-    <w:abstractNumId w:val="66"/>
-  </w:num>
-  <w:num w:numId="27" w16cid:durableId="653218207">
-    <w:abstractNumId w:val="55"/>
-  </w:num>
-  <w:num w:numId="28" w16cid:durableId="1781100805">
-    <w:abstractNumId w:val="77"/>
-  </w:num>
-  <w:num w:numId="29" w16cid:durableId="494227111">
-    <w:abstractNumId w:val="26"/>
-  </w:num>
-  <w:num w:numId="30" w16cid:durableId="396250856">
-    <w:abstractNumId w:val="80"/>
-  </w:num>
-  <w:num w:numId="31" w16cid:durableId="1010060951">
-    <w:abstractNumId w:val="54"/>
-  </w:num>
-  <w:num w:numId="32" w16cid:durableId="797643007">
-    <w:abstractNumId w:val="56"/>
-  </w:num>
-  <w:num w:numId="33" w16cid:durableId="1649088778">
+  <w:num w:numId="70" w16cid:durableId="2031753831">
     <w:abstractNumId w:val="10"/>
   </w:num>
-  <w:num w:numId="34" w16cid:durableId="1270550608">
-    <w:abstractNumId w:val="43"/>
-  </w:num>
-  <w:num w:numId="35" w16cid:durableId="865558892">
-    <w:abstractNumId w:val="8"/>
-  </w:num>
-  <w:num w:numId="36" w16cid:durableId="395053102">
-    <w:abstractNumId w:val="34"/>
-  </w:num>
-  <w:num w:numId="37" w16cid:durableId="602735876">
-    <w:abstractNumId w:val="62"/>
-  </w:num>
-  <w:num w:numId="38" w16cid:durableId="909190971">
-    <w:abstractNumId w:val="75"/>
-  </w:num>
-  <w:num w:numId="39" w16cid:durableId="1425415399">
-    <w:abstractNumId w:val="20"/>
-  </w:num>
-  <w:num w:numId="40" w16cid:durableId="1940063403">
-    <w:abstractNumId w:val="3"/>
-  </w:num>
-  <w:num w:numId="41" w16cid:durableId="1963878935">
-    <w:abstractNumId w:val="27"/>
-  </w:num>
-  <w:num w:numId="42" w16cid:durableId="1301885859">
-    <w:abstractNumId w:val="46"/>
-  </w:num>
-  <w:num w:numId="43" w16cid:durableId="220949594">
-    <w:abstractNumId w:val="84"/>
-  </w:num>
-  <w:num w:numId="44" w16cid:durableId="1668629724">
-    <w:abstractNumId w:val="14"/>
-  </w:num>
-  <w:num w:numId="45" w16cid:durableId="1273828233">
-    <w:abstractNumId w:val="9"/>
-  </w:num>
-  <w:num w:numId="46" w16cid:durableId="1612318001">
-    <w:abstractNumId w:val="25"/>
-  </w:num>
-  <w:num w:numId="47" w16cid:durableId="449594062">
-    <w:abstractNumId w:val="6"/>
-  </w:num>
-  <w:num w:numId="48" w16cid:durableId="1580021339">
-    <w:abstractNumId w:val="70"/>
-  </w:num>
-  <w:num w:numId="49" w16cid:durableId="969945898">
-    <w:abstractNumId w:val="32"/>
-  </w:num>
-  <w:num w:numId="50" w16cid:durableId="114259226">
-    <w:abstractNumId w:val="23"/>
-  </w:num>
-  <w:num w:numId="51" w16cid:durableId="93593386">
-    <w:abstractNumId w:val="38"/>
-  </w:num>
-  <w:num w:numId="52" w16cid:durableId="1162769255">
-    <w:abstractNumId w:val="39"/>
-  </w:num>
-  <w:num w:numId="53" w16cid:durableId="727458988">
-    <w:abstractNumId w:val="24"/>
-  </w:num>
-  <w:num w:numId="54" w16cid:durableId="1099569967">
-    <w:abstractNumId w:val="74"/>
-  </w:num>
-  <w:num w:numId="55" w16cid:durableId="630090330">
-    <w:abstractNumId w:val="17"/>
-  </w:num>
-  <w:num w:numId="56" w16cid:durableId="290477070">
-    <w:abstractNumId w:val="49"/>
-  </w:num>
-  <w:num w:numId="57" w16cid:durableId="1469972801">
-    <w:abstractNumId w:val="72"/>
-  </w:num>
-  <w:num w:numId="58" w16cid:durableId="121726821">
-    <w:abstractNumId w:val="40"/>
-  </w:num>
-  <w:num w:numId="59" w16cid:durableId="1172992661">
-    <w:abstractNumId w:val="63"/>
-  </w:num>
-  <w:num w:numId="60" w16cid:durableId="711879110">
-    <w:abstractNumId w:val="1"/>
-  </w:num>
-  <w:num w:numId="61" w16cid:durableId="871848217">
-    <w:abstractNumId w:val="22"/>
-  </w:num>
-  <w:num w:numId="62" w16cid:durableId="1064833748">
-    <w:abstractNumId w:val="4"/>
-  </w:num>
-  <w:num w:numId="63" w16cid:durableId="142282390">
-    <w:abstractNumId w:val="86"/>
-  </w:num>
-  <w:num w:numId="64" w16cid:durableId="925073085">
-    <w:abstractNumId w:val="36"/>
-  </w:num>
-  <w:num w:numId="65" w16cid:durableId="1429962748">
-    <w:abstractNumId w:val="58"/>
-  </w:num>
-  <w:num w:numId="66" w16cid:durableId="1091927673">
-    <w:abstractNumId w:val="28"/>
-  </w:num>
-  <w:num w:numId="67" w16cid:durableId="500241223">
-    <w:abstractNumId w:val="48"/>
-  </w:num>
-  <w:num w:numId="68" w16cid:durableId="1311785600">
-    <w:abstractNumId w:val="51"/>
-  </w:num>
-  <w:num w:numId="69" w16cid:durableId="735856739">
-    <w:abstractNumId w:val="69"/>
-  </w:num>
-  <w:num w:numId="70" w16cid:durableId="780030938">
-    <w:abstractNumId w:val="31"/>
-  </w:num>
-  <w:num w:numId="71" w16cid:durableId="1106073196">
-    <w:abstractNumId w:val="13"/>
-  </w:num>
-  <w:num w:numId="72" w16cid:durableId="975598821">
-    <w:abstractNumId w:val="61"/>
-  </w:num>
-  <w:num w:numId="73" w16cid:durableId="1230262660">
-    <w:abstractNumId w:val="50"/>
-  </w:num>
-  <w:num w:numId="74" w16cid:durableId="1398750353">
-    <w:abstractNumId w:val="2"/>
-  </w:num>
-  <w:num w:numId="75" w16cid:durableId="1428310603">
-    <w:abstractNumId w:val="85"/>
-  </w:num>
-  <w:num w:numId="76" w16cid:durableId="80610922">
-    <w:abstractNumId w:val="71"/>
-  </w:num>
-  <w:num w:numId="77" w16cid:durableId="670915593">
-    <w:abstractNumId w:val="42"/>
-  </w:num>
-  <w:num w:numId="78" w16cid:durableId="1298801421">
-    <w:abstractNumId w:val="11"/>
-  </w:num>
-  <w:num w:numId="79" w16cid:durableId="2065836862">
-    <w:abstractNumId w:val="41"/>
-  </w:num>
-  <w:num w:numId="80" w16cid:durableId="1289239053">
-    <w:abstractNumId w:val="59"/>
-  </w:num>
-  <w:num w:numId="81" w16cid:durableId="210967925">
-    <w:abstractNumId w:val="37"/>
-  </w:num>
-  <w:num w:numId="82" w16cid:durableId="1379935430">
-    <w:abstractNumId w:val="52"/>
-  </w:num>
-  <w:num w:numId="83" w16cid:durableId="1854759417">
-    <w:abstractNumId w:val="78"/>
-  </w:num>
-  <w:num w:numId="84" w16cid:durableId="1659963339">
-    <w:abstractNumId w:val="60"/>
-  </w:num>
-  <w:num w:numId="85" w16cid:durableId="1952390770">
-    <w:abstractNumId w:val="83"/>
-  </w:num>
-  <w:num w:numId="86" w16cid:durableId="2031753831">
-    <w:abstractNumId w:val="12"/>
-  </w:num>
-  <w:num w:numId="87" w16cid:durableId="810946680">
+  <w:num w:numId="71" w16cid:durableId="810946680">
     <w:abstractNumId w:val="0"/>
   </w:num>
+  <w:numIdMacAtCleanup w:val="71"/>
 </w:numbering>
 </file>
 
